--- a/site/сайт-текст/KSK-Farmos-Website-Text-DE.docx
+++ b/site/сайт-текст/KSK-Farmos-Website-Text-DE.docx
@@ -60,21 +60,21 @@
     </w:p>
     <w:p>
       <w:pPr>
-        <w:spacing w:before="400" w:after="80"/>
+        <w:spacing w:before="480" w:after="80"/>
       </w:pPr>
       <w:r>
         <w:rPr>
           <w:rFonts w:ascii="Georgia" w:hAnsi="Georgia"/>
           <w:b/>
           <w:color w:val="4C2B73"/>
-          <w:sz w:val="30"/>
+          <w:sz w:val="32"/>
         </w:rPr>
         <w:t>STARTSEITE</w:t>
       </w:r>
     </w:p>
     <w:p>
       <w:pPr>
-        <w:spacing w:after="200"/>
+        <w:spacing w:after="320"/>
       </w:pPr>
       <w:r>
         <w:rPr>
@@ -88,21 +88,22 @@
     </w:p>
     <w:p>
       <w:pPr>
-        <w:spacing w:before="240" w:after="120"/>
+        <w:keepNext/>
+        <w:spacing w:before="280" w:after="160"/>
       </w:pPr>
       <w:r>
         <w:rPr>
           <w:rFonts w:ascii="Georgia" w:hAnsi="Georgia"/>
           <w:b/>
-          <w:color w:val="2C2C2C"/>
-          <w:sz w:val="23"/>
+          <w:color w:val="4C2B73"/>
+          <w:sz w:val="26"/>
         </w:rPr>
-        <w:t>Block: Bereich 1</w:t>
+        <w:t>Professionelle Pflege, die ankommt.</w:t>
       </w:r>
     </w:p>
     <w:p>
       <w:pPr>
-        <w:spacing w:after="60"/>
+        <w:spacing w:after="120"/>
       </w:pPr>
       <w:r>
         <w:rPr>
@@ -110,26 +111,12 @@
           <w:color w:val="2C2C2C"/>
           <w:sz w:val="20"/>
         </w:rPr>
-        <w:t>•  Seit 2013 versorgen wir Menschen mit schweren Erkrankungen in ganz Hessen. Mit durchschnittlich 5,5 Mitarbeitern pro Patient und einem Team aus examinierten Fachkräften garantieren wir eine 24/7-Versorgung auf höchstem Niveau — im eigenen Zuhause oder in unserer Einrichtung in Kassel.</w:t>
+        <w:t>Ambulante Intensivpflege bei Ihnen zu Hause oder in unserer Einrichtung in Kassel — 24 Stunden am Tag, 7 Tage die Woche.</w:t>
       </w:r>
     </w:p>
     <w:p>
       <w:pPr>
-        <w:spacing w:before="240" w:after="120"/>
-      </w:pPr>
-      <w:r>
-        <w:rPr>
-          <w:rFonts w:ascii="Georgia" w:hAnsi="Georgia"/>
-          <w:b/>
-          <w:color w:val="2C2C2C"/>
-          <w:sz w:val="23"/>
-        </w:rPr>
-        <w:t>Block: Wie wir helfen</w:t>
-      </w:r>
-    </w:p>
-    <w:p>
-      <w:pPr>
-        <w:spacing w:after="60"/>
+        <w:spacing w:after="120"/>
       </w:pPr>
       <w:r>
         <w:rPr>
@@ -137,90 +124,276 @@
           <w:color w:val="2C2C2C"/>
           <w:sz w:val="20"/>
         </w:rPr>
-        <w:t>•  Unsere Leistungen</w:t>
+        <w:t>Seit 2013 versorgen wir Menschen mit schweren Erkrankungen in ganz Hessen. Mit durchschnittlich 5,5 Mitarbeitern pro Patient und einem Team aus examinierten Fachkräften garantieren wir eine 24/7-Versorgung auf höchstem Niveau — im eigenen Zuhause oder in unserer Einrichtung in Kassel.</w:t>
       </w:r>
     </w:p>
     <w:p>
       <w:pPr>
-        <w:spacing w:after="60"/>
-      </w:pPr>
+        <w:keepNext/>
+        <w:spacing w:before="280" w:after="160"/>
+      </w:pPr>
+      <w:r>
+        <w:rPr>
+          <w:rFonts w:ascii="Georgia" w:hAnsi="Georgia"/>
+          <w:b/>
+          <w:color w:val="4C2B73"/>
+          <w:sz w:val="26"/>
+        </w:rPr>
+        <w:t>Wie wir helfen</w:t>
+      </w:r>
+    </w:p>
+    <w:p>
+      <w:pPr>
+        <w:spacing w:after="160"/>
+      </w:pPr>
+      <w:r>
+        <w:rPr>
+          <w:rFonts w:ascii="Arial" w:hAnsi="Arial"/>
+          <w:b/>
+          <w:color w:val="2C2C2C"/>
+          <w:sz w:val="20"/>
+        </w:rPr>
+        <w:t>Häusliche Intensivpflege</w:t>
+      </w:r>
+      <w:r>
+        <w:br/>
+      </w:r>
       <w:r>
         <w:rPr>
           <w:rFonts w:ascii="Arial" w:hAnsi="Arial"/>
           <w:color w:val="2C2C2C"/>
           <w:sz w:val="20"/>
         </w:rPr>
-        <w:t>•  Wie wir helfen</w:t>
+        <w:t>Professionelle Versorgung in Ihren eigenen vier Wänden — rund um die Uhr.</w:t>
       </w:r>
     </w:p>
     <w:p>
       <w:pPr>
-        <w:spacing w:after="60"/>
-      </w:pPr>
+        <w:spacing w:after="160"/>
+      </w:pPr>
+      <w:r>
+        <w:rPr>
+          <w:rFonts w:ascii="Arial" w:hAnsi="Arial"/>
+          <w:b/>
+          <w:color w:val="2C2C2C"/>
+          <w:sz w:val="20"/>
+        </w:rPr>
+        <w:t>Häusliche Intensivpflege</w:t>
+      </w:r>
+      <w:r>
+        <w:br/>
+      </w:r>
       <w:r>
         <w:rPr>
           <w:rFonts w:ascii="Arial" w:hAnsi="Arial"/>
           <w:color w:val="2C2C2C"/>
           <w:sz w:val="20"/>
         </w:rPr>
-        <w:t>•  Häusliche Intensivpflege</w:t>
+        <w:t>Professionelle Versorgung in Ihren eigenen vier Wänden — rund um die Uhr.</w:t>
       </w:r>
     </w:p>
     <w:p>
       <w:pPr>
-        <w:spacing w:after="60"/>
-      </w:pPr>
+        <w:spacing w:after="160"/>
+      </w:pPr>
+      <w:r>
+        <w:rPr>
+          <w:rFonts w:ascii="Arial" w:hAnsi="Arial"/>
+          <w:b/>
+          <w:color w:val="2C2C2C"/>
+          <w:sz w:val="20"/>
+        </w:rPr>
+        <w:t>Aufenthaltskonzept Kassel</w:t>
+      </w:r>
+      <w:r>
+        <w:br/>
+      </w:r>
       <w:r>
         <w:rPr>
           <w:rFonts w:ascii="Arial" w:hAnsi="Arial"/>
           <w:color w:val="2C2C2C"/>
           <w:sz w:val="20"/>
         </w:rPr>
-        <w:t>•  Professionelle Versorgung in Ihren eigenen vier Wänden — rund um die Uhr.</w:t>
+        <w:t>Eigenes Zimmer, Garten, Bibliothek und 24h-Betreuung an der Sommerbergstraße 14.</w:t>
       </w:r>
     </w:p>
     <w:p>
       <w:pPr>
-        <w:spacing w:after="60"/>
-      </w:pPr>
+        <w:spacing w:after="160"/>
+      </w:pPr>
+      <w:r>
+        <w:rPr>
+          <w:rFonts w:ascii="Arial" w:hAnsi="Arial"/>
+          <w:b/>
+          <w:color w:val="2C2C2C"/>
+          <w:sz w:val="20"/>
+        </w:rPr>
+        <w:t>Aufenthaltskonzept Kassel</w:t>
+      </w:r>
+      <w:r>
+        <w:br/>
+      </w:r>
       <w:r>
         <w:rPr>
           <w:rFonts w:ascii="Arial" w:hAnsi="Arial"/>
           <w:color w:val="2C2C2C"/>
           <w:sz w:val="20"/>
         </w:rPr>
-        <w:t>•  Aufenthaltskonzept Kassel</w:t>
+        <w:t>Eigenes Zimmer, Garten, Bibliothek und 24h-Betreuung an der Sommerbergstraße 14.</w:t>
       </w:r>
     </w:p>
     <w:p>
       <w:pPr>
-        <w:spacing w:after="60"/>
-      </w:pPr>
+        <w:spacing w:after="160"/>
+      </w:pPr>
+      <w:r>
+        <w:rPr>
+          <w:rFonts w:ascii="Arial" w:hAnsi="Arial"/>
+          <w:b/>
+          <w:color w:val="2C2C2C"/>
+          <w:sz w:val="20"/>
+        </w:rPr>
+        <w:t>Fort- und Weiterbildungen</w:t>
+      </w:r>
+      <w:r>
+        <w:br/>
+      </w:r>
       <w:r>
         <w:rPr>
           <w:rFonts w:ascii="Arial" w:hAnsi="Arial"/>
           <w:color w:val="2C2C2C"/>
           <w:sz w:val="20"/>
         </w:rPr>
-        <w:t>•  Eigenes Zimmer, Garten, Bibliothek und 24h-Betreuung an der Sommerbergstraße 14.</w:t>
+        <w:t>Regelmäßige Schulungen durch Fachärzte in 8 medizinischen Fachbereichen.</w:t>
       </w:r>
     </w:p>
     <w:p>
       <w:pPr>
-        <w:spacing w:after="60"/>
-      </w:pPr>
+        <w:spacing w:after="160"/>
+      </w:pPr>
+      <w:r>
+        <w:rPr>
+          <w:rFonts w:ascii="Arial" w:hAnsi="Arial"/>
+          <w:b/>
+          <w:color w:val="2C2C2C"/>
+          <w:sz w:val="20"/>
+        </w:rPr>
+        <w:t>Fort- und Weiterbildungen</w:t>
+      </w:r>
+      <w:r>
+        <w:br/>
+      </w:r>
       <w:r>
         <w:rPr>
           <w:rFonts w:ascii="Arial" w:hAnsi="Arial"/>
           <w:color w:val="2C2C2C"/>
           <w:sz w:val="20"/>
         </w:rPr>
-        <w:t>•  Fort- und Weiterbildungen</w:t>
+        <w:t>Regelmäßige Schulungen durch Fachärzte in 8 medizinischen Fachbereichen.</w:t>
       </w:r>
     </w:p>
     <w:p>
       <w:pPr>
-        <w:spacing w:after="60"/>
+        <w:keepNext/>
+        <w:spacing w:before="280" w:after="160"/>
+      </w:pPr>
+      <w:r>
+        <w:rPr>
+          <w:rFonts w:ascii="Georgia" w:hAnsi="Georgia"/>
+          <w:b/>
+          <w:color w:val="4C2B73"/>
+          <w:sz w:val="26"/>
+        </w:rPr>
+        <w:t>Wen wir versorgen</w:t>
+      </w:r>
+    </w:p>
+    <w:p>
+      <w:pPr>
+        <w:spacing w:after="160"/>
+      </w:pPr>
+      <w:r>
+        <w:rPr>
+          <w:rFonts w:ascii="Arial" w:hAnsi="Arial"/>
+          <w:b/>
+          <w:color w:val="2C2C2C"/>
+          <w:sz w:val="20"/>
+        </w:rPr>
+        <w:t>Beatmungspatienten</w:t>
+      </w:r>
+    </w:p>
+    <w:p>
+      <w:pPr>
+        <w:spacing w:after="160"/>
+      </w:pPr>
+      <w:r>
+        <w:rPr>
+          <w:rFonts w:ascii="Arial" w:hAnsi="Arial"/>
+          <w:b/>
+          <w:color w:val="2C2C2C"/>
+          <w:sz w:val="20"/>
+        </w:rPr>
+        <w:t>Wachkoma (Apallisches Syndrom)</w:t>
+      </w:r>
+    </w:p>
+    <w:p>
+      <w:pPr>
+        <w:spacing w:after="160"/>
+      </w:pPr>
+      <w:r>
+        <w:rPr>
+          <w:rFonts w:ascii="Arial" w:hAnsi="Arial"/>
+          <w:b/>
+          <w:color w:val="2C2C2C"/>
+          <w:sz w:val="20"/>
+        </w:rPr>
+        <w:t>ALS / Neurologische Erkrankungen</w:t>
+      </w:r>
+    </w:p>
+    <w:p>
+      <w:pPr>
+        <w:spacing w:after="160"/>
+      </w:pPr>
+      <w:r>
+        <w:rPr>
+          <w:rFonts w:ascii="Arial" w:hAnsi="Arial"/>
+          <w:b/>
+          <w:color w:val="2C2C2C"/>
+          <w:sz w:val="20"/>
+        </w:rPr>
+        <w:t>Querschnittslähmung</w:t>
+      </w:r>
+    </w:p>
+    <w:p>
+      <w:pPr>
+        <w:spacing w:after="160"/>
+      </w:pPr>
+      <w:r>
+        <w:rPr>
+          <w:rFonts w:ascii="Arial" w:hAnsi="Arial"/>
+          <w:b/>
+          <w:color w:val="2C2C2C"/>
+          <w:sz w:val="20"/>
+        </w:rPr>
+        <w:t>Schädel-Hirn-Trauma</w:t>
+      </w:r>
+    </w:p>
+    <w:p>
+      <w:pPr>
+        <w:spacing w:after="120"/>
+      </w:pPr>
+      <w:r>
+        <w:rPr>
+          <w:rFonts w:ascii="Arial" w:hAnsi="Arial"/>
+          <w:i/>
+          <w:color w:val="6E6E6E"/>
+          <w:sz w:val="19"/>
+        </w:rPr>
+        <w:t>Das Wohl des Patienten ist oberstes Gesetz. Unser Leitbild</w:t>
+      </w:r>
+    </w:p>
+    <w:p>
+      <w:pPr>
+        <w:spacing w:after="120"/>
       </w:pPr>
       <w:r>
         <w:rPr>
@@ -228,92 +401,156 @@
           <w:color w:val="2C2C2C"/>
           <w:sz w:val="20"/>
         </w:rPr>
-        <w:t>•  Regelmäßige Schulungen durch Fachärzte in 8 medizinischen Fachbereichen.</w:t>
+        <w:t>Das Wohl des Patienten ist oberstes Gesetz.</w:t>
       </w:r>
     </w:p>
     <w:p>
       <w:pPr>
-        <w:spacing w:before="240" w:after="120"/>
+        <w:spacing w:after="120"/>
+      </w:pPr>
+      <w:r>
+        <w:rPr>
+          <w:rFonts w:ascii="Arial" w:hAnsi="Arial"/>
+          <w:i/>
+          <w:color w:val="6E6E6E"/>
+          <w:sz w:val="19"/>
+        </w:rPr>
+        <w:t>Unser Leitbild</w:t>
+      </w:r>
+    </w:p>
+    <w:p>
+      <w:pPr>
+        <w:keepNext/>
+        <w:spacing w:before="280" w:after="160"/>
       </w:pPr>
       <w:r>
         <w:rPr>
           <w:rFonts w:ascii="Georgia" w:hAnsi="Georgia"/>
           <w:b/>
-          <w:color w:val="2C2C2C"/>
-          <w:sz w:val="23"/>
+          <w:color w:val="4C2B73"/>
+          <w:sz w:val="26"/>
         </w:rPr>
-        <w:t>Block: Wie wir helfen</w:t>
+        <w:t>In 3 Schritten zur Versorgung</w:t>
       </w:r>
     </w:p>
     <w:p>
       <w:pPr>
-        <w:spacing w:after="60"/>
-      </w:pPr>
+        <w:spacing w:after="160"/>
+      </w:pPr>
+      <w:r>
+        <w:rPr>
+          <w:rFonts w:ascii="Arial" w:hAnsi="Arial"/>
+          <w:b/>
+          <w:color w:val="2C2C2C"/>
+          <w:sz w:val="20"/>
+        </w:rPr>
+        <w:t>Erstes Gespräch</w:t>
+      </w:r>
+      <w:r>
+        <w:br/>
+      </w:r>
       <w:r>
         <w:rPr>
           <w:rFonts w:ascii="Arial" w:hAnsi="Arial"/>
           <w:color w:val="2C2C2C"/>
           <w:sz w:val="20"/>
         </w:rPr>
-        <w:t>•  Unsere Leistungen</w:t>
+        <w:t>Kostenlos und unverbindlich — wir lernen Ihre Situation kennen und beraten Sie persönlich.</w:t>
       </w:r>
     </w:p>
     <w:p>
       <w:pPr>
-        <w:spacing w:after="60"/>
-      </w:pPr>
+        <w:spacing w:after="160"/>
+      </w:pPr>
+      <w:r>
+        <w:rPr>
+          <w:rFonts w:ascii="Arial" w:hAnsi="Arial"/>
+          <w:b/>
+          <w:color w:val="2C2C2C"/>
+          <w:sz w:val="20"/>
+        </w:rPr>
+        <w:t>Erstes Gespräch</w:t>
+      </w:r>
+      <w:r>
+        <w:br/>
+      </w:r>
       <w:r>
         <w:rPr>
           <w:rFonts w:ascii="Arial" w:hAnsi="Arial"/>
           <w:color w:val="2C2C2C"/>
           <w:sz w:val="20"/>
         </w:rPr>
-        <w:t>•  Wie wir helfen</w:t>
+        <w:t>Kostenlos und unverbindlich — wir lernen Ihre Situation kennen und beraten Sie persönlich.</w:t>
       </w:r>
     </w:p>
     <w:p>
       <w:pPr>
-        <w:spacing w:before="240" w:after="120"/>
+        <w:spacing w:after="160"/>
       </w:pPr>
       <w:r>
         <w:rPr>
-          <w:rFonts w:ascii="Georgia" w:hAnsi="Georgia"/>
+          <w:rFonts w:ascii="Arial" w:hAnsi="Arial"/>
           <w:b/>
           <w:color w:val="2C2C2C"/>
-          <w:sz w:val="23"/>
+          <w:sz w:val="20"/>
         </w:rPr>
-        <w:t>Block: Wen wir versorgen</w:t>
-      </w:r>
-    </w:p>
-    <w:p>
-      <w:pPr>
-        <w:spacing w:after="60"/>
-      </w:pPr>
+        <w:t>Individuelle Planung</w:t>
+      </w:r>
+      <w:r>
+        <w:br/>
+      </w:r>
       <w:r>
         <w:rPr>
           <w:rFonts w:ascii="Arial" w:hAnsi="Arial"/>
           <w:color w:val="2C2C2C"/>
           <w:sz w:val="20"/>
         </w:rPr>
-        <w:t>•  Diagnosen</w:t>
+        <w:t>Wir erstellen einen Pflegeplan, stimmen uns mit Ärzten ab und klären die Kostenübernahme.</w:t>
       </w:r>
     </w:p>
     <w:p>
       <w:pPr>
-        <w:spacing w:after="60"/>
-      </w:pPr>
+        <w:spacing w:after="160"/>
+      </w:pPr>
+      <w:r>
+        <w:rPr>
+          <w:rFonts w:ascii="Arial" w:hAnsi="Arial"/>
+          <w:b/>
+          <w:color w:val="2C2C2C"/>
+          <w:sz w:val="20"/>
+        </w:rPr>
+        <w:t>Versorgungsbeginn</w:t>
+      </w:r>
+      <w:r>
+        <w:br/>
+      </w:r>
       <w:r>
         <w:rPr>
           <w:rFonts w:ascii="Arial" w:hAnsi="Arial"/>
           <w:color w:val="2C2C2C"/>
           <w:sz w:val="20"/>
         </w:rPr>
-        <w:t>•  Wen wir versorgen</w:t>
+        <w:t>Ihr persönliches Pflegeteam beginnt die Versorgung — professionell und zuverlässig.</w:t>
       </w:r>
     </w:p>
     <w:p>
       <w:pPr>
-        <w:spacing w:after="60"/>
+        <w:keepNext/>
+        <w:spacing w:before="280" w:after="160"/>
+      </w:pPr>
+      <w:r>
+        <w:rPr>
+          <w:rFonts w:ascii="Georgia" w:hAnsi="Georgia"/>
+          <w:b/>
+          <w:color w:val="4C2B73"/>
+          <w:sz w:val="26"/>
+        </w:rPr>
+        <w:t>Wer wir sind</w:t>
+      </w:r>
+    </w:p>
+    <w:p>
+      <w:pPr>
+        <w:spacing w:after="120"/>
       </w:pPr>
       <w:r>
         <w:rPr>
@@ -321,12 +558,26 @@
           <w:color w:val="2C2C2C"/>
           <w:sz w:val="20"/>
         </w:rPr>
-        <w:t>•  Beatmungspatienten</w:t>
+        <w:t>Der ambulante Intensivpflegedienst KSK Farmos GmbH &amp; Co. KG wurde 2013 von Viktor Beresnev in Volkmarsen gegründet. Seitdem versorgen wir Patienten hessenweit — mit Herz, Fachwissen und modernster Ausstattung.</w:t>
       </w:r>
     </w:p>
     <w:p>
       <w:pPr>
-        <w:spacing w:after="60"/>
+        <w:spacing w:after="120"/>
+      </w:pPr>
+      <w:r>
+        <w:rPr>
+          <w:rFonts w:ascii="Arial" w:hAnsi="Arial"/>
+          <w:i/>
+          <w:color w:val="6E6E6E"/>
+          <w:sz w:val="19"/>
+        </w:rPr>
+        <w:t>5,5 Mitarbeiter pro Patient — weit über dem Branchendurchschnitt.</w:t>
+      </w:r>
+    </w:p>
+    <w:p>
+      <w:pPr>
+        <w:spacing w:after="120"/>
       </w:pPr>
       <w:r>
         <w:rPr>
@@ -334,12 +585,27 @@
           <w:color w:val="2C2C2C"/>
           <w:sz w:val="20"/>
         </w:rPr>
-        <w:t>•  Invasive und nicht-invasive Beatmung</w:t>
+        <w:t>5,5 Mitarbeiter pro Patient — weit über dem Branchendurchschnitt.</w:t>
       </w:r>
     </w:p>
     <w:p>
       <w:pPr>
-        <w:spacing w:after="60"/>
+        <w:keepNext/>
+        <w:spacing w:before="280" w:after="160"/>
+      </w:pPr>
+      <w:r>
+        <w:rPr>
+          <w:rFonts w:ascii="Georgia" w:hAnsi="Georgia"/>
+          <w:b/>
+          <w:color w:val="4C2B73"/>
+          <w:sz w:val="26"/>
+        </w:rPr>
+        <w:t>Das sagen unsere Patienten</w:t>
+      </w:r>
+    </w:p>
+    <w:p>
+      <w:pPr>
+        <w:spacing w:after="160"/>
       </w:pPr>
       <w:r>
         <w:rPr>
@@ -347,12 +613,12 @@
           <w:color w:val="2C2C2C"/>
           <w:sz w:val="20"/>
         </w:rPr>
-        <w:t>•  Wachkoma (Apallisches Syndrom)</w:t>
+        <w:t>"Sehr kompetentes und einfühlsames Team. Die 24h-Betreuung in Kassel ist eine enorme Entlastung für unsere Familie. Wir fühlen uns perfekt aufgehoben."</w:t>
       </w:r>
     </w:p>
     <w:p>
       <w:pPr>
-        <w:spacing w:after="60"/>
+        <w:spacing w:after="160"/>
       </w:pPr>
       <w:r>
         <w:rPr>
@@ -360,12 +626,12 @@
           <w:color w:val="2C2C2C"/>
           <w:sz w:val="20"/>
         </w:rPr>
-        <w:t>•  Langzeitversorgung und Stimulation</w:t>
+        <w:t>"Sehr kompetentes und einfühlsames Team. Die 24h-Betreuung in Kassel ist eine enorme Entlastung für unsere Familie. Wir fühlen uns perfekt aufgehoben."</w:t>
       </w:r>
     </w:p>
     <w:p>
       <w:pPr>
-        <w:spacing w:after="60"/>
+        <w:spacing w:after="160"/>
       </w:pPr>
       <w:r>
         <w:rPr>
@@ -373,12 +639,12 @@
           <w:color w:val="2C2C2C"/>
           <w:sz w:val="20"/>
         </w:rPr>
-        <w:t>•  ALS / Neurologische Erkrankungen</w:t>
+        <w:t>"Dank der häuslichen Intensivpflege von KSK Farmos GmbH &amp; Co. KG kann mein Vater in seiner gewohnten Umgebung bleiben. Zuverlässig und stets freundlich."</w:t>
       </w:r>
     </w:p>
     <w:p>
       <w:pPr>
-        <w:spacing w:after="60"/>
+        <w:spacing w:after="160"/>
       </w:pPr>
       <w:r>
         <w:rPr>
@@ -386,12 +652,27 @@
           <w:color w:val="2C2C2C"/>
           <w:sz w:val="20"/>
         </w:rPr>
-        <w:t>•  Progressive Begleitung</w:t>
+        <w:t>"Vom ersten Gespräch bis zur Umsetzung der Pflege lief alles reibungslos. Die Pflegekräfte sind hochqualifiziert und arbeiten sehr professionell."</w:t>
       </w:r>
     </w:p>
     <w:p>
       <w:pPr>
-        <w:spacing w:after="60"/>
+        <w:keepNext/>
+        <w:spacing w:before="280" w:after="160"/>
+      </w:pPr>
+      <w:r>
+        <w:rPr>
+          <w:rFonts w:ascii="Georgia" w:hAnsi="Georgia"/>
+          <w:b/>
+          <w:color w:val="4C2B73"/>
+          <w:sz w:val="26"/>
+        </w:rPr>
+        <w:t>Werden Sie Teil unseres Teams</w:t>
+      </w:r>
+    </w:p>
+    <w:p>
+      <w:pPr>
+        <w:spacing w:after="120"/>
       </w:pPr>
       <w:r>
         <w:rPr>
@@ -399,12 +680,12 @@
           <w:color w:val="2C2C2C"/>
           <w:sz w:val="20"/>
         </w:rPr>
-        <w:t>•  Querschnittslähmung</w:t>
+        <w:t>Wir beraten Sie persönlich — unverbindlich und kostenfrei.</w:t>
       </w:r>
     </w:p>
     <w:p>
       <w:pPr>
-        <w:spacing w:after="60"/>
+        <w:spacing w:after="120"/>
       </w:pPr>
       <w:r>
         <w:rPr>
@@ -412,664 +693,31 @@
           <w:color w:val="2C2C2C"/>
           <w:sz w:val="20"/>
         </w:rPr>
-        <w:t>•  Ganzheitliche Pflege</w:t>
+        <w:t>Übertarifliche Bezahlung, Weiterbildung und Firmenwagen.</w:t>
       </w:r>
     </w:p>
     <w:p>
-      <w:pPr>
-        <w:spacing w:after="60"/>
-      </w:pPr>
-      <w:r>
-        <w:rPr>
-          <w:rFonts w:ascii="Arial" w:hAnsi="Arial"/>
-          <w:color w:val="2C2C2C"/>
-          <w:sz w:val="20"/>
-        </w:rPr>
-        <w:t>•  Schädel-Hirn-Trauma</w:t>
+      <w:r>
+        <w:br w:type="page"/>
       </w:r>
     </w:p>
     <w:p>
       <w:pPr>
-        <w:spacing w:after="60"/>
-      </w:pPr>
-      <w:r>
-        <w:rPr>
-          <w:rFonts w:ascii="Arial" w:hAnsi="Arial"/>
-          <w:color w:val="2C2C2C"/>
-          <w:sz w:val="20"/>
-        </w:rPr>
-        <w:t>•  Rehabilitation und Stabilisierung</w:t>
-      </w:r>
-    </w:p>
-    <w:p>
-      <w:pPr>
-        <w:spacing w:after="60"/>
-      </w:pPr>
-      <w:r>
-        <w:rPr>
-          <w:rFonts w:ascii="Arial" w:hAnsi="Arial"/>
-          <w:color w:val="2C2C2C"/>
-          <w:sz w:val="20"/>
-        </w:rPr>
-        <w:t>•  Das Wohl des Patienten ist oberstes Gesetz.</w:t>
-      </w:r>
-    </w:p>
-    <w:p>
-      <w:pPr>
-        <w:spacing w:after="60"/>
-      </w:pPr>
-      <w:r>
-        <w:rPr>
-          <w:rFonts w:ascii="Arial" w:hAnsi="Arial"/>
-          <w:color w:val="2C2C2C"/>
-          <w:sz w:val="20"/>
-        </w:rPr>
-        <w:t>•  Unser Leitbild</w:t>
-      </w:r>
-    </w:p>
-    <w:p>
-      <w:pPr>
-        <w:spacing w:before="240" w:after="120"/>
-      </w:pPr>
-      <w:r>
-        <w:rPr>
-          <w:rFonts w:ascii="Georgia" w:hAnsi="Georgia"/>
-          <w:b/>
-          <w:color w:val="2C2C2C"/>
-          <w:sz w:val="23"/>
-        </w:rPr>
-        <w:t>Block: In 3 Schritten zur Versorgung</w:t>
-      </w:r>
-    </w:p>
-    <w:p>
-      <w:pPr>
-        <w:spacing w:after="60"/>
-      </w:pPr>
-      <w:r>
-        <w:rPr>
-          <w:rFonts w:ascii="Arial" w:hAnsi="Arial"/>
-          <w:color w:val="2C2C2C"/>
-          <w:sz w:val="20"/>
-        </w:rPr>
-        <w:t>•  So funktioniert es</w:t>
-      </w:r>
-    </w:p>
-    <w:p>
-      <w:pPr>
-        <w:spacing w:after="60"/>
-      </w:pPr>
-      <w:r>
-        <w:rPr>
-          <w:rFonts w:ascii="Arial" w:hAnsi="Arial"/>
-          <w:color w:val="2C2C2C"/>
-          <w:sz w:val="20"/>
-        </w:rPr>
-        <w:t>•  In 3 Schritten zur Versorgung</w:t>
-      </w:r>
-    </w:p>
-    <w:p>
-      <w:pPr>
-        <w:spacing w:after="60"/>
-      </w:pPr>
-      <w:r>
-        <w:rPr>
-          <w:rFonts w:ascii="Arial" w:hAnsi="Arial"/>
-          <w:color w:val="2C2C2C"/>
-          <w:sz w:val="20"/>
-        </w:rPr>
-        <w:t>•  Erstes Gespräch</w:t>
-      </w:r>
-    </w:p>
-    <w:p>
-      <w:pPr>
-        <w:spacing w:after="60"/>
-      </w:pPr>
-      <w:r>
-        <w:rPr>
-          <w:rFonts w:ascii="Arial" w:hAnsi="Arial"/>
-          <w:color w:val="2C2C2C"/>
-          <w:sz w:val="20"/>
-        </w:rPr>
-        <w:t>•  Kostenlos und unverbindlich — wir lernen Ihre Situation kennen und beraten Sie persönlich.</w:t>
-      </w:r>
-    </w:p>
-    <w:p>
-      <w:pPr>
-        <w:spacing w:after="60"/>
-      </w:pPr>
-      <w:r>
-        <w:rPr>
-          <w:rFonts w:ascii="Arial" w:hAnsi="Arial"/>
-          <w:color w:val="2C2C2C"/>
-          <w:sz w:val="20"/>
-        </w:rPr>
-        <w:t>•  Individuelle Planung</w:t>
-      </w:r>
-    </w:p>
-    <w:p>
-      <w:pPr>
-        <w:spacing w:after="60"/>
-      </w:pPr>
-      <w:r>
-        <w:rPr>
-          <w:rFonts w:ascii="Arial" w:hAnsi="Arial"/>
-          <w:color w:val="2C2C2C"/>
-          <w:sz w:val="20"/>
-        </w:rPr>
-        <w:t>•  Wir erstellen einen Pflegeplan, stimmen uns mit Ärzten ab und klären die Kostenübernahme.</w:t>
-      </w:r>
-    </w:p>
-    <w:p>
-      <w:pPr>
-        <w:spacing w:after="60"/>
-      </w:pPr>
-      <w:r>
-        <w:rPr>
-          <w:rFonts w:ascii="Arial" w:hAnsi="Arial"/>
-          <w:color w:val="2C2C2C"/>
-          <w:sz w:val="20"/>
-        </w:rPr>
-        <w:t>•  Versorgungsbeginn</w:t>
-      </w:r>
-    </w:p>
-    <w:p>
-      <w:pPr>
-        <w:spacing w:after="60"/>
-      </w:pPr>
-      <w:r>
-        <w:rPr>
-          <w:rFonts w:ascii="Arial" w:hAnsi="Arial"/>
-          <w:color w:val="2C2C2C"/>
-          <w:sz w:val="20"/>
-        </w:rPr>
-        <w:t>•  Ihr persönliches Pflegeteam beginnt die Versorgung — professionell und zuverlässig.</w:t>
-      </w:r>
-    </w:p>
-    <w:p>
-      <w:pPr>
-        <w:spacing w:before="240" w:after="120"/>
-      </w:pPr>
-      <w:r>
-        <w:rPr>
-          <w:rFonts w:ascii="Georgia" w:hAnsi="Georgia"/>
-          <w:b/>
-          <w:color w:val="2C2C2C"/>
-          <w:sz w:val="23"/>
-        </w:rPr>
-        <w:t>Block: In 3 Schritten zur Versorgung</w:t>
-      </w:r>
-    </w:p>
-    <w:p>
-      <w:pPr>
-        <w:spacing w:after="60"/>
-      </w:pPr>
-      <w:r>
-        <w:rPr>
-          <w:rFonts w:ascii="Arial" w:hAnsi="Arial"/>
-          <w:color w:val="2C2C2C"/>
-          <w:sz w:val="20"/>
-        </w:rPr>
-        <w:t>•  So funktioniert es</w:t>
-      </w:r>
-    </w:p>
-    <w:p>
-      <w:pPr>
-        <w:spacing w:after="60"/>
-      </w:pPr>
-      <w:r>
-        <w:rPr>
-          <w:rFonts w:ascii="Arial" w:hAnsi="Arial"/>
-          <w:color w:val="2C2C2C"/>
-          <w:sz w:val="20"/>
-        </w:rPr>
-        <w:t>•  In 3 Schritten zur Versorgung</w:t>
-      </w:r>
-    </w:p>
-    <w:p>
-      <w:pPr>
-        <w:spacing w:before="240" w:after="120"/>
-      </w:pPr>
-      <w:r>
-        <w:rPr>
-          <w:rFonts w:ascii="Georgia" w:hAnsi="Georgia"/>
-          <w:b/>
-          <w:color w:val="2C2C2C"/>
-          <w:sz w:val="23"/>
-        </w:rPr>
-        <w:t>Block: Wer wir sind</w:t>
-      </w:r>
-    </w:p>
-    <w:p>
-      <w:pPr>
-        <w:spacing w:after="60"/>
-      </w:pPr>
-      <w:r>
-        <w:rPr>
-          <w:rFonts w:ascii="Arial" w:hAnsi="Arial"/>
-          <w:color w:val="2C2C2C"/>
-          <w:sz w:val="20"/>
-        </w:rPr>
-        <w:t>•  Über uns</w:t>
-      </w:r>
-    </w:p>
-    <w:p>
-      <w:pPr>
-        <w:spacing w:after="60"/>
-      </w:pPr>
-      <w:r>
-        <w:rPr>
-          <w:rFonts w:ascii="Arial" w:hAnsi="Arial"/>
-          <w:color w:val="2C2C2C"/>
-          <w:sz w:val="20"/>
-        </w:rPr>
-        <w:t>•  Wer wir sind</w:t>
-      </w:r>
-    </w:p>
-    <w:p>
-      <w:pPr>
-        <w:spacing w:after="60"/>
-      </w:pPr>
-      <w:r>
-        <w:rPr>
-          <w:rFonts w:ascii="Arial" w:hAnsi="Arial"/>
-          <w:color w:val="2C2C2C"/>
-          <w:sz w:val="20"/>
-        </w:rPr>
-        <w:t>•  Der ambulante Intensivpflegedienst KSK Farmos GmbH &amp; Co. KG wurde 2013 von Viktor Beresnev in Volkmarsen gegründet. Seitdem versorgen wir Patienten hessenweit — mit Herz, Fachwissen und modernster Ausstattung.</w:t>
-      </w:r>
-    </w:p>
-    <w:p>
-      <w:pPr>
-        <w:spacing w:after="60"/>
-      </w:pPr>
-      <w:r>
-        <w:rPr>
-          <w:rFonts w:ascii="Arial" w:hAnsi="Arial"/>
-          <w:color w:val="2C2C2C"/>
-          <w:sz w:val="20"/>
-        </w:rPr>
-        <w:t>•  5,5 Mitarbeiter pro Patient — weit über dem Branchendurchschnitt.</w:t>
-      </w:r>
-    </w:p>
-    <w:p>
-      <w:pPr>
-        <w:spacing w:after="60"/>
-      </w:pPr>
-      <w:r>
-        <w:rPr>
-          <w:rFonts w:ascii="Arial" w:hAnsi="Arial"/>
-          <w:color w:val="2C2C2C"/>
-          <w:sz w:val="20"/>
-        </w:rPr>
-        <w:t>•  Mehr über uns</w:t>
-      </w:r>
-    </w:p>
-    <w:p>
-      <w:pPr>
-        <w:spacing w:before="240" w:after="120"/>
-      </w:pPr>
-      <w:r>
-        <w:rPr>
-          <w:rFonts w:ascii="Georgia" w:hAnsi="Georgia"/>
-          <w:b/>
-          <w:color w:val="2C2C2C"/>
-          <w:sz w:val="23"/>
-        </w:rPr>
-        <w:t>Block: Das sagen unsere Patienten</w:t>
-      </w:r>
-    </w:p>
-    <w:p>
-      <w:pPr>
-        <w:spacing w:after="60"/>
-      </w:pPr>
-      <w:r>
-        <w:rPr>
-          <w:rFonts w:ascii="Arial" w:hAnsi="Arial"/>
-          <w:color w:val="2C2C2C"/>
-          <w:sz w:val="20"/>
-        </w:rPr>
-        <w:t>•  Erfahrungen</w:t>
-      </w:r>
-    </w:p>
-    <w:p>
-      <w:pPr>
-        <w:spacing w:after="60"/>
-      </w:pPr>
-      <w:r>
-        <w:rPr>
-          <w:rFonts w:ascii="Arial" w:hAnsi="Arial"/>
-          <w:color w:val="2C2C2C"/>
-          <w:sz w:val="20"/>
-        </w:rPr>
-        <w:t>•  Das sagen unsere Patienten</w:t>
-      </w:r>
-    </w:p>
-    <w:p>
-      <w:pPr>
-        <w:spacing w:after="60"/>
-      </w:pPr>
-      <w:r>
-        <w:rPr>
-          <w:rFonts w:ascii="Arial" w:hAnsi="Arial"/>
-          <w:color w:val="2C2C2C"/>
-          <w:sz w:val="20"/>
-        </w:rPr>
-        <w:t>•  ★★★★★</w:t>
-      </w:r>
-    </w:p>
-    <w:p>
-      <w:pPr>
-        <w:spacing w:after="60"/>
-      </w:pPr>
-      <w:r>
-        <w:rPr>
-          <w:rFonts w:ascii="Arial" w:hAnsi="Arial"/>
-          <w:i/>
-          <w:color w:val="2C2C2C"/>
-          <w:sz w:val="20"/>
-        </w:rPr>
-        <w:t xml:space="preserve">   "Sehr kompetentes und einfühlsames Team. Die 24h-Betreuung in Kassel ist eine enorme Entlastung für unsere Familie. Wir fühlen uns perfekt aufgehoben."</w:t>
-      </w:r>
-    </w:p>
-    <w:p>
-      <w:pPr>
-        <w:spacing w:after="60"/>
-      </w:pPr>
-      <w:r>
-        <w:rPr>
-          <w:rFonts w:ascii="Arial" w:hAnsi="Arial"/>
-          <w:color w:val="2C2C2C"/>
-          <w:sz w:val="20"/>
-        </w:rPr>
-        <w:t>•  Familie M. &lt;span&gt;Angehörige, Kassel&lt;/span&gt;</w:t>
-      </w:r>
-    </w:p>
-    <w:p>
-      <w:pPr>
-        <w:spacing w:after="60"/>
-      </w:pPr>
-      <w:r>
-        <w:rPr>
-          <w:rFonts w:ascii="Arial" w:hAnsi="Arial"/>
-          <w:color w:val="2C2C2C"/>
-          <w:sz w:val="20"/>
-        </w:rPr>
-        <w:t>•  Angehörige, Kassel</w:t>
-      </w:r>
-    </w:p>
-    <w:p>
-      <w:pPr>
-        <w:spacing w:after="60"/>
-      </w:pPr>
-      <w:r>
-        <w:rPr>
-          <w:rFonts w:ascii="Arial" w:hAnsi="Arial"/>
-          <w:i/>
-          <w:color w:val="2C2C2C"/>
-          <w:sz w:val="20"/>
-        </w:rPr>
-        <w:t xml:space="preserve">   "Dank der häuslichen Intensivpflege von KSK Farmos GmbH &amp; Co. KG kann mein Vater in seiner gewohnten Umgebung bleiben. Zuverlässig und stets freundlich."</w:t>
-      </w:r>
-    </w:p>
-    <w:p>
-      <w:pPr>
-        <w:spacing w:after="60"/>
-      </w:pPr>
-      <w:r>
-        <w:rPr>
-          <w:rFonts w:ascii="Arial" w:hAnsi="Arial"/>
-          <w:color w:val="2C2C2C"/>
-          <w:sz w:val="20"/>
-        </w:rPr>
-        <w:t>•  Thomas W. &lt;span&gt;Angehöriger, Volkmarsen&lt;/span&gt;</w:t>
-      </w:r>
-    </w:p>
-    <w:p>
-      <w:pPr>
-        <w:spacing w:after="60"/>
-      </w:pPr>
-      <w:r>
-        <w:rPr>
-          <w:rFonts w:ascii="Arial" w:hAnsi="Arial"/>
-          <w:color w:val="2C2C2C"/>
-          <w:sz w:val="20"/>
-        </w:rPr>
-        <w:t>•  Angehöriger, Volkmarsen</w:t>
-      </w:r>
-    </w:p>
-    <w:p>
-      <w:pPr>
-        <w:spacing w:after="60"/>
-      </w:pPr>
-      <w:r>
-        <w:rPr>
-          <w:rFonts w:ascii="Arial" w:hAnsi="Arial"/>
-          <w:i/>
-          <w:color w:val="2C2C2C"/>
-          <w:sz w:val="20"/>
-        </w:rPr>
-        <w:t xml:space="preserve">   "Vom ersten Gespräch bis zur Umsetzung der Pflege lief alles reibungslos. Die Pflegekräfte sind hochqualifiziert und arbeiten sehr professionell."</w:t>
-      </w:r>
-    </w:p>
-    <w:p>
-      <w:pPr>
-        <w:spacing w:after="60"/>
-      </w:pPr>
-      <w:r>
-        <w:rPr>
-          <w:rFonts w:ascii="Arial" w:hAnsi="Arial"/>
-          <w:color w:val="2C2C2C"/>
-          <w:sz w:val="20"/>
-        </w:rPr>
-        <w:t>•  Sabine K. &lt;span&gt;Patientin, Korbach&lt;/span&gt;</w:t>
-      </w:r>
-    </w:p>
-    <w:p>
-      <w:pPr>
-        <w:spacing w:after="60"/>
-      </w:pPr>
-      <w:r>
-        <w:rPr>
-          <w:rFonts w:ascii="Arial" w:hAnsi="Arial"/>
-          <w:color w:val="2C2C2C"/>
-          <w:sz w:val="20"/>
-        </w:rPr>
-        <w:t>•  Patientin, Korbach</w:t>
-      </w:r>
-    </w:p>
-    <w:p>
-      <w:pPr>
-        <w:spacing w:after="60"/>
-      </w:pPr>
-      <w:r>
-        <w:rPr>
-          <w:rFonts w:ascii="Arial" w:hAnsi="Arial"/>
-          <w:color w:val="2C2C2C"/>
-          <w:sz w:val="20"/>
-        </w:rPr>
-        <w:t>•  Bewertung abgeben</w:t>
-      </w:r>
-    </w:p>
-    <w:p>
-      <w:pPr>
-        <w:spacing w:before="240" w:after="120"/>
-      </w:pPr>
-      <w:r>
-        <w:rPr>
-          <w:rFonts w:ascii="Georgia" w:hAnsi="Georgia"/>
-          <w:b/>
-          <w:color w:val="2C2C2C"/>
-          <w:sz w:val="23"/>
-        </w:rPr>
-        <w:t>Block: Das sagen unsere Patienten</w:t>
-      </w:r>
-    </w:p>
-    <w:p>
-      <w:pPr>
-        <w:spacing w:after="60"/>
-      </w:pPr>
-      <w:r>
-        <w:rPr>
-          <w:rFonts w:ascii="Arial" w:hAnsi="Arial"/>
-          <w:color w:val="2C2C2C"/>
-          <w:sz w:val="20"/>
-        </w:rPr>
-        <w:t>•  Erfahrungen</w:t>
-      </w:r>
-    </w:p>
-    <w:p>
-      <w:pPr>
-        <w:spacing w:after="60"/>
-      </w:pPr>
-      <w:r>
-        <w:rPr>
-          <w:rFonts w:ascii="Arial" w:hAnsi="Arial"/>
-          <w:color w:val="2C2C2C"/>
-          <w:sz w:val="20"/>
-        </w:rPr>
-        <w:t>•  Das sagen unsere Patienten</w:t>
-      </w:r>
-    </w:p>
-    <w:p>
-      <w:pPr>
-        <w:spacing w:before="240" w:after="120"/>
-      </w:pPr>
-      <w:r>
-        <w:rPr>
-          <w:rFonts w:ascii="Georgia" w:hAnsi="Georgia"/>
-          <w:b/>
-          <w:color w:val="2C2C2C"/>
-          <w:sz w:val="23"/>
-        </w:rPr>
-        <w:t>Block: Kostenlose Beratung anfragen</w:t>
-      </w:r>
-    </w:p>
-    <w:p>
-      <w:pPr>
-        <w:spacing w:after="60"/>
-      </w:pPr>
-      <w:r>
-        <w:rPr>
-          <w:rFonts w:ascii="Arial" w:hAnsi="Arial"/>
-          <w:color w:val="2C2C2C"/>
-          <w:sz w:val="20"/>
-        </w:rPr>
-        <w:t>•  Für Patienten und Angehörige</w:t>
-      </w:r>
-    </w:p>
-    <w:p>
-      <w:pPr>
-        <w:spacing w:after="60"/>
-      </w:pPr>
-      <w:r>
-        <w:rPr>
-          <w:rFonts w:ascii="Arial" w:hAnsi="Arial"/>
-          <w:color w:val="2C2C2C"/>
-          <w:sz w:val="20"/>
-        </w:rPr>
-        <w:t>•  Kostenlose Beratung anfragen</w:t>
-      </w:r>
-    </w:p>
-    <w:p>
-      <w:pPr>
-        <w:spacing w:after="60"/>
-      </w:pPr>
-      <w:r>
-        <w:rPr>
-          <w:rFonts w:ascii="Arial" w:hAnsi="Arial"/>
-          <w:color w:val="2C2C2C"/>
-          <w:sz w:val="20"/>
-        </w:rPr>
-        <w:t>•  Wir beraten Sie persönlich — unverbindlich und kostenfrei.</w:t>
-      </w:r>
-    </w:p>
-    <w:p>
-      <w:pPr>
-        <w:spacing w:after="60"/>
-      </w:pPr>
-      <w:r>
-        <w:rPr>
-          <w:rFonts w:ascii="Arial" w:hAnsi="Arial"/>
-          <w:color w:val="2C2C2C"/>
-          <w:sz w:val="20"/>
-        </w:rPr>
-        <w:t>•  Beratung anfragen</w:t>
-      </w:r>
-    </w:p>
-    <w:p>
-      <w:pPr>
-        <w:spacing w:after="60"/>
-      </w:pPr>
-      <w:r>
-        <w:rPr>
-          <w:rFonts w:ascii="Arial" w:hAnsi="Arial"/>
-          <w:color w:val="2C2C2C"/>
-          <w:sz w:val="20"/>
-        </w:rPr>
-        <w:t>•  Für Pflegekräfte</w:t>
-      </w:r>
-    </w:p>
-    <w:p>
-      <w:pPr>
-        <w:spacing w:after="60"/>
-      </w:pPr>
-      <w:r>
-        <w:rPr>
-          <w:rFonts w:ascii="Arial" w:hAnsi="Arial"/>
-          <w:color w:val="2C2C2C"/>
-          <w:sz w:val="20"/>
-        </w:rPr>
-        <w:t>•  Werden Sie Teil unseres Teams</w:t>
-      </w:r>
-    </w:p>
-    <w:p>
-      <w:pPr>
-        <w:spacing w:after="60"/>
-      </w:pPr>
-      <w:r>
-        <w:rPr>
-          <w:rFonts w:ascii="Arial" w:hAnsi="Arial"/>
-          <w:color w:val="2C2C2C"/>
-          <w:sz w:val="20"/>
-        </w:rPr>
-        <w:t>•  Übertarifliche Bezahlung, Weiterbildung und Firmenwagen.</w:t>
-      </w:r>
-    </w:p>
-    <w:p>
-      <w:pPr>
-        <w:spacing w:after="60"/>
-      </w:pPr>
-      <w:r>
-        <w:rPr>
-          <w:rFonts w:ascii="Arial" w:hAnsi="Arial"/>
-          <w:color w:val="2C2C2C"/>
-          <w:sz w:val="20"/>
-        </w:rPr>
-        <w:t>•  Jetzt bewerben</w:t>
-      </w:r>
-    </w:p>
-    <w:p>
-      <w:r>
-        <w:br w:type="page"/>
-      </w:r>
-    </w:p>
-    <w:p>
-      <w:pPr>
-        <w:spacing w:before="400" w:after="80"/>
+        <w:spacing w:before="480" w:after="80"/>
       </w:pPr>
       <w:r>
         <w:rPr>
           <w:rFonts w:ascii="Georgia" w:hAnsi="Georgia"/>
           <w:b/>
           <w:color w:val="4C2B73"/>
-          <w:sz w:val="30"/>
+          <w:sz w:val="32"/>
         </w:rPr>
         <w:t>LEISTUNGEN</w:t>
       </w:r>
     </w:p>
     <w:p>
       <w:pPr>
-        <w:spacing w:after="200"/>
+        <w:spacing w:after="320"/>
       </w:pPr>
       <w:r>
         <w:rPr>
@@ -1083,21 +731,22 @@
     </w:p>
     <w:p>
       <w:pPr>
-        <w:spacing w:before="240" w:after="120"/>
+        <w:keepNext/>
+        <w:spacing w:before="280" w:after="160"/>
       </w:pPr>
       <w:r>
         <w:rPr>
           <w:rFonts w:ascii="Georgia" w:hAnsi="Georgia"/>
           <w:b/>
-          <w:color w:val="2C2C2C"/>
-          <w:sz w:val="23"/>
+          <w:color w:val="4C2B73"/>
+          <w:sz w:val="26"/>
         </w:rPr>
-        <w:t>Block: Haeuslich</w:t>
+        <w:t>Unsere medizinischen Leistungen</w:t>
       </w:r>
     </w:p>
     <w:p>
       <w:pPr>
-        <w:spacing w:after="60"/>
+        <w:spacing w:after="120"/>
       </w:pPr>
       <w:r>
         <w:rPr>
@@ -1105,12 +754,139 @@
           <w:color w:val="2C2C2C"/>
           <w:sz w:val="20"/>
         </w:rPr>
-        <w:t>•  Häusliche Intensivpflege</w:t>
+        <w:t>Intensivpflege zu Hause, einzigartige Wohnkonzepte und ständige Weiterbildung — alles aus einer Hand.</w:t>
       </w:r>
     </w:p>
     <w:p>
       <w:pPr>
-        <w:spacing w:after="60"/>
+        <w:keepNext/>
+        <w:spacing w:before="280" w:after="160"/>
+      </w:pPr>
+      <w:r>
+        <w:rPr>
+          <w:rFonts w:ascii="Georgia" w:hAnsi="Georgia"/>
+          <w:b/>
+          <w:color w:val="4C2B73"/>
+          <w:sz w:val="26"/>
+        </w:rPr>
+        <w:t>Professionelle Pflege zu Hause</w:t>
+      </w:r>
+    </w:p>
+    <w:p>
+      <w:pPr>
+        <w:spacing w:after="160"/>
+      </w:pPr>
+      <w:r>
+        <w:rPr>
+          <w:rFonts w:ascii="Arial" w:hAnsi="Arial"/>
+          <w:b/>
+          <w:color w:val="2C2C2C"/>
+          <w:sz w:val="20"/>
+        </w:rPr>
+        <w:t>Grund- und Behandlungspflege</w:t>
+      </w:r>
+    </w:p>
+    <w:p>
+      <w:pPr>
+        <w:spacing w:after="160"/>
+      </w:pPr>
+      <w:r>
+        <w:rPr>
+          <w:rFonts w:ascii="Arial" w:hAnsi="Arial"/>
+          <w:b/>
+          <w:color w:val="2C2C2C"/>
+          <w:sz w:val="20"/>
+        </w:rPr>
+        <w:t>Medikamentenmanagement</w:t>
+      </w:r>
+    </w:p>
+    <w:p>
+      <w:pPr>
+        <w:spacing w:after="160"/>
+      </w:pPr>
+      <w:r>
+        <w:rPr>
+          <w:rFonts w:ascii="Arial" w:hAnsi="Arial"/>
+          <w:b/>
+          <w:color w:val="2C2C2C"/>
+          <w:sz w:val="20"/>
+        </w:rPr>
+        <w:t>Vitalzeichenkontrolle und Monitoring</w:t>
+      </w:r>
+    </w:p>
+    <w:p>
+      <w:pPr>
+        <w:spacing w:after="160"/>
+      </w:pPr>
+      <w:r>
+        <w:rPr>
+          <w:rFonts w:ascii="Arial" w:hAnsi="Arial"/>
+          <w:b/>
+          <w:color w:val="2C2C2C"/>
+          <w:sz w:val="20"/>
+        </w:rPr>
+        <w:t>Invasive und nicht-invasive Beatmung</w:t>
+      </w:r>
+    </w:p>
+    <w:p>
+      <w:pPr>
+        <w:spacing w:after="160"/>
+      </w:pPr>
+      <w:r>
+        <w:rPr>
+          <w:rFonts w:ascii="Arial" w:hAnsi="Arial"/>
+          <w:b/>
+          <w:color w:val="2C2C2C"/>
+          <w:sz w:val="20"/>
+        </w:rPr>
+        <w:t>Trachealkanülenmanagement</w:t>
+      </w:r>
+    </w:p>
+    <w:p>
+      <w:pPr>
+        <w:spacing w:after="160"/>
+      </w:pPr>
+      <w:r>
+        <w:rPr>
+          <w:rFonts w:ascii="Arial" w:hAnsi="Arial"/>
+          <w:b/>
+          <w:color w:val="2C2C2C"/>
+          <w:sz w:val="20"/>
+        </w:rPr>
+        <w:t>Wundversorgung und Ernährungstherapie</w:t>
+      </w:r>
+    </w:p>
+    <w:p>
+      <w:pPr>
+        <w:spacing w:after="160"/>
+      </w:pPr>
+      <w:r>
+        <w:rPr>
+          <w:rFonts w:ascii="Arial" w:hAnsi="Arial"/>
+          <w:b/>
+          <w:color w:val="2C2C2C"/>
+          <w:sz w:val="20"/>
+        </w:rPr>
+        <w:t>Pflegeplanung und Dokumentation</w:t>
+      </w:r>
+    </w:p>
+    <w:p>
+      <w:pPr>
+        <w:spacing w:after="160"/>
+      </w:pPr>
+      <w:r>
+        <w:rPr>
+          <w:rFonts w:ascii="Arial" w:hAnsi="Arial"/>
+          <w:b/>
+          <w:color w:val="2C2C2C"/>
+          <w:sz w:val="20"/>
+        </w:rPr>
+        <w:t>Koordination mit Ärzten und Therapeuten</w:t>
+      </w:r>
+    </w:p>
+    <w:p>
+      <w:pPr>
+        <w:spacing w:after="120"/>
       </w:pPr>
       <w:r>
         <w:rPr>
@@ -1118,12 +894,57 @@
           <w:color w:val="2C2C2C"/>
           <w:sz w:val="20"/>
         </w:rPr>
-        <w:t>•  Professionelle Pflege zu Hause</w:t>
+        <w:t>Wir versorgen Patienten mit schweren Erkrankungen in ihren eigenen vier Wänden — 24 Stunden am Tag, 7 Tage die Woche, 365 Tage im Jahr.</w:t>
       </w:r>
     </w:p>
     <w:p>
       <w:pPr>
-        <w:spacing w:after="60"/>
+        <w:keepNext/>
+        <w:spacing w:before="200" w:after="80"/>
+      </w:pPr>
+      <w:r>
+        <w:rPr>
+          <w:rFonts w:ascii="Georgia" w:hAnsi="Georgia"/>
+          <w:b/>
+          <w:color w:val="4C2B73"/>
+          <w:sz w:val="20"/>
+        </w:rPr>
+        <w:t>GRUNDVERSORGUNG</w:t>
+      </w:r>
+    </w:p>
+    <w:p>
+      <w:pPr>
+        <w:keepNext/>
+        <w:spacing w:before="200" w:after="80"/>
+      </w:pPr>
+      <w:r>
+        <w:rPr>
+          <w:rFonts w:ascii="Georgia" w:hAnsi="Georgia"/>
+          <w:b/>
+          <w:color w:val="4C2B73"/>
+          <w:sz w:val="20"/>
+        </w:rPr>
+        <w:t>SPEZIELLE THERAPIEN</w:t>
+      </w:r>
+    </w:p>
+    <w:p>
+      <w:pPr>
+        <w:keepNext/>
+        <w:spacing w:before="200" w:after="80"/>
+      </w:pPr>
+      <w:r>
+        <w:rPr>
+          <w:rFonts w:ascii="Georgia" w:hAnsi="Georgia"/>
+          <w:b/>
+          <w:color w:val="4C2B73"/>
+          <w:sz w:val="20"/>
+        </w:rPr>
+        <w:t>ORGANISATION</w:t>
+      </w:r>
+    </w:p>
+    <w:p>
+      <w:pPr>
+        <w:spacing w:after="120"/>
       </w:pPr>
       <w:r>
         <w:rPr>
@@ -1131,77 +952,279 @@
           <w:color w:val="2C2C2C"/>
           <w:sz w:val="20"/>
         </w:rPr>
-        <w:t>•  Wir versorgen Patienten mit schweren Erkrankungen in ihren eigenen vier Wänden — 24 Stunden am Tag, 7 Tage die Woche, 365 Tage im Jahr.</w:t>
+        <w:t>Beatmungspflege ist unsere Kernkompetenz. Wir betreuen Patienten mit invasiver und nicht-invasiver Beatmung — mit erfahrenen Fachkräften, modernster Ausstattung und enger Abstimmung mit Pulmologen und Anästhesisten.</w:t>
       </w:r>
     </w:p>
     <w:p>
       <w:pPr>
-        <w:spacing w:after="60"/>
-      </w:pPr>
+        <w:keepNext/>
+        <w:spacing w:before="280" w:after="160"/>
+      </w:pPr>
+      <w:r>
+        <w:rPr>
+          <w:rFonts w:ascii="Georgia" w:hAnsi="Georgia"/>
+          <w:b/>
+          <w:color w:val="4C2B73"/>
+          <w:sz w:val="26"/>
+        </w:rPr>
+        <w:t>Welche Patienten wir versorgen</w:t>
+      </w:r>
+    </w:p>
+    <w:p>
+      <w:pPr>
+        <w:spacing w:after="160"/>
+      </w:pPr>
+      <w:r>
+        <w:rPr>
+          <w:rFonts w:ascii="Arial" w:hAnsi="Arial"/>
+          <w:b/>
+          <w:color w:val="2C2C2C"/>
+          <w:sz w:val="20"/>
+        </w:rPr>
+        <w:t>Beatmungspatienten</w:t>
+      </w:r>
+      <w:r>
+        <w:br/>
+      </w:r>
       <w:r>
         <w:rPr>
           <w:rFonts w:ascii="Arial" w:hAnsi="Arial"/>
           <w:color w:val="2C2C2C"/>
           <w:sz w:val="20"/>
         </w:rPr>
-        <w:t>•  Grundversorgung</w:t>
+        <w:t>Spezialisierte Intensivpflege für Menschen, die auf invasive oder nicht-invasive Beatmung angewiesen sind. Wir sichern die lückenlose Überwachung und professionelles Gerätemanagement.</w:t>
       </w:r>
     </w:p>
     <w:p>
       <w:pPr>
-        <w:spacing w:after="60"/>
-      </w:pPr>
+        <w:spacing w:after="160"/>
+      </w:pPr>
+      <w:r>
+        <w:rPr>
+          <w:rFonts w:ascii="Arial" w:hAnsi="Arial"/>
+          <w:b/>
+          <w:color w:val="2C2C2C"/>
+          <w:sz w:val="20"/>
+        </w:rPr>
+        <w:t>Wachkoma (Apallisches Syndrom)</w:t>
+      </w:r>
+      <w:r>
+        <w:br/>
+      </w:r>
       <w:r>
         <w:rPr>
           <w:rFonts w:ascii="Arial" w:hAnsi="Arial"/>
           <w:color w:val="2C2C2C"/>
           <w:sz w:val="20"/>
         </w:rPr>
-        <w:t>•  Grund- und Behandlungspflege</w:t>
+        <w:t>Ganzheitliche Langzeitversorgung für Patienten mit schweren Bewusstseinsstörungen. Unser Fokus liegt auf basaler Stimulation und der Erhaltung von Körperfunktionen.</w:t>
       </w:r>
     </w:p>
     <w:p>
       <w:pPr>
-        <w:spacing w:after="60"/>
-      </w:pPr>
+        <w:spacing w:after="160"/>
+      </w:pPr>
+      <w:r>
+        <w:rPr>
+          <w:rFonts w:ascii="Arial" w:hAnsi="Arial"/>
+          <w:b/>
+          <w:color w:val="2C2C2C"/>
+          <w:sz w:val="20"/>
+        </w:rPr>
+        <w:t>ALS / Neurologische Erkrankungen</w:t>
+      </w:r>
+      <w:r>
+        <w:br/>
+      </w:r>
       <w:r>
         <w:rPr>
           <w:rFonts w:ascii="Arial" w:hAnsi="Arial"/>
           <w:color w:val="2C2C2C"/>
           <w:sz w:val="20"/>
         </w:rPr>
-        <w:t>•  Medikamentenmanagement</w:t>
+        <w:t>Individuelle Begleitung bei fortschreitenden neurologischen Veränderungen — empathisch, fachlich fundiert und auf die Erhaltung der Lebensqualität ausgerichtet.</w:t>
       </w:r>
     </w:p>
     <w:p>
       <w:pPr>
-        <w:spacing w:after="60"/>
-      </w:pPr>
+        <w:spacing w:after="160"/>
+      </w:pPr>
+      <w:r>
+        <w:rPr>
+          <w:rFonts w:ascii="Arial" w:hAnsi="Arial"/>
+          <w:b/>
+          <w:color w:val="2C2C2C"/>
+          <w:sz w:val="20"/>
+        </w:rPr>
+        <w:t>Querschnittslähmung</w:t>
+      </w:r>
+      <w:r>
+        <w:br/>
+      </w:r>
       <w:r>
         <w:rPr>
           <w:rFonts w:ascii="Arial" w:hAnsi="Arial"/>
           <w:color w:val="2C2C2C"/>
           <w:sz w:val="20"/>
         </w:rPr>
-        <w:t>•  Vitalzeichenkontrolle und Monitoring</w:t>
+        <w:t>Professionelle Unterstützung и Pflege für Menschen mit Rückenmarksverletzungen. Wir fördern die Selbstständigkeit и beugen gezielt Komplikationen vor.</w:t>
       </w:r>
     </w:p>
     <w:p>
       <w:pPr>
-        <w:spacing w:after="60"/>
-      </w:pPr>
+        <w:spacing w:after="160"/>
+      </w:pPr>
+      <w:r>
+        <w:rPr>
+          <w:rFonts w:ascii="Arial" w:hAnsi="Arial"/>
+          <w:b/>
+          <w:color w:val="2C2C2C"/>
+          <w:sz w:val="20"/>
+        </w:rPr>
+        <w:t>Schädel-Hirn-Trauma</w:t>
+      </w:r>
+      <w:r>
+        <w:br/>
+      </w:r>
       <w:r>
         <w:rPr>
           <w:rFonts w:ascii="Arial" w:hAnsi="Arial"/>
           <w:color w:val="2C2C2C"/>
           <w:sz w:val="20"/>
         </w:rPr>
-        <w:t>•  Spezielle Therapien</w:t>
+        <w:t>Langfristige Versorgung nach schweren Hirnverletzungen. Zielgerichtet auf die Stabilisierung des Zustands и Unterstützung im Alltag.</w:t>
       </w:r>
     </w:p>
     <w:p>
       <w:pPr>
-        <w:spacing w:after="60"/>
+        <w:keepNext/>
+        <w:spacing w:before="280" w:after="160"/>
+      </w:pPr>
+      <w:r>
+        <w:rPr>
+          <w:rFonts w:ascii="Georgia" w:hAnsi="Georgia"/>
+          <w:b/>
+          <w:color w:val="4C2B73"/>
+          <w:sz w:val="26"/>
+        </w:rPr>
+        <w:t>Was Sie erwartet</w:t>
+      </w:r>
+    </w:p>
+    <w:p>
+      <w:pPr>
+        <w:spacing w:after="160"/>
+      </w:pPr>
+      <w:r>
+        <w:rPr>
+          <w:rFonts w:ascii="Arial" w:hAnsi="Arial"/>
+          <w:b/>
+          <w:color w:val="2C2C2C"/>
+          <w:sz w:val="20"/>
+        </w:rPr>
+        <w:t>Eigenes Zimmer mit eigenen Möbeln</w:t>
+      </w:r>
+    </w:p>
+    <w:p>
+      <w:pPr>
+        <w:spacing w:after="160"/>
+      </w:pPr>
+      <w:r>
+        <w:rPr>
+          <w:rFonts w:ascii="Arial" w:hAnsi="Arial"/>
+          <w:b/>
+          <w:color w:val="2C2C2C"/>
+          <w:sz w:val="20"/>
+        </w:rPr>
+        <w:t>Alle medizinischen Geräte</w:t>
+      </w:r>
+    </w:p>
+    <w:p>
+      <w:pPr>
+        <w:spacing w:after="160"/>
+      </w:pPr>
+      <w:r>
+        <w:rPr>
+          <w:rFonts w:ascii="Arial" w:hAnsi="Arial"/>
+          <w:b/>
+          <w:color w:val="2C2C2C"/>
+          <w:sz w:val="20"/>
+        </w:rPr>
+        <w:t>Großzügiger Garten</w:t>
+      </w:r>
+    </w:p>
+    <w:p>
+      <w:pPr>
+        <w:spacing w:after="160"/>
+      </w:pPr>
+      <w:r>
+        <w:rPr>
+          <w:rFonts w:ascii="Arial" w:hAnsi="Arial"/>
+          <w:b/>
+          <w:color w:val="2C2C2C"/>
+          <w:sz w:val="20"/>
+        </w:rPr>
+        <w:t>Bibliothek und Gemeinschaftsräume</w:t>
+      </w:r>
+    </w:p>
+    <w:p>
+      <w:pPr>
+        <w:spacing w:after="160"/>
+      </w:pPr>
+      <w:r>
+        <w:rPr>
+          <w:rFonts w:ascii="Arial" w:hAnsi="Arial"/>
+          <w:b/>
+          <w:color w:val="2C2C2C"/>
+          <w:sz w:val="20"/>
+        </w:rPr>
+        <w:t>5,5 Mitarbeiter pro Patient</w:t>
+      </w:r>
+    </w:p>
+    <w:p>
+      <w:pPr>
+        <w:spacing w:after="160"/>
+      </w:pPr>
+      <w:r>
+        <w:rPr>
+          <w:rFonts w:ascii="Arial" w:hAnsi="Arial"/>
+          <w:b/>
+          <w:color w:val="2C2C2C"/>
+          <w:sz w:val="20"/>
+        </w:rPr>
+        <w:t>24h-Betreuung rund um die Uhr</w:t>
+      </w:r>
+    </w:p>
+    <w:p>
+      <w:pPr>
+        <w:spacing w:after="160"/>
+      </w:pPr>
+      <w:r>
+        <w:rPr>
+          <w:rFonts w:ascii="Arial" w:hAnsi="Arial"/>
+          <w:b/>
+          <w:color w:val="2C2C2C"/>
+          <w:sz w:val="20"/>
+        </w:rPr>
+        <w:t>Pflegerische und ärztliche Leistungen</w:t>
+      </w:r>
+    </w:p>
+    <w:p>
+      <w:pPr>
+        <w:spacing w:after="160"/>
+      </w:pPr>
+      <w:r>
+        <w:rPr>
+          <w:rFonts w:ascii="Arial" w:hAnsi="Arial"/>
+          <w:b/>
+          <w:color w:val="2C2C2C"/>
+          <w:sz w:val="20"/>
+        </w:rPr>
+        <w:t>Individuelle Tagesgestaltung</w:t>
+      </w:r>
+    </w:p>
+    <w:p>
+      <w:pPr>
+        <w:spacing w:after="120"/>
       </w:pPr>
       <w:r>
         <w:rPr>
@@ -1209,144 +1232,227 @@
           <w:color w:val="2C2C2C"/>
           <w:sz w:val="20"/>
         </w:rPr>
-        <w:t>•  Invasive und nicht-invasive Beatmung</w:t>
+        <w:t>An der Sommerbergstraße 14 in Kassel bieten wir Patienten ein eigenes Zimmer mit 24h-Betreuung.</w:t>
       </w:r>
     </w:p>
     <w:p>
       <w:pPr>
-        <w:spacing w:after="60"/>
-      </w:pPr>
+        <w:keepNext/>
+        <w:spacing w:before="280" w:after="160"/>
+      </w:pPr>
+      <w:r>
+        <w:rPr>
+          <w:rFonts w:ascii="Georgia" w:hAnsi="Georgia"/>
+          <w:b/>
+          <w:color w:val="4C2B73"/>
+          <w:sz w:val="26"/>
+        </w:rPr>
+        <w:t>8 Schulungsbereiche</w:t>
+      </w:r>
+    </w:p>
+    <w:p>
+      <w:pPr>
+        <w:spacing w:after="160"/>
+      </w:pPr>
+      <w:r>
+        <w:rPr>
+          <w:rFonts w:ascii="Arial" w:hAnsi="Arial"/>
+          <w:b/>
+          <w:color w:val="2C2C2C"/>
+          <w:sz w:val="20"/>
+        </w:rPr>
+        <w:t>Hygiene und Infektionsschutz</w:t>
+      </w:r>
+      <w:r>
+        <w:br/>
+      </w:r>
       <w:r>
         <w:rPr>
           <w:rFonts w:ascii="Arial" w:hAnsi="Arial"/>
           <w:color w:val="2C2C2C"/>
           <w:sz w:val="20"/>
         </w:rPr>
-        <w:t>•  Trachealkanülenmanagement</w:t>
+        <w:t>Desinfektion, Sterilisation, Schutzverhalten, Schutzimpfungen.</w:t>
       </w:r>
     </w:p>
     <w:p>
       <w:pPr>
-        <w:spacing w:after="60"/>
-      </w:pPr>
+        <w:spacing w:after="160"/>
+      </w:pPr>
+      <w:r>
+        <w:rPr>
+          <w:rFonts w:ascii="Arial" w:hAnsi="Arial"/>
+          <w:b/>
+          <w:color w:val="2C2C2C"/>
+          <w:sz w:val="20"/>
+        </w:rPr>
+        <w:t>Atmung und Beatmung</w:t>
+      </w:r>
+      <w:r>
+        <w:br/>
+      </w:r>
       <w:r>
         <w:rPr>
           <w:rFonts w:ascii="Arial" w:hAnsi="Arial"/>
           <w:color w:val="2C2C2C"/>
           <w:sz w:val="20"/>
         </w:rPr>
-        <w:t>•  Wundversorgung und Ernährungstherapie</w:t>
+        <w:t>Atemstörungen, Beatmungsverfahren, Intubation, Medikation.</w:t>
       </w:r>
     </w:p>
     <w:p>
       <w:pPr>
-        <w:spacing w:after="60"/>
-      </w:pPr>
+        <w:spacing w:after="160"/>
+      </w:pPr>
+      <w:r>
+        <w:rPr>
+          <w:rFonts w:ascii="Arial" w:hAnsi="Arial"/>
+          <w:b/>
+          <w:color w:val="2C2C2C"/>
+          <w:sz w:val="20"/>
+        </w:rPr>
+        <w:t>Herz-Kreislauf-System</w:t>
+      </w:r>
+      <w:r>
+        <w:br/>
+      </w:r>
       <w:r>
         <w:rPr>
           <w:rFonts w:ascii="Arial" w:hAnsi="Arial"/>
           <w:color w:val="2C2C2C"/>
           <w:sz w:val="20"/>
         </w:rPr>
-        <w:t>•  Organisation</w:t>
+        <w:t>Herzinsuffizienz, Reanimation, Defibrillator, Medikation.</w:t>
       </w:r>
     </w:p>
     <w:p>
       <w:pPr>
-        <w:spacing w:after="60"/>
-      </w:pPr>
+        <w:spacing w:after="160"/>
+      </w:pPr>
+      <w:r>
+        <w:rPr>
+          <w:rFonts w:ascii="Arial" w:hAnsi="Arial"/>
+          <w:b/>
+          <w:color w:val="2C2C2C"/>
+          <w:sz w:val="20"/>
+        </w:rPr>
+        <w:t>Schock</w:t>
+      </w:r>
+      <w:r>
+        <w:br/>
+      </w:r>
       <w:r>
         <w:rPr>
           <w:rFonts w:ascii="Arial" w:hAnsi="Arial"/>
           <w:color w:val="2C2C2C"/>
           <w:sz w:val="20"/>
         </w:rPr>
-        <w:t>•  Pflegeplanung und Dokumentation</w:t>
+        <w:t>6 Schockformen: hypovolämisch, kardiogen, septisch-toxisch, anaphylaktisch.</w:t>
       </w:r>
     </w:p>
     <w:p>
       <w:pPr>
-        <w:spacing w:after="60"/>
-      </w:pPr>
+        <w:spacing w:after="160"/>
+      </w:pPr>
+      <w:r>
+        <w:rPr>
+          <w:rFonts w:ascii="Arial" w:hAnsi="Arial"/>
+          <w:b/>
+          <w:color w:val="2C2C2C"/>
+          <w:sz w:val="20"/>
+        </w:rPr>
+        <w:t>Internistische Notfälle</w:t>
+      </w:r>
+      <w:r>
+        <w:br/>
+      </w:r>
       <w:r>
         <w:rPr>
           <w:rFonts w:ascii="Arial" w:hAnsi="Arial"/>
           <w:color w:val="2C2C2C"/>
           <w:sz w:val="20"/>
         </w:rPr>
-        <w:t>•  Koordination mit Ärzten und Therapeuten</w:t>
+        <w:t>Tracheotomie, Pleura-Punktion, PEEP-Beatmung, Druckinfusion.</w:t>
       </w:r>
     </w:p>
     <w:p>
       <w:pPr>
-        <w:spacing w:before="240" w:after="120"/>
+        <w:spacing w:after="160"/>
       </w:pPr>
       <w:r>
         <w:rPr>
-          <w:rFonts w:ascii="Georgia" w:hAnsi="Georgia"/>
+          <w:rFonts w:ascii="Arial" w:hAnsi="Arial"/>
           <w:b/>
           <w:color w:val="2C2C2C"/>
-          <w:sz w:val="23"/>
+          <w:sz w:val="20"/>
         </w:rPr>
-        <w:t>Block: Bereich 2</w:t>
-      </w:r>
-    </w:p>
-    <w:p>
-      <w:pPr>
-        <w:spacing w:after="60"/>
-      </w:pPr>
+        <w:t>Traumatologische Notfälle</w:t>
+      </w:r>
+      <w:r>
+        <w:br/>
+      </w:r>
       <w:r>
         <w:rPr>
           <w:rFonts w:ascii="Arial" w:hAnsi="Arial"/>
           <w:color w:val="2C2C2C"/>
           <w:sz w:val="20"/>
         </w:rPr>
-        <w:t>•  Beatmungspflege ist unsere Kernkompetenz. Wir betreuen Patienten mit invasiver und nicht-invasiver Beatmung — mit erfahrenen Fachkräften, modernster Ausstattung und enger Abstimmung mit Pulmologen und Anästhesisten.</w:t>
+        <w:t>Schädel-/Gehirnverletzungen, Blutungen, Erstversorgung.</w:t>
       </w:r>
     </w:p>
     <w:p>
       <w:pPr>
-        <w:spacing w:before="240" w:after="120"/>
+        <w:spacing w:after="160"/>
       </w:pPr>
       <w:r>
         <w:rPr>
-          <w:rFonts w:ascii="Georgia" w:hAnsi="Georgia"/>
+          <w:rFonts w:ascii="Arial" w:hAnsi="Arial"/>
           <w:b/>
           <w:color w:val="2C2C2C"/>
-          <w:sz w:val="23"/>
+          <w:sz w:val="20"/>
         </w:rPr>
-        <w:t>Block: Welche Patienten wir versorgen</w:t>
-      </w:r>
-    </w:p>
-    <w:p>
-      <w:pPr>
-        <w:spacing w:after="60"/>
-      </w:pPr>
+        <w:t>Brustkorbverletzungen</w:t>
+      </w:r>
+      <w:r>
+        <w:br/>
+      </w:r>
       <w:r>
         <w:rPr>
           <w:rFonts w:ascii="Arial" w:hAnsi="Arial"/>
           <w:color w:val="2C2C2C"/>
           <w:sz w:val="20"/>
         </w:rPr>
-        <w:t>•  Diagnosen</w:t>
+        <w:t>Lungenkontusion, Hämatothorax, Pneumothorax, Herzkontusion.</w:t>
       </w:r>
     </w:p>
     <w:p>
       <w:pPr>
-        <w:spacing w:after="60"/>
-      </w:pPr>
+        <w:spacing w:after="160"/>
+      </w:pPr>
+      <w:r>
+        <w:rPr>
+          <w:rFonts w:ascii="Arial" w:hAnsi="Arial"/>
+          <w:b/>
+          <w:color w:val="2C2C2C"/>
+          <w:sz w:val="20"/>
+        </w:rPr>
+        <w:t>Thermische Notfälle</w:t>
+      </w:r>
+      <w:r>
+        <w:br/>
+      </w:r>
       <w:r>
         <w:rPr>
           <w:rFonts w:ascii="Arial" w:hAnsi="Arial"/>
           <w:color w:val="2C2C2C"/>
           <w:sz w:val="20"/>
         </w:rPr>
-        <w:t>•  Welche Patienten wir versorgen</w:t>
+        <w:t>Hitzeschäden, Kälteschäden, Verbrennung, Inhalationstrauma.</w:t>
       </w:r>
     </w:p>
     <w:p>
       <w:pPr>
-        <w:spacing w:after="60"/>
+        <w:spacing w:after="120"/>
       </w:pPr>
       <w:r>
         <w:rPr>
@@ -1354,64 +1460,127 @@
           <w:color w:val="2C2C2C"/>
           <w:sz w:val="20"/>
         </w:rPr>
-        <w:t>•  Beatmungspatienten</w:t>
+        <w:t>Regelmäßig geleitet von Fachärzten, Pulmologen, Kardiologen und Anästhesisten.</w:t>
       </w:r>
     </w:p>
     <w:p>
       <w:pPr>
-        <w:spacing w:after="60"/>
-      </w:pPr>
+        <w:keepNext/>
+        <w:spacing w:before="280" w:after="160"/>
+      </w:pPr>
+      <w:r>
+        <w:rPr>
+          <w:rFonts w:ascii="Georgia" w:hAnsi="Georgia"/>
+          <w:b/>
+          <w:color w:val="4C2B73"/>
+          <w:sz w:val="26"/>
+        </w:rPr>
+        <w:t>Kostenübernahme</w:t>
+      </w:r>
+    </w:p>
+    <w:p>
+      <w:pPr>
+        <w:spacing w:after="160"/>
+      </w:pPr>
+      <w:r>
+        <w:rPr>
+          <w:rFonts w:ascii="Arial" w:hAnsi="Arial"/>
+          <w:b/>
+          <w:color w:val="2C2C2C"/>
+          <w:sz w:val="20"/>
+        </w:rPr>
+        <w:t>Krankenkasse (SGB V)</w:t>
+      </w:r>
+      <w:r>
+        <w:br/>
+      </w:r>
       <w:r>
         <w:rPr>
           <w:rFonts w:ascii="Arial" w:hAnsi="Arial"/>
           <w:color w:val="2C2C2C"/>
           <w:sz w:val="20"/>
         </w:rPr>
-        <w:t>•  Spezialisierte Intensivpflege für Menschen, die auf invasive oder nicht-invasive Beatmung angewiesen sind. Wir sichern die lückenlose Überwachung und professionelles Gerätemanagement.</w:t>
+        <w:t>Anspruch auf häusliche Krankenpflege (Intensivpflege) besteht, wenn eine im Haus lebende Person den Kranken nicht in dem erforderlichen Umfang pflegen und versorgen kann. Die Krankenkasse kann zusätzlich zu den Kosten der Behandlungspflege auch die Kosten der häuslichen Krankenpflege, der Grundpflege und der hauswirtschaftlichen Versorgung übernehmen.</w:t>
       </w:r>
     </w:p>
     <w:p>
       <w:pPr>
-        <w:spacing w:after="60"/>
-      </w:pPr>
+        <w:spacing w:after="160"/>
+      </w:pPr>
+      <w:r>
+        <w:rPr>
+          <w:rFonts w:ascii="Arial" w:hAnsi="Arial"/>
+          <w:b/>
+          <w:color w:val="2C2C2C"/>
+          <w:sz w:val="20"/>
+        </w:rPr>
+        <w:t>Pflegekasse (SGB XI)</w:t>
+      </w:r>
+      <w:r>
+        <w:br/>
+      </w:r>
       <w:r>
         <w:rPr>
           <w:rFonts w:ascii="Arial" w:hAnsi="Arial"/>
           <w:color w:val="2C2C2C"/>
           <w:sz w:val="20"/>
         </w:rPr>
-        <w:t>•  Wachkoma (Apallisches Syndrom)</w:t>
+        <w:t>Die Pflegekassen sind für die Sicherstellung der pflegerischen Versorgung ihrer Versicherten verantwortlich. Sie arbeiten mit allen an der pflegerischen und gesundheitlichen Versorgung Beteiligten eng zusammen. Die Pflegekassen stellen insbesondere sicher, dass ärztliche Behandlung, Grundpflege sowie Behandlungspflege und hauswirtschaftliche Versorgung nahtlos und störungsfrei ineinandergreifen.</w:t>
       </w:r>
     </w:p>
     <w:p>
       <w:pPr>
-        <w:spacing w:after="60"/>
-      </w:pPr>
+        <w:spacing w:after="160"/>
+      </w:pPr>
+      <w:r>
+        <w:rPr>
+          <w:rFonts w:ascii="Arial" w:hAnsi="Arial"/>
+          <w:b/>
+          <w:color w:val="2C2C2C"/>
+          <w:sz w:val="20"/>
+        </w:rPr>
+        <w:t>Sozialamt</w:t>
+      </w:r>
+      <w:r>
+        <w:br/>
+      </w:r>
       <w:r>
         <w:rPr>
           <w:rFonts w:ascii="Arial" w:hAnsi="Arial"/>
           <w:color w:val="2C2C2C"/>
           <w:sz w:val="20"/>
         </w:rPr>
-        <w:t>•  Ganzheitliche Langzeitversorgung für Patienten mit schweren Bewusstseinsstörungen. Unser Fokus liegt auf basaler Stimulation und der Erhaltung von Körperfunktionen.</w:t>
+        <w:t>Manchmal übersteigen die Kosten des tatsächlichen Pflegebedarfs die Leistungen der oben genannten Kostenträger. In diesem Fall muss der verbleibende Kostenanteil entweder privat getragen werden oder — sofern die Voraussetzungen gegeben sind — von unterschiedlichen Ämtern (Sozialamt, Beihilfe, Regierungspräsidium ...) übernommen werden.</w:t>
       </w:r>
     </w:p>
     <w:p>
       <w:pPr>
-        <w:spacing w:after="60"/>
-      </w:pPr>
+        <w:spacing w:after="160"/>
+      </w:pPr>
+      <w:r>
+        <w:rPr>
+          <w:rFonts w:ascii="Arial" w:hAnsi="Arial"/>
+          <w:b/>
+          <w:color w:val="2C2C2C"/>
+          <w:sz w:val="20"/>
+        </w:rPr>
+        <w:t>Private Versicherung</w:t>
+      </w:r>
+      <w:r>
+        <w:br/>
+      </w:r>
       <w:r>
         <w:rPr>
           <w:rFonts w:ascii="Arial" w:hAnsi="Arial"/>
           <w:color w:val="2C2C2C"/>
           <w:sz w:val="20"/>
         </w:rPr>
-        <w:t>•  ALS / Neurologische Erkrankungen</w:t>
+        <w:t>Eine zusätzlich abgeschlossene Kranken- oder Unfallversicherung kann je nach Prüfung einen Anteil der anfallenden Kosten übernehmen.</w:t>
       </w:r>
     </w:p>
     <w:p>
       <w:pPr>
-        <w:spacing w:after="60"/>
+        <w:spacing w:after="120"/>
       </w:pPr>
       <w:r>
         <w:rPr>
@@ -1419,12 +1588,12 @@
           <w:color w:val="2C2C2C"/>
           <w:sz w:val="20"/>
         </w:rPr>
-        <w:t>•  Individuelle Begleitung bei fortschreitenden neurologischen Veränderungen — empathisch, fachlich fundiert und auf die Erhaltung der Lebensqualität ausgerichtet.</w:t>
+        <w:t>Erfahrene Mitarbeiter vom Intensivpflegedienst KSK Farmos GmbH &amp; Co. KG übernehmen nach Erhalt einer Vollmacht die Verhandlungen mit den Kostenträgern bezüglich der Finanzierung einer 24-stündigen Intensiv-Versorgung. Diese sind in der Regel:</w:t>
       </w:r>
     </w:p>
     <w:p>
       <w:pPr>
-        <w:spacing w:after="60"/>
+        <w:spacing w:after="120"/>
       </w:pPr>
       <w:r>
         <w:rPr>
@@ -1432,844 +1601,31 @@
           <w:color w:val="2C2C2C"/>
           <w:sz w:val="20"/>
         </w:rPr>
-        <w:t>•  Querschnittslähmung</w:t>
+        <w:t>Wir beraten Sie persönlich — unverbindlich und kostenfrei.</w:t>
       </w:r>
     </w:p>
     <w:p>
-      <w:pPr>
-        <w:spacing w:after="60"/>
-      </w:pPr>
-      <w:r>
-        <w:rPr>
-          <w:rFonts w:ascii="Arial" w:hAnsi="Arial"/>
-          <w:color w:val="2C2C2C"/>
-          <w:sz w:val="20"/>
-        </w:rPr>
-        <w:t>•  Professionelle Unterstützung и Pflege für Menschen mit Rückenmarksverletzungen. Wir fördern die Selbstständigkeit и beugen gezielt Komplikationen vor.</w:t>
+      <w:r>
+        <w:br w:type="page"/>
       </w:r>
     </w:p>
     <w:p>
       <w:pPr>
-        <w:spacing w:after="60"/>
-      </w:pPr>
-      <w:r>
-        <w:rPr>
-          <w:rFonts w:ascii="Arial" w:hAnsi="Arial"/>
-          <w:color w:val="2C2C2C"/>
-          <w:sz w:val="20"/>
-        </w:rPr>
-        <w:t>•  Schädel-Hirn-Trauma</w:t>
-      </w:r>
-    </w:p>
-    <w:p>
-      <w:pPr>
-        <w:spacing w:after="60"/>
-      </w:pPr>
-      <w:r>
-        <w:rPr>
-          <w:rFonts w:ascii="Arial" w:hAnsi="Arial"/>
-          <w:color w:val="2C2C2C"/>
-          <w:sz w:val="20"/>
-        </w:rPr>
-        <w:t>•  Langfristige Versorgung nach schweren Hirnverletzungen. Zielgerichtet auf die Stabilisierung des Zustands и Unterstützung im Alltag.</w:t>
-      </w:r>
-    </w:p>
-    <w:p>
-      <w:pPr>
-        <w:spacing w:before="240" w:after="120"/>
-      </w:pPr>
-      <w:r>
-        <w:rPr>
-          <w:rFonts w:ascii="Georgia" w:hAnsi="Georgia"/>
-          <w:b/>
-          <w:color w:val="2C2C2C"/>
-          <w:sz w:val="23"/>
-        </w:rPr>
-        <w:t>Block: Welche Patienten wir versorgen</w:t>
-      </w:r>
-    </w:p>
-    <w:p>
-      <w:pPr>
-        <w:spacing w:after="60"/>
-      </w:pPr>
-      <w:r>
-        <w:rPr>
-          <w:rFonts w:ascii="Arial" w:hAnsi="Arial"/>
-          <w:color w:val="2C2C2C"/>
-          <w:sz w:val="20"/>
-        </w:rPr>
-        <w:t>•  Diagnosen</w:t>
-      </w:r>
-    </w:p>
-    <w:p>
-      <w:pPr>
-        <w:spacing w:after="60"/>
-      </w:pPr>
-      <w:r>
-        <w:rPr>
-          <w:rFonts w:ascii="Arial" w:hAnsi="Arial"/>
-          <w:color w:val="2C2C2C"/>
-          <w:sz w:val="20"/>
-        </w:rPr>
-        <w:t>•  Welche Patienten wir versorgen</w:t>
-      </w:r>
-    </w:p>
-    <w:p>
-      <w:pPr>
-        <w:spacing w:before="240" w:after="120"/>
-      </w:pPr>
-      <w:r>
-        <w:rPr>
-          <w:rFonts w:ascii="Georgia" w:hAnsi="Georgia"/>
-          <w:b/>
-          <w:color w:val="2C2C2C"/>
-          <w:sz w:val="23"/>
-        </w:rPr>
-        <w:t>Block: Aufenthalt</w:t>
-      </w:r>
-    </w:p>
-    <w:p>
-      <w:pPr>
-        <w:spacing w:after="60"/>
-      </w:pPr>
-      <w:r>
-        <w:rPr>
-          <w:rFonts w:ascii="Arial" w:hAnsi="Arial"/>
-          <w:color w:val="2C2C2C"/>
-          <w:sz w:val="20"/>
-        </w:rPr>
-        <w:t>•  Aufenthaltskonzept Kassel</w:t>
-      </w:r>
-    </w:p>
-    <w:p>
-      <w:pPr>
-        <w:spacing w:after="60"/>
-      </w:pPr>
-      <w:r>
-        <w:rPr>
-          <w:rFonts w:ascii="Arial" w:hAnsi="Arial"/>
-          <w:color w:val="2C2C2C"/>
-          <w:sz w:val="20"/>
-        </w:rPr>
-        <w:t>•  Was Sie erwartet</w:t>
-      </w:r>
-    </w:p>
-    <w:p>
-      <w:pPr>
-        <w:spacing w:after="60"/>
-      </w:pPr>
-      <w:r>
-        <w:rPr>
-          <w:rFonts w:ascii="Arial" w:hAnsi="Arial"/>
-          <w:color w:val="2C2C2C"/>
-          <w:sz w:val="20"/>
-        </w:rPr>
-        <w:t>•  An der Sommerbergstraße 14 in Kassel bieten wir Patienten ein eigenes Zimmer mit 24h-Betreuung.</w:t>
-      </w:r>
-    </w:p>
-    <w:p>
-      <w:pPr>
-        <w:spacing w:after="60"/>
-      </w:pPr>
-      <w:r>
-        <w:rPr>
-          <w:rFonts w:ascii="Arial" w:hAnsi="Arial"/>
-          <w:color w:val="2C2C2C"/>
-          <w:sz w:val="20"/>
-        </w:rPr>
-        <w:t>•  Eigenes Zimmer mit eigenen Möbeln</w:t>
-      </w:r>
-    </w:p>
-    <w:p>
-      <w:pPr>
-        <w:spacing w:after="60"/>
-      </w:pPr>
-      <w:r>
-        <w:rPr>
-          <w:rFonts w:ascii="Arial" w:hAnsi="Arial"/>
-          <w:color w:val="2C2C2C"/>
-          <w:sz w:val="20"/>
-        </w:rPr>
-        <w:t>•  Alle medizinischen Geräte</w:t>
-      </w:r>
-    </w:p>
-    <w:p>
-      <w:pPr>
-        <w:spacing w:after="60"/>
-      </w:pPr>
-      <w:r>
-        <w:rPr>
-          <w:rFonts w:ascii="Arial" w:hAnsi="Arial"/>
-          <w:color w:val="2C2C2C"/>
-          <w:sz w:val="20"/>
-        </w:rPr>
-        <w:t>•  Großzügiger Garten</w:t>
-      </w:r>
-    </w:p>
-    <w:p>
-      <w:pPr>
-        <w:spacing w:after="60"/>
-      </w:pPr>
-      <w:r>
-        <w:rPr>
-          <w:rFonts w:ascii="Arial" w:hAnsi="Arial"/>
-          <w:color w:val="2C2C2C"/>
-          <w:sz w:val="20"/>
-        </w:rPr>
-        <w:t>•  Bibliothek und Gemeinschaftsräume</w:t>
-      </w:r>
-    </w:p>
-    <w:p>
-      <w:pPr>
-        <w:spacing w:after="60"/>
-      </w:pPr>
-      <w:r>
-        <w:rPr>
-          <w:rFonts w:ascii="Arial" w:hAnsi="Arial"/>
-          <w:color w:val="2C2C2C"/>
-          <w:sz w:val="20"/>
-        </w:rPr>
-        <w:t>•  5,5 Mitarbeiter pro Patient</w:t>
-      </w:r>
-    </w:p>
-    <w:p>
-      <w:pPr>
-        <w:spacing w:after="60"/>
-      </w:pPr>
-      <w:r>
-        <w:rPr>
-          <w:rFonts w:ascii="Arial" w:hAnsi="Arial"/>
-          <w:color w:val="2C2C2C"/>
-          <w:sz w:val="20"/>
-        </w:rPr>
-        <w:t>•  24h-Betreuung rund um die Uhr</w:t>
-      </w:r>
-    </w:p>
-    <w:p>
-      <w:pPr>
-        <w:spacing w:after="60"/>
-      </w:pPr>
-      <w:r>
-        <w:rPr>
-          <w:rFonts w:ascii="Arial" w:hAnsi="Arial"/>
-          <w:color w:val="2C2C2C"/>
-          <w:sz w:val="20"/>
-        </w:rPr>
-        <w:t>•  Pflegerische und ärztliche Leistungen</w:t>
-      </w:r>
-    </w:p>
-    <w:p>
-      <w:pPr>
-        <w:spacing w:after="60"/>
-      </w:pPr>
-      <w:r>
-        <w:rPr>
-          <w:rFonts w:ascii="Arial" w:hAnsi="Arial"/>
-          <w:color w:val="2C2C2C"/>
-          <w:sz w:val="20"/>
-        </w:rPr>
-        <w:t>•  Individuelle Tagesgestaltung</w:t>
-      </w:r>
-    </w:p>
-    <w:p>
-      <w:pPr>
-        <w:spacing w:before="240" w:after="120"/>
-      </w:pPr>
-      <w:r>
-        <w:rPr>
-          <w:rFonts w:ascii="Georgia" w:hAnsi="Georgia"/>
-          <w:b/>
-          <w:color w:val="2C2C2C"/>
-          <w:sz w:val="23"/>
-        </w:rPr>
-        <w:t>Block: Fortbildung</w:t>
-      </w:r>
-    </w:p>
-    <w:p>
-      <w:pPr>
-        <w:spacing w:after="60"/>
-      </w:pPr>
-      <w:r>
-        <w:rPr>
-          <w:rFonts w:ascii="Arial" w:hAnsi="Arial"/>
-          <w:color w:val="2C2C2C"/>
-          <w:sz w:val="20"/>
-        </w:rPr>
-        <w:t>•  Fort- und Weiterbildungen</w:t>
-      </w:r>
-    </w:p>
-    <w:p>
-      <w:pPr>
-        <w:spacing w:after="60"/>
-      </w:pPr>
-      <w:r>
-        <w:rPr>
-          <w:rFonts w:ascii="Arial" w:hAnsi="Arial"/>
-          <w:color w:val="2C2C2C"/>
-          <w:sz w:val="20"/>
-        </w:rPr>
-        <w:t>•  8 Schulungsbereiche</w:t>
-      </w:r>
-    </w:p>
-    <w:p>
-      <w:pPr>
-        <w:spacing w:after="60"/>
-      </w:pPr>
-      <w:r>
-        <w:rPr>
-          <w:rFonts w:ascii="Arial" w:hAnsi="Arial"/>
-          <w:color w:val="2C2C2C"/>
-          <w:sz w:val="20"/>
-        </w:rPr>
-        <w:t>•  Regelmäßig geleitet von Fachärzten, Pulmologen, Kardiologen und Anästhesisten.</w:t>
-      </w:r>
-    </w:p>
-    <w:p>
-      <w:pPr>
-        <w:spacing w:after="60"/>
-      </w:pPr>
-      <w:r>
-        <w:rPr>
-          <w:rFonts w:ascii="Arial" w:hAnsi="Arial"/>
-          <w:color w:val="2C2C2C"/>
-          <w:sz w:val="20"/>
-        </w:rPr>
-        <w:t>•  Hygiene und Infektionsschutz</w:t>
-      </w:r>
-    </w:p>
-    <w:p>
-      <w:pPr>
-        <w:spacing w:after="60"/>
-      </w:pPr>
-      <w:r>
-        <w:rPr>
-          <w:rFonts w:ascii="Arial" w:hAnsi="Arial"/>
-          <w:color w:val="2C2C2C"/>
-          <w:sz w:val="20"/>
-        </w:rPr>
-        <w:t>•  Desinfektion, Sterilisation, Schutzverhalten, Schutzimpfungen.</w:t>
-      </w:r>
-    </w:p>
-    <w:p>
-      <w:pPr>
-        <w:spacing w:after="60"/>
-      </w:pPr>
-      <w:r>
-        <w:rPr>
-          <w:rFonts w:ascii="Arial" w:hAnsi="Arial"/>
-          <w:color w:val="2C2C2C"/>
-          <w:sz w:val="20"/>
-        </w:rPr>
-        <w:t>•  Atmung und Beatmung</w:t>
-      </w:r>
-    </w:p>
-    <w:p>
-      <w:pPr>
-        <w:spacing w:after="60"/>
-      </w:pPr>
-      <w:r>
-        <w:rPr>
-          <w:rFonts w:ascii="Arial" w:hAnsi="Arial"/>
-          <w:color w:val="2C2C2C"/>
-          <w:sz w:val="20"/>
-        </w:rPr>
-        <w:t>•  Atemstörungen, Beatmungsverfahren, Intubation, Medikation.</w:t>
-      </w:r>
-    </w:p>
-    <w:p>
-      <w:pPr>
-        <w:spacing w:after="60"/>
-      </w:pPr>
-      <w:r>
-        <w:rPr>
-          <w:rFonts w:ascii="Arial" w:hAnsi="Arial"/>
-          <w:color w:val="2C2C2C"/>
-          <w:sz w:val="20"/>
-        </w:rPr>
-        <w:t>•  Herz-Kreislauf-System</w:t>
-      </w:r>
-    </w:p>
-    <w:p>
-      <w:pPr>
-        <w:spacing w:after="60"/>
-      </w:pPr>
-      <w:r>
-        <w:rPr>
-          <w:rFonts w:ascii="Arial" w:hAnsi="Arial"/>
-          <w:color w:val="2C2C2C"/>
-          <w:sz w:val="20"/>
-        </w:rPr>
-        <w:t>•  Herzinsuffizienz, Reanimation, Defibrillator, Medikation.</w:t>
-      </w:r>
-    </w:p>
-    <w:p>
-      <w:pPr>
-        <w:spacing w:after="60"/>
-      </w:pPr>
-      <w:r>
-        <w:rPr>
-          <w:rFonts w:ascii="Arial" w:hAnsi="Arial"/>
-          <w:color w:val="2C2C2C"/>
-          <w:sz w:val="20"/>
-        </w:rPr>
-        <w:t>•  Schock</w:t>
-      </w:r>
-    </w:p>
-    <w:p>
-      <w:pPr>
-        <w:spacing w:after="60"/>
-      </w:pPr>
-      <w:r>
-        <w:rPr>
-          <w:rFonts w:ascii="Arial" w:hAnsi="Arial"/>
-          <w:color w:val="2C2C2C"/>
-          <w:sz w:val="20"/>
-        </w:rPr>
-        <w:t>•  6 Schockformen: hypovolämisch, kardiogen, septisch-toxisch, anaphylaktisch.</w:t>
-      </w:r>
-    </w:p>
-    <w:p>
-      <w:pPr>
-        <w:spacing w:after="60"/>
-      </w:pPr>
-      <w:r>
-        <w:rPr>
-          <w:rFonts w:ascii="Arial" w:hAnsi="Arial"/>
-          <w:color w:val="2C2C2C"/>
-          <w:sz w:val="20"/>
-        </w:rPr>
-        <w:t>•  Internistische Notfälle</w:t>
-      </w:r>
-    </w:p>
-    <w:p>
-      <w:pPr>
-        <w:spacing w:after="60"/>
-      </w:pPr>
-      <w:r>
-        <w:rPr>
-          <w:rFonts w:ascii="Arial" w:hAnsi="Arial"/>
-          <w:color w:val="2C2C2C"/>
-          <w:sz w:val="20"/>
-        </w:rPr>
-        <w:t>•  Tracheotomie, Pleura-Punktion, PEEP-Beatmung, Druckinfusion.</w:t>
-      </w:r>
-    </w:p>
-    <w:p>
-      <w:pPr>
-        <w:spacing w:after="60"/>
-      </w:pPr>
-      <w:r>
-        <w:rPr>
-          <w:rFonts w:ascii="Arial" w:hAnsi="Arial"/>
-          <w:color w:val="2C2C2C"/>
-          <w:sz w:val="20"/>
-        </w:rPr>
-        <w:t>•  Traumatologische Notfälle</w:t>
-      </w:r>
-    </w:p>
-    <w:p>
-      <w:pPr>
-        <w:spacing w:after="60"/>
-      </w:pPr>
-      <w:r>
-        <w:rPr>
-          <w:rFonts w:ascii="Arial" w:hAnsi="Arial"/>
-          <w:color w:val="2C2C2C"/>
-          <w:sz w:val="20"/>
-        </w:rPr>
-        <w:t>•  Schädel-/Gehirnverletzungen, Blutungen, Erstversorgung.</w:t>
-      </w:r>
-    </w:p>
-    <w:p>
-      <w:pPr>
-        <w:spacing w:after="60"/>
-      </w:pPr>
-      <w:r>
-        <w:rPr>
-          <w:rFonts w:ascii="Arial" w:hAnsi="Arial"/>
-          <w:color w:val="2C2C2C"/>
-          <w:sz w:val="20"/>
-        </w:rPr>
-        <w:t>•  Brustkorbverletzungen</w:t>
-      </w:r>
-    </w:p>
-    <w:p>
-      <w:pPr>
-        <w:spacing w:after="60"/>
-      </w:pPr>
-      <w:r>
-        <w:rPr>
-          <w:rFonts w:ascii="Arial" w:hAnsi="Arial"/>
-          <w:color w:val="2C2C2C"/>
-          <w:sz w:val="20"/>
-        </w:rPr>
-        <w:t>•  Lungenkontusion, Hämatothorax, Pneumothorax, Herzkontusion.</w:t>
-      </w:r>
-    </w:p>
-    <w:p>
-      <w:pPr>
-        <w:spacing w:after="60"/>
-      </w:pPr>
-      <w:r>
-        <w:rPr>
-          <w:rFonts w:ascii="Arial" w:hAnsi="Arial"/>
-          <w:color w:val="2C2C2C"/>
-          <w:sz w:val="20"/>
-        </w:rPr>
-        <w:t>•  Thermische Notfälle</w:t>
-      </w:r>
-    </w:p>
-    <w:p>
-      <w:pPr>
-        <w:spacing w:after="60"/>
-      </w:pPr>
-      <w:r>
-        <w:rPr>
-          <w:rFonts w:ascii="Arial" w:hAnsi="Arial"/>
-          <w:color w:val="2C2C2C"/>
-          <w:sz w:val="20"/>
-        </w:rPr>
-        <w:t>•  Hitzeschäden, Kälteschäden, Verbrennung, Inhalationstrauma.</w:t>
-      </w:r>
-    </w:p>
-    <w:p>
-      <w:pPr>
-        <w:spacing w:before="240" w:after="120"/>
-      </w:pPr>
-      <w:r>
-        <w:rPr>
-          <w:rFonts w:ascii="Georgia" w:hAnsi="Georgia"/>
-          <w:b/>
-          <w:color w:val="2C2C2C"/>
-          <w:sz w:val="23"/>
-        </w:rPr>
-        <w:t>Block: 8 Schulungsbereiche</w:t>
-      </w:r>
-    </w:p>
-    <w:p>
-      <w:pPr>
-        <w:spacing w:after="60"/>
-      </w:pPr>
-      <w:r>
-        <w:rPr>
-          <w:rFonts w:ascii="Arial" w:hAnsi="Arial"/>
-          <w:color w:val="2C2C2C"/>
-          <w:sz w:val="20"/>
-        </w:rPr>
-        <w:t>•  Fort- und Weiterbildungen</w:t>
-      </w:r>
-    </w:p>
-    <w:p>
-      <w:pPr>
-        <w:spacing w:after="60"/>
-      </w:pPr>
-      <w:r>
-        <w:rPr>
-          <w:rFonts w:ascii="Arial" w:hAnsi="Arial"/>
-          <w:color w:val="2C2C2C"/>
-          <w:sz w:val="20"/>
-        </w:rPr>
-        <w:t>•  8 Schulungsbereiche</w:t>
-      </w:r>
-    </w:p>
-    <w:p>
-      <w:pPr>
-        <w:spacing w:after="60"/>
-      </w:pPr>
-      <w:r>
-        <w:rPr>
-          <w:rFonts w:ascii="Arial" w:hAnsi="Arial"/>
-          <w:color w:val="2C2C2C"/>
-          <w:sz w:val="20"/>
-        </w:rPr>
-        <w:t>•  Regelmäßig geleitet von Fachärzten, Pulmologen, Kardiologen und Anästhesisten.</w:t>
-      </w:r>
-    </w:p>
-    <w:p>
-      <w:pPr>
-        <w:spacing w:before="240" w:after="120"/>
-      </w:pPr>
-      <w:r>
-        <w:rPr>
-          <w:rFonts w:ascii="Georgia" w:hAnsi="Georgia"/>
-          <w:b/>
-          <w:color w:val="2C2C2C"/>
-          <w:sz w:val="23"/>
-        </w:rPr>
-        <w:t>Block: Kostenübernahme</w:t>
-      </w:r>
-    </w:p>
-    <w:p>
-      <w:pPr>
-        <w:spacing w:after="60"/>
-      </w:pPr>
-      <w:r>
-        <w:rPr>
-          <w:rFonts w:ascii="Arial" w:hAnsi="Arial"/>
-          <w:color w:val="2C2C2C"/>
-          <w:sz w:val="20"/>
-        </w:rPr>
-        <w:t>•  Finanzierung</w:t>
-      </w:r>
-    </w:p>
-    <w:p>
-      <w:pPr>
-        <w:spacing w:after="60"/>
-      </w:pPr>
-      <w:r>
-        <w:rPr>
-          <w:rFonts w:ascii="Arial" w:hAnsi="Arial"/>
-          <w:color w:val="2C2C2C"/>
-          <w:sz w:val="20"/>
-        </w:rPr>
-        <w:t>•  Kostenübernahme</w:t>
-      </w:r>
-    </w:p>
-    <w:p>
-      <w:pPr>
-        <w:spacing w:after="60"/>
-      </w:pPr>
-      <w:r>
-        <w:rPr>
-          <w:rFonts w:ascii="Arial" w:hAnsi="Arial"/>
-          <w:color w:val="2C2C2C"/>
-          <w:sz w:val="20"/>
-        </w:rPr>
-        <w:t>•  Erfahrene Mitarbeiter vom Intensivpflegedienst KSK Farmos GmbH &amp; Co. KG übernehmen nach Erhalt einer Vollmacht die Verhandlungen mit den Kostenträgern bezüglich der Finanzierung einer 24-stündigen Intensiv-Versorgung. Diese sind in der Regel:</w:t>
-      </w:r>
-    </w:p>
-    <w:p>
-      <w:pPr>
-        <w:spacing w:after="60"/>
-      </w:pPr>
-      <w:r>
-        <w:rPr>
-          <w:rFonts w:ascii="Arial" w:hAnsi="Arial"/>
-          <w:color w:val="2C2C2C"/>
-          <w:sz w:val="20"/>
-        </w:rPr>
-        <w:t>•  Krankenkasse (SGB V)</w:t>
-      </w:r>
-    </w:p>
-    <w:p>
-      <w:pPr>
-        <w:spacing w:after="60"/>
-      </w:pPr>
-      <w:r>
-        <w:rPr>
-          <w:rFonts w:ascii="Arial" w:hAnsi="Arial"/>
-          <w:color w:val="2C2C2C"/>
-          <w:sz w:val="20"/>
-        </w:rPr>
-        <w:t>•  Anspruch auf häusliche Krankenpflege (Intensivpflege) besteht, wenn eine im Haus lebende Person den Kranken nicht in dem erforderlichen Umfang pflegen und versorgen kann. Die Krankenkasse kann zusätzlich zu den Kosten der Behandlungspflege auch die Kosten der häuslichen Krankenpflege, der Grundpflege und der hauswirtschaftlichen Versorgung übernehmen.</w:t>
-      </w:r>
-    </w:p>
-    <w:p>
-      <w:pPr>
-        <w:spacing w:after="60"/>
-      </w:pPr>
-      <w:r>
-        <w:rPr>
-          <w:rFonts w:ascii="Arial" w:hAnsi="Arial"/>
-          <w:color w:val="2C2C2C"/>
-          <w:sz w:val="20"/>
-        </w:rPr>
-        <w:t>•  Pflegekasse (SGB XI)</w:t>
-      </w:r>
-    </w:p>
-    <w:p>
-      <w:pPr>
-        <w:spacing w:after="60"/>
-      </w:pPr>
-      <w:r>
-        <w:rPr>
-          <w:rFonts w:ascii="Arial" w:hAnsi="Arial"/>
-          <w:color w:val="2C2C2C"/>
-          <w:sz w:val="20"/>
-        </w:rPr>
-        <w:t>•  Die Pflegekassen sind für die Sicherstellung der pflegerischen Versorgung ihrer Versicherten verantwortlich. Sie arbeiten mit allen an der pflegerischen und gesundheitlichen Versorgung Beteiligten eng zusammen. Die Pflegekassen stellen insbesondere sicher, dass ärztliche Behandlung, Grundpflege sowie Behandlungspflege und hauswirtschaftliche Versorgung nahtlos und störungsfrei ineinandergreifen.</w:t>
-      </w:r>
-    </w:p>
-    <w:p>
-      <w:pPr>
-        <w:spacing w:after="60"/>
-      </w:pPr>
-      <w:r>
-        <w:rPr>
-          <w:rFonts w:ascii="Arial" w:hAnsi="Arial"/>
-          <w:color w:val="2C2C2C"/>
-          <w:sz w:val="20"/>
-        </w:rPr>
-        <w:t>•  Sozialamt</w:t>
-      </w:r>
-    </w:p>
-    <w:p>
-      <w:pPr>
-        <w:spacing w:after="60"/>
-      </w:pPr>
-      <w:r>
-        <w:rPr>
-          <w:rFonts w:ascii="Arial" w:hAnsi="Arial"/>
-          <w:color w:val="2C2C2C"/>
-          <w:sz w:val="20"/>
-        </w:rPr>
-        <w:t>•  Manchmal übersteigen die Kosten des tatsächlichen Pflegebedarfs die Leistungen der oben genannten Kostenträger. In diesem Fall muss der verbleibende Kostenanteil entweder privat getragen werden oder — sofern die Voraussetzungen gegeben sind — von unterschiedlichen Ämtern (Sozialamt, Beihilfe, Regierungspräsidium ...) übernommen werden.</w:t>
-      </w:r>
-    </w:p>
-    <w:p>
-      <w:pPr>
-        <w:spacing w:after="60"/>
-      </w:pPr>
-      <w:r>
-        <w:rPr>
-          <w:rFonts w:ascii="Arial" w:hAnsi="Arial"/>
-          <w:color w:val="2C2C2C"/>
-          <w:sz w:val="20"/>
-        </w:rPr>
-        <w:t>•  Private Versicherung</w:t>
-      </w:r>
-    </w:p>
-    <w:p>
-      <w:pPr>
-        <w:spacing w:after="60"/>
-      </w:pPr>
-      <w:r>
-        <w:rPr>
-          <w:rFonts w:ascii="Arial" w:hAnsi="Arial"/>
-          <w:color w:val="2C2C2C"/>
-          <w:sz w:val="20"/>
-        </w:rPr>
-        <w:t>•  Eine zusätzlich abgeschlossene Kranken- oder Unfallversicherung kann je nach Prüfung einen Anteil der anfallenden Kosten übernehmen.</w:t>
-      </w:r>
-    </w:p>
-    <w:p>
-      <w:pPr>
-        <w:spacing w:before="240" w:after="120"/>
-      </w:pPr>
-      <w:r>
-        <w:rPr>
-          <w:rFonts w:ascii="Georgia" w:hAnsi="Georgia"/>
-          <w:b/>
-          <w:color w:val="2C2C2C"/>
-          <w:sz w:val="23"/>
-        </w:rPr>
-        <w:t>Block: Kostenübernahme</w:t>
-      </w:r>
-    </w:p>
-    <w:p>
-      <w:pPr>
-        <w:spacing w:after="60"/>
-      </w:pPr>
-      <w:r>
-        <w:rPr>
-          <w:rFonts w:ascii="Arial" w:hAnsi="Arial"/>
-          <w:color w:val="2C2C2C"/>
-          <w:sz w:val="20"/>
-        </w:rPr>
-        <w:t>•  Finanzierung</w:t>
-      </w:r>
-    </w:p>
-    <w:p>
-      <w:pPr>
-        <w:spacing w:after="60"/>
-      </w:pPr>
-      <w:r>
-        <w:rPr>
-          <w:rFonts w:ascii="Arial" w:hAnsi="Arial"/>
-          <w:color w:val="2C2C2C"/>
-          <w:sz w:val="20"/>
-        </w:rPr>
-        <w:t>•  Kostenübernahme</w:t>
-      </w:r>
-    </w:p>
-    <w:p>
-      <w:pPr>
-        <w:spacing w:after="60"/>
-      </w:pPr>
-      <w:r>
-        <w:rPr>
-          <w:rFonts w:ascii="Arial" w:hAnsi="Arial"/>
-          <w:color w:val="2C2C2C"/>
-          <w:sz w:val="20"/>
-        </w:rPr>
-        <w:t>•  Erfahrene Mitarbeiter vom Intensivpflegedienst KSK Farmos GmbH &amp; Co. KG übernehmen nach Erhalt einer Vollmacht die Verhandlungen mit den Kostenträgern bezüglich der Finanzierung einer 24-stündigen Intensiv-Versorgung. Diese sind in der Regel:</w:t>
-      </w:r>
-    </w:p>
-    <w:p>
-      <w:pPr>
-        <w:spacing w:before="240" w:after="120"/>
-      </w:pPr>
-      <w:r>
-        <w:rPr>
-          <w:rFonts w:ascii="Georgia" w:hAnsi="Georgia"/>
-          <w:b/>
-          <w:color w:val="2C2C2C"/>
-          <w:sz w:val="23"/>
-        </w:rPr>
-        <w:t>Block: Kostenlose Beratung</w:t>
-      </w:r>
-    </w:p>
-    <w:p>
-      <w:pPr>
-        <w:spacing w:after="60"/>
-      </w:pPr>
-      <w:r>
-        <w:rPr>
-          <w:rFonts w:ascii="Arial" w:hAnsi="Arial"/>
-          <w:color w:val="2C2C2C"/>
-          <w:sz w:val="20"/>
-        </w:rPr>
-        <w:t>•  Kostenlose Beratung</w:t>
-      </w:r>
-    </w:p>
-    <w:p>
-      <w:pPr>
-        <w:spacing w:after="60"/>
-      </w:pPr>
-      <w:r>
-        <w:rPr>
-          <w:rFonts w:ascii="Arial" w:hAnsi="Arial"/>
-          <w:color w:val="2C2C2C"/>
-          <w:sz w:val="20"/>
-        </w:rPr>
-        <w:t>•  Wir beraten Sie persönlich — unverbindlich und kostenfrei.</w:t>
-      </w:r>
-    </w:p>
-    <w:p>
-      <w:pPr>
-        <w:spacing w:after="60"/>
-      </w:pPr>
-      <w:r>
-        <w:rPr>
-          <w:rFonts w:ascii="Arial" w:hAnsi="Arial"/>
-          <w:color w:val="2C2C2C"/>
-          <w:sz w:val="20"/>
-        </w:rPr>
-        <w:t>•  Sprechen Sie uns an</w:t>
-      </w:r>
-    </w:p>
-    <w:p>
-      <w:r>
-        <w:br w:type="page"/>
-      </w:r>
-    </w:p>
-    <w:p>
-      <w:pPr>
-        <w:spacing w:before="400" w:after="80"/>
+        <w:spacing w:before="480" w:after="80"/>
       </w:pPr>
       <w:r>
         <w:rPr>
           <w:rFonts w:ascii="Georgia" w:hAnsi="Georgia"/>
           <w:b/>
           <w:color w:val="4C2B73"/>
-          <w:sz w:val="30"/>
+          <w:sz w:val="32"/>
         </w:rPr>
         <w:t>ÜBER UNS</w:t>
       </w:r>
     </w:p>
     <w:p>
       <w:pPr>
-        <w:spacing w:after="200"/>
+        <w:spacing w:after="320"/>
       </w:pPr>
       <w:r>
         <w:rPr>
@@ -2283,21 +1639,22 @@
     </w:p>
     <w:p>
       <w:pPr>
-        <w:spacing w:before="240" w:after="120"/>
+        <w:keepNext/>
+        <w:spacing w:before="280" w:after="160"/>
       </w:pPr>
       <w:r>
         <w:rPr>
           <w:rFonts w:ascii="Georgia" w:hAnsi="Georgia"/>
           <w:b/>
-          <w:color w:val="2C2C2C"/>
-          <w:sz w:val="23"/>
+          <w:color w:val="4C2B73"/>
+          <w:sz w:val="26"/>
         </w:rPr>
-        <w:t>Block: Gegründet aus Überzeugung</w:t>
+        <w:t>Erfahrung und Fürsorge seit 2013</w:t>
       </w:r>
     </w:p>
     <w:p>
       <w:pPr>
-        <w:spacing w:after="60"/>
+        <w:spacing w:after="120"/>
       </w:pPr>
       <w:r>
         <w:rPr>
@@ -2305,12 +1662,27 @@
           <w:color w:val="2C2C2C"/>
           <w:sz w:val="20"/>
         </w:rPr>
-        <w:t>•  Unsere Geschichte</w:t>
+        <w:t>Seit 2013 versorgen wir Menschen mit schweren Erkrankungen — professionell, menschlich und zuverlässig.</w:t>
       </w:r>
     </w:p>
     <w:p>
       <w:pPr>
-        <w:spacing w:after="60"/>
+        <w:keepNext/>
+        <w:spacing w:before="280" w:after="160"/>
+      </w:pPr>
+      <w:r>
+        <w:rPr>
+          <w:rFonts w:ascii="Georgia" w:hAnsi="Georgia"/>
+          <w:b/>
+          <w:color w:val="4C2B73"/>
+          <w:sz w:val="26"/>
+        </w:rPr>
+        <w:t>Gegründet aus Überzeugung</w:t>
+      </w:r>
+    </w:p>
+    <w:p>
+      <w:pPr>
+        <w:spacing w:after="120"/>
       </w:pPr>
       <w:r>
         <w:rPr>
@@ -2318,12 +1690,12 @@
           <w:color w:val="2C2C2C"/>
           <w:sz w:val="20"/>
         </w:rPr>
-        <w:t>•  Gegründet aus Überzeugung</w:t>
+        <w:t>Der ambulante Intensivpflegedienst KSK Farmos GmbH &amp; Co. KG wurde 2013 von Viktor Beresnev in Volkmarsen gegründet — mit einem klaren Ziel: Menschen mit schweren Erkrankungen ein würdevolles, selbstbestimmtes Leben zu ermöglichen.</w:t>
       </w:r>
     </w:p>
     <w:p>
       <w:pPr>
-        <w:spacing w:after="60"/>
+        <w:spacing w:after="120"/>
       </w:pPr>
       <w:r>
         <w:rPr>
@@ -2331,12 +1703,27 @@
           <w:color w:val="2C2C2C"/>
           <w:sz w:val="20"/>
         </w:rPr>
-        <w:t>•  Der ambulante Intensivpflegedienst KSK Farmos GmbH &amp; Co. KG wurde 2013 von Viktor Beresnev in Volkmarsen gegründet — mit einem klaren Ziel: Menschen mit schweren Erkrankungen ein würdevolles, selbstbestimmtes Leben zu ermöglichen.</w:t>
+        <w:t>Seitdem versorgen wir Patienten hessenweit — in ihrem eigenen Zuhause oder in unserer Einrichtung in Kassel.</w:t>
       </w:r>
     </w:p>
     <w:p>
       <w:pPr>
-        <w:spacing w:after="60"/>
+        <w:keepNext/>
+        <w:spacing w:before="280" w:after="160"/>
+      </w:pPr>
+      <w:r>
+        <w:rPr>
+          <w:rFonts w:ascii="Georgia" w:hAnsi="Georgia"/>
+          <w:b/>
+          <w:color w:val="4C2B73"/>
+          <w:sz w:val="26"/>
+        </w:rPr>
+        <w:t>Woran wir uns orientieren</w:t>
+      </w:r>
+    </w:p>
+    <w:p>
+      <w:pPr>
+        <w:spacing w:after="120"/>
       </w:pPr>
       <w:r>
         <w:rPr>
@@ -2344,26 +1731,12 @@
           <w:color w:val="2C2C2C"/>
           <w:sz w:val="20"/>
         </w:rPr>
-        <w:t>•  Seitdem versorgen wir Patienten hessenweit — in ihrem eigenen Zuhause oder in unserer Einrichtung in Kassel.</w:t>
+        <w:t>Selbstständigkeit fördern und natürliche Prozesse begleiten.</w:t>
       </w:r>
     </w:p>
     <w:p>
       <w:pPr>
-        <w:spacing w:before="240" w:after="120"/>
-      </w:pPr>
-      <w:r>
-        <w:rPr>
-          <w:rFonts w:ascii="Georgia" w:hAnsi="Georgia"/>
-          <w:b/>
-          <w:color w:val="2C2C2C"/>
-          <w:sz w:val="23"/>
-        </w:rPr>
-        <w:t>Block: Woran wir uns orientieren</w:t>
-      </w:r>
-    </w:p>
-    <w:p>
-      <w:pPr>
-        <w:spacing w:after="60"/>
+        <w:spacing w:after="120"/>
       </w:pPr>
       <w:r>
         <w:rPr>
@@ -2371,12 +1744,12 @@
           <w:color w:val="2C2C2C"/>
           <w:sz w:val="20"/>
         </w:rPr>
-        <w:t>•  Unser Leitbild</w:t>
+        <w:t>Gezielte Pflege zur Erhaltung körperlicher Funktionen.</w:t>
       </w:r>
     </w:p>
     <w:p>
       <w:pPr>
-        <w:spacing w:after="60"/>
+        <w:spacing w:after="120"/>
       </w:pPr>
       <w:r>
         <w:rPr>
@@ -2384,12 +1757,12 @@
           <w:color w:val="2C2C2C"/>
           <w:sz w:val="20"/>
         </w:rPr>
-        <w:t>•  Woran wir uns orientieren</w:t>
+        <w:t>Verläufe überwachen, frühzeitig reagieren.</w:t>
       </w:r>
     </w:p>
     <w:p>
       <w:pPr>
-        <w:spacing w:after="60"/>
+        <w:spacing w:after="120"/>
       </w:pPr>
       <w:r>
         <w:rPr>
@@ -2397,12 +1770,12 @@
           <w:color w:val="2C2C2C"/>
           <w:sz w:val="20"/>
         </w:rPr>
-        <w:t>•  Lebensprozesse unterstützen</w:t>
+        <w:t>Emotionales und körperliches Wohlbefinden im Fokus.</w:t>
       </w:r>
     </w:p>
     <w:p>
       <w:pPr>
-        <w:spacing w:after="60"/>
+        <w:spacing w:after="120"/>
       </w:pPr>
       <w:r>
         <w:rPr>
@@ -2410,51 +1783,201 @@
           <w:color w:val="2C2C2C"/>
           <w:sz w:val="20"/>
         </w:rPr>
-        <w:t>•  Selbstständigkeit fördern und natürliche Prozesse begleiten.</w:t>
+        <w:t>Prophylaxen und kontinuierliche Überwachung.</w:t>
       </w:r>
     </w:p>
     <w:p>
       <w:pPr>
-        <w:spacing w:after="60"/>
-      </w:pPr>
+        <w:keepNext/>
+        <w:spacing w:before="280" w:after="160"/>
+      </w:pPr>
+      <w:r>
+        <w:rPr>
+          <w:rFonts w:ascii="Georgia" w:hAnsi="Georgia"/>
+          <w:b/>
+          <w:color w:val="4C2B73"/>
+          <w:sz w:val="26"/>
+        </w:rPr>
+        <w:t>Die Menschen hinter KSK Farmos GmbH &amp; Co. KG</w:t>
+      </w:r>
+    </w:p>
+    <w:p>
+      <w:pPr>
+        <w:spacing w:after="160"/>
+      </w:pPr>
+      <w:r>
+        <w:rPr>
+          <w:rFonts w:ascii="Arial" w:hAnsi="Arial"/>
+          <w:b/>
+          <w:color w:val="2C2C2C"/>
+          <w:sz w:val="20"/>
+        </w:rPr>
+        <w:t>Olga Korp</w:t>
+      </w:r>
+      <w:r>
+        <w:br/>
+      </w:r>
       <w:r>
         <w:rPr>
           <w:rFonts w:ascii="Arial" w:hAnsi="Arial"/>
           <w:color w:val="2C2C2C"/>
           <w:sz w:val="20"/>
         </w:rPr>
-        <w:t>•  Körperfunktionen fördern</w:t>
+        <w:t>Pflegedienstleitung (PDL)</w:t>
       </w:r>
     </w:p>
     <w:p>
       <w:pPr>
-        <w:spacing w:after="60"/>
-      </w:pPr>
+        <w:spacing w:after="160"/>
+      </w:pPr>
+      <w:r>
+        <w:rPr>
+          <w:rFonts w:ascii="Arial" w:hAnsi="Arial"/>
+          <w:b/>
+          <w:color w:val="2C2C2C"/>
+          <w:sz w:val="20"/>
+        </w:rPr>
+        <w:t>Lidia Zimmermann</w:t>
+      </w:r>
+      <w:r>
+        <w:br/>
+      </w:r>
       <w:r>
         <w:rPr>
           <w:rFonts w:ascii="Arial" w:hAnsi="Arial"/>
           <w:color w:val="2C2C2C"/>
           <w:sz w:val="20"/>
         </w:rPr>
-        <w:t>•  Gezielte Pflege zur Erhaltung körperlicher Funktionen.</w:t>
+        <w:t>Stellv. Pflegedienstleitung</w:t>
       </w:r>
     </w:p>
     <w:p>
       <w:pPr>
-        <w:spacing w:after="60"/>
-      </w:pPr>
+        <w:spacing w:after="160"/>
+      </w:pPr>
+      <w:r>
+        <w:rPr>
+          <w:rFonts w:ascii="Arial" w:hAnsi="Arial"/>
+          <w:b/>
+          <w:color w:val="2C2C2C"/>
+          <w:sz w:val="20"/>
+        </w:rPr>
+        <w:t>Unser Pflegeteam</w:t>
+      </w:r>
+      <w:r>
+        <w:br/>
+      </w:r>
       <w:r>
         <w:rPr>
           <w:rFonts w:ascii="Arial" w:hAnsi="Arial"/>
           <w:color w:val="2C2C2C"/>
           <w:sz w:val="20"/>
         </w:rPr>
-        <w:t>•  Krankheit kontrollieren</w:t>
+        <w:t>Examinierte Fachkräfte mit Erfahrung in der Intensivpflege.</w:t>
       </w:r>
     </w:p>
     <w:p>
       <w:pPr>
-        <w:spacing w:after="60"/>
+        <w:keepNext/>
+        <w:spacing w:before="280" w:after="160"/>
+      </w:pPr>
+      <w:r>
+        <w:rPr>
+          <w:rFonts w:ascii="Georgia" w:hAnsi="Georgia"/>
+          <w:b/>
+          <w:color w:val="4C2B73"/>
+          <w:sz w:val="26"/>
+        </w:rPr>
+        <w:t>Unsere Partner</w:t>
+      </w:r>
+    </w:p>
+    <w:p>
+      <w:pPr>
+        <w:spacing w:after="160"/>
+      </w:pPr>
+      <w:r>
+        <w:rPr>
+          <w:rFonts w:ascii="Arial" w:hAnsi="Arial"/>
+          <w:b/>
+          <w:color w:val="2C2C2C"/>
+          <w:sz w:val="20"/>
+        </w:rPr>
+        <w:t>Haus- und Fachärzte in ganz Hessen</w:t>
+      </w:r>
+    </w:p>
+    <w:p>
+      <w:pPr>
+        <w:spacing w:after="160"/>
+      </w:pPr>
+      <w:r>
+        <w:rPr>
+          <w:rFonts w:ascii="Arial" w:hAnsi="Arial"/>
+          <w:b/>
+          <w:color w:val="2C2C2C"/>
+          <w:sz w:val="20"/>
+        </w:rPr>
+        <w:t>Physiotherapeuten</w:t>
+      </w:r>
+    </w:p>
+    <w:p>
+      <w:pPr>
+        <w:spacing w:after="160"/>
+      </w:pPr>
+      <w:r>
+        <w:rPr>
+          <w:rFonts w:ascii="Arial" w:hAnsi="Arial"/>
+          <w:b/>
+          <w:color w:val="2C2C2C"/>
+          <w:sz w:val="20"/>
+        </w:rPr>
+        <w:t>Logopäden</w:t>
+      </w:r>
+    </w:p>
+    <w:p>
+      <w:pPr>
+        <w:spacing w:after="160"/>
+      </w:pPr>
+      <w:r>
+        <w:rPr>
+          <w:rFonts w:ascii="Arial" w:hAnsi="Arial"/>
+          <w:b/>
+          <w:color w:val="2C2C2C"/>
+          <w:sz w:val="20"/>
+        </w:rPr>
+        <w:t>Ergotherapeuten</w:t>
+      </w:r>
+    </w:p>
+    <w:p>
+      <w:pPr>
+        <w:spacing w:after="160"/>
+      </w:pPr>
+      <w:r>
+        <w:rPr>
+          <w:rFonts w:ascii="Arial" w:hAnsi="Arial"/>
+          <w:b/>
+          <w:color w:val="2C2C2C"/>
+          <w:sz w:val="20"/>
+        </w:rPr>
+        <w:t>Medizintechniker</w:t>
+      </w:r>
+    </w:p>
+    <w:p>
+      <w:pPr>
+        <w:spacing w:after="160"/>
+      </w:pPr>
+      <w:r>
+        <w:rPr>
+          <w:rFonts w:ascii="Arial" w:hAnsi="Arial"/>
+          <w:b/>
+          <w:color w:val="2C2C2C"/>
+          <w:sz w:val="20"/>
+        </w:rPr>
+        <w:t>Kranken-, Pflege- und Sozialkassen</w:t>
+      </w:r>
+    </w:p>
+    <w:p>
+      <w:pPr>
+        <w:spacing w:after="120"/>
       </w:pPr>
       <w:r>
         <w:rPr>
@@ -2462,491 +1985,31 @@
           <w:color w:val="2C2C2C"/>
           <w:sz w:val="20"/>
         </w:rPr>
-        <w:t>•  Verläufe überwachen, frühzeitig reagieren.</w:t>
+        <w:t>Wir beraten Sie persönlich — unverbindlich und kostenfrei.</w:t>
       </w:r>
     </w:p>
     <w:p>
-      <w:pPr>
-        <w:spacing w:after="60"/>
-      </w:pPr>
-      <w:r>
-        <w:rPr>
-          <w:rFonts w:ascii="Arial" w:hAnsi="Arial"/>
-          <w:color w:val="2C2C2C"/>
-          <w:sz w:val="20"/>
-        </w:rPr>
-        <w:t>•  Wohlbefinden fördern</w:t>
+      <w:r>
+        <w:br w:type="page"/>
       </w:r>
     </w:p>
     <w:p>
       <w:pPr>
-        <w:spacing w:after="60"/>
-      </w:pPr>
-      <w:r>
-        <w:rPr>
-          <w:rFonts w:ascii="Arial" w:hAnsi="Arial"/>
-          <w:color w:val="2C2C2C"/>
-          <w:sz w:val="20"/>
-        </w:rPr>
-        <w:t>•  Emotionales und körperliches Wohlbefinden im Fokus.</w:t>
-      </w:r>
-    </w:p>
-    <w:p>
-      <w:pPr>
-        <w:spacing w:after="60"/>
-      </w:pPr>
-      <w:r>
-        <w:rPr>
-          <w:rFonts w:ascii="Arial" w:hAnsi="Arial"/>
-          <w:color w:val="2C2C2C"/>
-          <w:sz w:val="20"/>
-        </w:rPr>
-        <w:t>•  Komplikationen verhindern</w:t>
-      </w:r>
-    </w:p>
-    <w:p>
-      <w:pPr>
-        <w:spacing w:after="60"/>
-      </w:pPr>
-      <w:r>
-        <w:rPr>
-          <w:rFonts w:ascii="Arial" w:hAnsi="Arial"/>
-          <w:color w:val="2C2C2C"/>
-          <w:sz w:val="20"/>
-        </w:rPr>
-        <w:t>•  Prophylaxen und kontinuierliche Überwachung.</w:t>
-      </w:r>
-    </w:p>
-    <w:p>
-      <w:pPr>
-        <w:spacing w:before="240" w:after="120"/>
-      </w:pPr>
-      <w:r>
-        <w:rPr>
-          <w:rFonts w:ascii="Georgia" w:hAnsi="Georgia"/>
-          <w:b/>
-          <w:color w:val="2C2C2C"/>
-          <w:sz w:val="23"/>
-        </w:rPr>
-        <w:t>Block: Woran wir uns orientieren</w:t>
-      </w:r>
-    </w:p>
-    <w:p>
-      <w:pPr>
-        <w:spacing w:after="60"/>
-      </w:pPr>
-      <w:r>
-        <w:rPr>
-          <w:rFonts w:ascii="Arial" w:hAnsi="Arial"/>
-          <w:color w:val="2C2C2C"/>
-          <w:sz w:val="20"/>
-        </w:rPr>
-        <w:t>•  Unser Leitbild</w:t>
-      </w:r>
-    </w:p>
-    <w:p>
-      <w:pPr>
-        <w:spacing w:after="60"/>
-      </w:pPr>
-      <w:r>
-        <w:rPr>
-          <w:rFonts w:ascii="Arial" w:hAnsi="Arial"/>
-          <w:color w:val="2C2C2C"/>
-          <w:sz w:val="20"/>
-        </w:rPr>
-        <w:t>•  Woran wir uns orientieren</w:t>
-      </w:r>
-    </w:p>
-    <w:p>
-      <w:pPr>
-        <w:spacing w:before="240" w:after="120"/>
-      </w:pPr>
-      <w:r>
-        <w:rPr>
-          <w:rFonts w:ascii="Georgia" w:hAnsi="Georgia"/>
-          <w:b/>
-          <w:color w:val="2C2C2C"/>
-          <w:sz w:val="23"/>
-        </w:rPr>
-        <w:t>Block: Die Menschen hinter KSK Farmos GmbH &amp; Co. KG</w:t>
-      </w:r>
-    </w:p>
-    <w:p>
-      <w:pPr>
-        <w:spacing w:after="60"/>
-      </w:pPr>
-      <w:r>
-        <w:rPr>
-          <w:rFonts w:ascii="Arial" w:hAnsi="Arial"/>
-          <w:color w:val="2C2C2C"/>
-          <w:sz w:val="20"/>
-        </w:rPr>
-        <w:t>•  Unser Team</w:t>
-      </w:r>
-    </w:p>
-    <w:p>
-      <w:pPr>
-        <w:spacing w:after="60"/>
-      </w:pPr>
-      <w:r>
-        <w:rPr>
-          <w:rFonts w:ascii="Arial" w:hAnsi="Arial"/>
-          <w:color w:val="2C2C2C"/>
-          <w:sz w:val="20"/>
-        </w:rPr>
-        <w:t>•  Die Menschen hinter KSK Farmos GmbH &amp; Co. KG</w:t>
-      </w:r>
-    </w:p>
-    <w:p>
-      <w:pPr>
-        <w:spacing w:after="60"/>
-      </w:pPr>
-      <w:r>
-        <w:rPr>
-          <w:rFonts w:ascii="Arial" w:hAnsi="Arial"/>
-          <w:color w:val="2C2C2C"/>
-          <w:sz w:val="20"/>
-        </w:rPr>
-        <w:t>•  Olga Korp</w:t>
-      </w:r>
-    </w:p>
-    <w:p>
-      <w:pPr>
-        <w:spacing w:after="60"/>
-      </w:pPr>
-      <w:r>
-        <w:rPr>
-          <w:rFonts w:ascii="Arial" w:hAnsi="Arial"/>
-          <w:color w:val="2C2C2C"/>
-          <w:sz w:val="20"/>
-        </w:rPr>
-        <w:t>•  Pflegedienstleitung (PDL)</w:t>
-      </w:r>
-    </w:p>
-    <w:p>
-      <w:pPr>
-        <w:spacing w:after="60"/>
-      </w:pPr>
-      <w:r>
-        <w:rPr>
-          <w:rFonts w:ascii="Arial" w:hAnsi="Arial"/>
-          <w:color w:val="2C2C2C"/>
-          <w:sz w:val="20"/>
-        </w:rPr>
-        <w:t>•  Verantwortlich für die fachliche Leitung und Qualitätssicherung aller Pflegemaßnahmen.</w:t>
-      </w:r>
-    </w:p>
-    <w:p>
-      <w:pPr>
-        <w:spacing w:after="60"/>
-      </w:pPr>
-      <w:r>
-        <w:rPr>
-          <w:rFonts w:ascii="Arial" w:hAnsi="Arial"/>
-          <w:color w:val="2C2C2C"/>
-          <w:sz w:val="20"/>
-        </w:rPr>
-        <w:t>•  Lidia Zimmermann</w:t>
-      </w:r>
-    </w:p>
-    <w:p>
-      <w:pPr>
-        <w:spacing w:after="60"/>
-      </w:pPr>
-      <w:r>
-        <w:rPr>
-          <w:rFonts w:ascii="Arial" w:hAnsi="Arial"/>
-          <w:color w:val="2C2C2C"/>
-          <w:sz w:val="20"/>
-        </w:rPr>
-        <w:t>•  Stellv. Pflegedienstleitung</w:t>
-      </w:r>
-    </w:p>
-    <w:p>
-      <w:pPr>
-        <w:spacing w:after="60"/>
-      </w:pPr>
-      <w:r>
-        <w:rPr>
-          <w:rFonts w:ascii="Arial" w:hAnsi="Arial"/>
-          <w:color w:val="2C2C2C"/>
-          <w:sz w:val="20"/>
-        </w:rPr>
-        <w:t>•  Koordination der Pflegeteams und direkte Ansprechpartnerin für Angehörige.</w:t>
-      </w:r>
-    </w:p>
-    <w:p>
-      <w:pPr>
-        <w:spacing w:after="60"/>
-      </w:pPr>
-      <w:r>
-        <w:rPr>
-          <w:rFonts w:ascii="Arial" w:hAnsi="Arial"/>
-          <w:color w:val="2C2C2C"/>
-          <w:sz w:val="20"/>
-        </w:rPr>
-        <w:t>•  Unser Pflegeteam</w:t>
-      </w:r>
-    </w:p>
-    <w:p>
-      <w:pPr>
-        <w:spacing w:after="60"/>
-      </w:pPr>
-      <w:r>
-        <w:rPr>
-          <w:rFonts w:ascii="Arial" w:hAnsi="Arial"/>
-          <w:color w:val="2C2C2C"/>
-          <w:sz w:val="20"/>
-        </w:rPr>
-        <w:t>•  Examinierte Fachkräfte mit Erfahrung in der Intensivpflege.</w:t>
-      </w:r>
-    </w:p>
-    <w:p>
-      <w:pPr>
-        <w:spacing w:after="60"/>
-      </w:pPr>
-      <w:r>
-        <w:rPr>
-          <w:rFonts w:ascii="Arial" w:hAnsi="Arial"/>
-          <w:color w:val="2C2C2C"/>
-          <w:sz w:val="20"/>
-        </w:rPr>
-        <w:t>•  Rund 30 Mitarbeiter — qualifiziert, empathisch und zuverlässig im Einsatz.</w:t>
-      </w:r>
-    </w:p>
-    <w:p>
-      <w:pPr>
-        <w:spacing w:before="240" w:after="120"/>
-      </w:pPr>
-      <w:r>
-        <w:rPr>
-          <w:rFonts w:ascii="Georgia" w:hAnsi="Georgia"/>
-          <w:b/>
-          <w:color w:val="2C2C2C"/>
-          <w:sz w:val="23"/>
-        </w:rPr>
-        <w:t>Block: Die Menschen hinter KSK Farmos GmbH &amp; Co. KG</w:t>
-      </w:r>
-    </w:p>
-    <w:p>
-      <w:pPr>
-        <w:spacing w:after="60"/>
-      </w:pPr>
-      <w:r>
-        <w:rPr>
-          <w:rFonts w:ascii="Arial" w:hAnsi="Arial"/>
-          <w:color w:val="2C2C2C"/>
-          <w:sz w:val="20"/>
-        </w:rPr>
-        <w:t>•  Unser Team</w:t>
-      </w:r>
-    </w:p>
-    <w:p>
-      <w:pPr>
-        <w:spacing w:after="60"/>
-      </w:pPr>
-      <w:r>
-        <w:rPr>
-          <w:rFonts w:ascii="Arial" w:hAnsi="Arial"/>
-          <w:color w:val="2C2C2C"/>
-          <w:sz w:val="20"/>
-        </w:rPr>
-        <w:t>•  Die Menschen hinter KSK Farmos GmbH &amp; Co. KG</w:t>
-      </w:r>
-    </w:p>
-    <w:p>
-      <w:pPr>
-        <w:spacing w:before="240" w:after="120"/>
-      </w:pPr>
-      <w:r>
-        <w:rPr>
-          <w:rFonts w:ascii="Georgia" w:hAnsi="Georgia"/>
-          <w:b/>
-          <w:color w:val="2C2C2C"/>
-          <w:sz w:val="23"/>
-        </w:rPr>
-        <w:t>Block: Unsere Partner</w:t>
-      </w:r>
-    </w:p>
-    <w:p>
-      <w:pPr>
-        <w:spacing w:after="60"/>
-      </w:pPr>
-      <w:r>
-        <w:rPr>
-          <w:rFonts w:ascii="Arial" w:hAnsi="Arial"/>
-          <w:color w:val="2C2C2C"/>
-          <w:sz w:val="20"/>
-        </w:rPr>
-        <w:t>•  Kooperationen</w:t>
-      </w:r>
-    </w:p>
-    <w:p>
-      <w:pPr>
-        <w:spacing w:after="60"/>
-      </w:pPr>
-      <w:r>
-        <w:rPr>
-          <w:rFonts w:ascii="Arial" w:hAnsi="Arial"/>
-          <w:color w:val="2C2C2C"/>
-          <w:sz w:val="20"/>
-        </w:rPr>
-        <w:t>•  Unsere Partner</w:t>
-      </w:r>
-    </w:p>
-    <w:p>
-      <w:pPr>
-        <w:spacing w:after="60"/>
-      </w:pPr>
-      <w:r>
-        <w:rPr>
-          <w:rFonts w:ascii="Arial" w:hAnsi="Arial"/>
-          <w:color w:val="2C2C2C"/>
-          <w:sz w:val="20"/>
-        </w:rPr>
-        <w:t>•  Haus- und Fachärzte in ganz Hessen</w:t>
-      </w:r>
-    </w:p>
-    <w:p>
-      <w:pPr>
-        <w:spacing w:after="60"/>
-      </w:pPr>
-      <w:r>
-        <w:rPr>
-          <w:rFonts w:ascii="Arial" w:hAnsi="Arial"/>
-          <w:color w:val="2C2C2C"/>
-          <w:sz w:val="20"/>
-        </w:rPr>
-        <w:t>•  Physiotherapeuten</w:t>
-      </w:r>
-    </w:p>
-    <w:p>
-      <w:pPr>
-        <w:spacing w:after="60"/>
-      </w:pPr>
-      <w:r>
-        <w:rPr>
-          <w:rFonts w:ascii="Arial" w:hAnsi="Arial"/>
-          <w:color w:val="2C2C2C"/>
-          <w:sz w:val="20"/>
-        </w:rPr>
-        <w:t>•  Logopäden</w:t>
-      </w:r>
-    </w:p>
-    <w:p>
-      <w:pPr>
-        <w:spacing w:after="60"/>
-      </w:pPr>
-      <w:r>
-        <w:rPr>
-          <w:rFonts w:ascii="Arial" w:hAnsi="Arial"/>
-          <w:color w:val="2C2C2C"/>
-          <w:sz w:val="20"/>
-        </w:rPr>
-        <w:t>•  Ergotherapeuten</w:t>
-      </w:r>
-    </w:p>
-    <w:p>
-      <w:pPr>
-        <w:spacing w:after="60"/>
-      </w:pPr>
-      <w:r>
-        <w:rPr>
-          <w:rFonts w:ascii="Arial" w:hAnsi="Arial"/>
-          <w:color w:val="2C2C2C"/>
-          <w:sz w:val="20"/>
-        </w:rPr>
-        <w:t>•  Medizintechniker</w:t>
-      </w:r>
-    </w:p>
-    <w:p>
-      <w:pPr>
-        <w:spacing w:after="60"/>
-      </w:pPr>
-      <w:r>
-        <w:rPr>
-          <w:rFonts w:ascii="Arial" w:hAnsi="Arial"/>
-          <w:color w:val="2C2C2C"/>
-          <w:sz w:val="20"/>
-        </w:rPr>
-        <w:t>•  Kranken-, Pflege- und Sozialkassen</w:t>
-      </w:r>
-    </w:p>
-    <w:p>
-      <w:pPr>
-        <w:spacing w:before="240" w:after="120"/>
-      </w:pPr>
-      <w:r>
-        <w:rPr>
-          <w:rFonts w:ascii="Georgia" w:hAnsi="Georgia"/>
-          <w:b/>
-          <w:color w:val="2C2C2C"/>
-          <w:sz w:val="23"/>
-        </w:rPr>
-        <w:t>Block: Kostenlose Beratung</w:t>
-      </w:r>
-    </w:p>
-    <w:p>
-      <w:pPr>
-        <w:spacing w:after="60"/>
-      </w:pPr>
-      <w:r>
-        <w:rPr>
-          <w:rFonts w:ascii="Arial" w:hAnsi="Arial"/>
-          <w:color w:val="2C2C2C"/>
-          <w:sz w:val="20"/>
-        </w:rPr>
-        <w:t>•  Kostenlose Beratung</w:t>
-      </w:r>
-    </w:p>
-    <w:p>
-      <w:pPr>
-        <w:spacing w:after="60"/>
-      </w:pPr>
-      <w:r>
-        <w:rPr>
-          <w:rFonts w:ascii="Arial" w:hAnsi="Arial"/>
-          <w:color w:val="2C2C2C"/>
-          <w:sz w:val="20"/>
-        </w:rPr>
-        <w:t>•  Wir beraten Sie persönlich — unverbindlich und kostenfrei.</w:t>
-      </w:r>
-    </w:p>
-    <w:p>
-      <w:pPr>
-        <w:spacing w:after="60"/>
-      </w:pPr>
-      <w:r>
-        <w:rPr>
-          <w:rFonts w:ascii="Arial" w:hAnsi="Arial"/>
-          <w:color w:val="2C2C2C"/>
-          <w:sz w:val="20"/>
-        </w:rPr>
-        <w:t>•  Sprechen Sie uns an</w:t>
-      </w:r>
-    </w:p>
-    <w:p>
-      <w:r>
-        <w:br w:type="page"/>
-      </w:r>
-    </w:p>
-    <w:p>
-      <w:pPr>
-        <w:spacing w:before="400" w:after="80"/>
+        <w:spacing w:before="480" w:after="80"/>
       </w:pPr>
       <w:r>
         <w:rPr>
           <w:rFonts w:ascii="Georgia" w:hAnsi="Georgia"/>
           <w:b/>
           <w:color w:val="4C2B73"/>
-          <w:sz w:val="30"/>
+          <w:sz w:val="32"/>
         </w:rPr>
         <w:t>KARRIERE</w:t>
       </w:r>
     </w:p>
     <w:p>
       <w:pPr>
-        <w:spacing w:after="200"/>
+        <w:spacing w:after="320"/>
       </w:pPr>
       <w:r>
         <w:rPr>
@@ -2960,21 +2023,22 @@
     </w:p>
     <w:p>
       <w:pPr>
-        <w:spacing w:before="240" w:after="120"/>
+        <w:keepNext/>
+        <w:spacing w:before="280" w:after="160"/>
       </w:pPr>
       <w:r>
         <w:rPr>
           <w:rFonts w:ascii="Georgia" w:hAnsi="Georgia"/>
           <w:b/>
-          <w:color w:val="2C2C2C"/>
-          <w:sz w:val="23"/>
+          <w:color w:val="4C2B73"/>
+          <w:sz w:val="26"/>
         </w:rPr>
-        <w:t>Block: Was wir Ihnen bieten</w:t>
+        <w:t>Arbeiten, wo es wirklich zählt.</w:t>
       </w:r>
     </w:p>
     <w:p>
       <w:pPr>
-        <w:spacing w:after="60"/>
+        <w:spacing w:after="120"/>
       </w:pPr>
       <w:r>
         <w:rPr>
@@ -2982,90 +2046,207 @@
           <w:color w:val="2C2C2C"/>
           <w:sz w:val="20"/>
         </w:rPr>
-        <w:t>•  Warum KSK Farmos GmbH &amp; Co. KG?</w:t>
+        <w:t>Übertarifliche Bezahlung, kontinuierliche Weiterbildung und ein Team, das zusammenhält.</w:t>
       </w:r>
     </w:p>
     <w:p>
       <w:pPr>
-        <w:spacing w:after="60"/>
-      </w:pPr>
+        <w:keepNext/>
+        <w:spacing w:before="280" w:after="160"/>
+      </w:pPr>
+      <w:r>
+        <w:rPr>
+          <w:rFonts w:ascii="Georgia" w:hAnsi="Georgia"/>
+          <w:b/>
+          <w:color w:val="4C2B73"/>
+          <w:sz w:val="26"/>
+        </w:rPr>
+        <w:t>Was wir Ihnen bieten</w:t>
+      </w:r>
+    </w:p>
+    <w:p>
+      <w:pPr>
+        <w:spacing w:after="160"/>
+      </w:pPr>
+      <w:r>
+        <w:rPr>
+          <w:rFonts w:ascii="Arial" w:hAnsi="Arial"/>
+          <w:b/>
+          <w:color w:val="2C2C2C"/>
+          <w:sz w:val="20"/>
+        </w:rPr>
+        <w:t>Übertarifliche Bezahlung</w:t>
+      </w:r>
+      <w:r>
+        <w:br/>
+      </w:r>
       <w:r>
         <w:rPr>
           <w:rFonts w:ascii="Arial" w:hAnsi="Arial"/>
           <w:color w:val="2C2C2C"/>
           <w:sz w:val="20"/>
         </w:rPr>
-        <w:t>•  Was wir Ihnen bieten</w:t>
+        <w:t>Wir zahlen deutlich über Tarif — weil uns Ihre Arbeit viel wert ist.</w:t>
       </w:r>
     </w:p>
     <w:p>
       <w:pPr>
-        <w:spacing w:after="60"/>
-      </w:pPr>
+        <w:spacing w:after="160"/>
+      </w:pPr>
+      <w:r>
+        <w:rPr>
+          <w:rFonts w:ascii="Arial" w:hAnsi="Arial"/>
+          <w:b/>
+          <w:color w:val="2C2C2C"/>
+          <w:sz w:val="20"/>
+        </w:rPr>
+        <w:t>Starkes Team</w:t>
+      </w:r>
+      <w:r>
+        <w:br/>
+      </w:r>
       <w:r>
         <w:rPr>
           <w:rFonts w:ascii="Arial" w:hAnsi="Arial"/>
           <w:color w:val="2C2C2C"/>
           <w:sz w:val="20"/>
         </w:rPr>
-        <w:t>•  Übertarifliche Bezahlung</w:t>
+        <w:t>Kollegiale Atmosphäre, gegenseitige Unterstützung und echte Wertschätzung.</w:t>
       </w:r>
     </w:p>
     <w:p>
       <w:pPr>
-        <w:spacing w:after="60"/>
-      </w:pPr>
+        <w:spacing w:after="160"/>
+      </w:pPr>
+      <w:r>
+        <w:rPr>
+          <w:rFonts w:ascii="Arial" w:hAnsi="Arial"/>
+          <w:b/>
+          <w:color w:val="2C2C2C"/>
+          <w:sz w:val="20"/>
+        </w:rPr>
+        <w:t>Kontinuierliche Weiterbildung</w:t>
+      </w:r>
+      <w:r>
+        <w:br/>
+      </w:r>
       <w:r>
         <w:rPr>
           <w:rFonts w:ascii="Arial" w:hAnsi="Arial"/>
           <w:color w:val="2C2C2C"/>
           <w:sz w:val="20"/>
         </w:rPr>
-        <w:t>•  Wir zahlen deutlich über Tarif — weil uns Ihre Arbeit viel wert ist.</w:t>
+        <w:t>Regelmäßige Fortbildungen durch Fachärzte — auf Kosten des Unternehmens.</w:t>
       </w:r>
     </w:p>
     <w:p>
       <w:pPr>
-        <w:spacing w:after="60"/>
-      </w:pPr>
+        <w:spacing w:after="160"/>
+      </w:pPr>
+      <w:r>
+        <w:rPr>
+          <w:rFonts w:ascii="Arial" w:hAnsi="Arial"/>
+          <w:b/>
+          <w:color w:val="2C2C2C"/>
+          <w:sz w:val="20"/>
+        </w:rPr>
+        <w:t>Flexibel und regional</w:t>
+      </w:r>
+      <w:r>
+        <w:br/>
+      </w:r>
       <w:r>
         <w:rPr>
           <w:rFonts w:ascii="Arial" w:hAnsi="Arial"/>
           <w:color w:val="2C2C2C"/>
           <w:sz w:val="20"/>
         </w:rPr>
-        <w:t>•  Starkes Team</w:t>
+        <w:t>Einsätze in ganz Hessen — mit Firmenwagen und flexiblen Arbeitszeiten.</w:t>
       </w:r>
     </w:p>
     <w:p>
       <w:pPr>
-        <w:spacing w:after="60"/>
-      </w:pPr>
+        <w:spacing w:after="160"/>
+      </w:pPr>
+      <w:r>
+        <w:rPr>
+          <w:rFonts w:ascii="Arial" w:hAnsi="Arial"/>
+          <w:b/>
+          <w:color w:val="2C2C2C"/>
+          <w:sz w:val="20"/>
+        </w:rPr>
+        <w:t>Sinnvolle Arbeit</w:t>
+      </w:r>
+      <w:r>
+        <w:br/>
+      </w:r>
       <w:r>
         <w:rPr>
           <w:rFonts w:ascii="Arial" w:hAnsi="Arial"/>
           <w:color w:val="2C2C2C"/>
           <w:sz w:val="20"/>
         </w:rPr>
-        <w:t>•  Kollegiale Atmosphäre, gegenseitige Unterstützung und echte Wertschätzung.</w:t>
+        <w:t>Sie machen einen echten Unterschied im Leben schwer kranker Menschen.</w:t>
       </w:r>
     </w:p>
     <w:p>
       <w:pPr>
-        <w:spacing w:after="60"/>
-      </w:pPr>
+        <w:spacing w:after="160"/>
+      </w:pPr>
+      <w:r>
+        <w:rPr>
+          <w:rFonts w:ascii="Arial" w:hAnsi="Arial"/>
+          <w:b/>
+          <w:color w:val="2C2C2C"/>
+          <w:sz w:val="20"/>
+        </w:rPr>
+        <w:t>Entwicklungsmöglichkeiten</w:t>
+      </w:r>
+      <w:r>
+        <w:br/>
+      </w:r>
       <w:r>
         <w:rPr>
           <w:rFonts w:ascii="Arial" w:hAnsi="Arial"/>
           <w:color w:val="2C2C2C"/>
           <w:sz w:val="20"/>
         </w:rPr>
-        <w:t>•  Kontinuierliche Weiterbildung</w:t>
+        <w:t>Aufstiegschancen und persönliche Weiterentwicklung im Unternehmen.</w:t>
       </w:r>
     </w:p>
     <w:p>
       <w:pPr>
-        <w:spacing w:after="60"/>
+        <w:keepNext/>
+        <w:spacing w:before="280" w:after="160"/>
+      </w:pPr>
+      <w:r>
+        <w:rPr>
+          <w:rFonts w:ascii="Georgia" w:hAnsi="Georgia"/>
+          <w:b/>
+          <w:color w:val="4C2B73"/>
+          <w:sz w:val="26"/>
+        </w:rPr>
+        <w:t>Offene Stellen</w:t>
+      </w:r>
+    </w:p>
+    <w:p>
+      <w:pPr>
+        <w:keepNext/>
+        <w:spacing w:before="280" w:after="160"/>
+      </w:pPr>
+      <w:r>
+        <w:rPr>
+          <w:rFonts w:ascii="Georgia" w:hAnsi="Georgia"/>
+          <w:b/>
+          <w:color w:val="4C2B73"/>
+          <w:sz w:val="26"/>
+        </w:rPr>
+        <w:t>Bewerbung einreichen</w:t>
+      </w:r>
+    </w:p>
+    <w:p>
+      <w:pPr>
+        <w:spacing w:after="120"/>
       </w:pPr>
       <w:r>
         <w:rPr>
@@ -3073,12 +2254,12 @@
           <w:color w:val="2C2C2C"/>
           <w:sz w:val="20"/>
         </w:rPr>
-        <w:t>•  Regelmäßige Fortbildungen durch Fachärzte — auf Kosten des Unternehmens.</w:t>
+        <w:t>Per Formular, E-Mail oder Telefon.</w:t>
       </w:r>
     </w:p>
     <w:p>
       <w:pPr>
-        <w:spacing w:after="60"/>
+        <w:spacing w:after="120"/>
       </w:pPr>
       <w:r>
         <w:rPr>
@@ -3086,557 +2267,96 @@
           <w:color w:val="2C2C2C"/>
           <w:sz w:val="20"/>
         </w:rPr>
-        <w:t>•  Flexibel und regional</w:t>
+        <w:t>Per Formular, E-Mail oder Telefon.</w:t>
       </w:r>
     </w:p>
     <w:p>
       <w:pPr>
-        <w:spacing w:after="60"/>
-      </w:pPr>
+        <w:spacing w:after="160"/>
+      </w:pPr>
+      <w:r>
+        <w:rPr>
+          <w:rFonts w:ascii="Arial" w:hAnsi="Arial"/>
+          <w:b/>
+          <w:color w:val="2C2C2C"/>
+          <w:sz w:val="20"/>
+        </w:rPr>
+        <w:t>Persönliches Gespräch</w:t>
+      </w:r>
+      <w:r>
+        <w:br/>
+      </w:r>
       <w:r>
         <w:rPr>
           <w:rFonts w:ascii="Arial" w:hAnsi="Arial"/>
           <w:color w:val="2C2C2C"/>
           <w:sz w:val="20"/>
         </w:rPr>
-        <w:t>•  Einsätze in ganz Hessen — mit Firmenwagen und flexiblen Arbeitszeiten.</w:t>
+        <w:t>Wir lernen Sie kennen — locker und auf Augenhöhe.</w:t>
       </w:r>
     </w:p>
     <w:p>
       <w:pPr>
-        <w:spacing w:after="60"/>
-      </w:pPr>
+        <w:spacing w:after="160"/>
+      </w:pPr>
+      <w:r>
+        <w:rPr>
+          <w:rFonts w:ascii="Arial" w:hAnsi="Arial"/>
+          <w:b/>
+          <w:color w:val="2C2C2C"/>
+          <w:sz w:val="20"/>
+        </w:rPr>
+        <w:t>Willkommen im Team</w:t>
+      </w:r>
+      <w:r>
+        <w:br/>
+      </w:r>
       <w:r>
         <w:rPr>
           <w:rFonts w:ascii="Arial" w:hAnsi="Arial"/>
           <w:color w:val="2C2C2C"/>
           <w:sz w:val="20"/>
         </w:rPr>
-        <w:t>•  Sinnvolle Arbeit</w:t>
+        <w:t>Einarbeitung, Fortbildungen und Unterstützung.</w:t>
       </w:r>
     </w:p>
     <w:p>
       <w:pPr>
-        <w:spacing w:after="60"/>
-      </w:pPr>
-      <w:r>
-        <w:rPr>
-          <w:rFonts w:ascii="Arial" w:hAnsi="Arial"/>
-          <w:color w:val="2C2C2C"/>
-          <w:sz w:val="20"/>
-        </w:rPr>
-        <w:t>•  Sie machen einen echten Unterschied im Leben schwer kranker Menschen.</w:t>
-      </w:r>
-    </w:p>
-    <w:p>
-      <w:pPr>
-        <w:spacing w:after="60"/>
-      </w:pPr>
-      <w:r>
-        <w:rPr>
-          <w:rFonts w:ascii="Arial" w:hAnsi="Arial"/>
-          <w:color w:val="2C2C2C"/>
-          <w:sz w:val="20"/>
-        </w:rPr>
-        <w:t>•  Entwicklungsmöglichkeiten</w:t>
-      </w:r>
-    </w:p>
-    <w:p>
-      <w:pPr>
-        <w:spacing w:after="60"/>
-      </w:pPr>
-      <w:r>
-        <w:rPr>
-          <w:rFonts w:ascii="Arial" w:hAnsi="Arial"/>
-          <w:color w:val="2C2C2C"/>
-          <w:sz w:val="20"/>
-        </w:rPr>
-        <w:t>•  Aufstiegschancen und persönliche Weiterentwicklung im Unternehmen.</w:t>
-      </w:r>
-    </w:p>
-    <w:p>
-      <w:pPr>
-        <w:spacing w:before="240" w:after="120"/>
-      </w:pPr>
-      <w:r>
-        <w:rPr>
-          <w:rFonts w:ascii="Georgia" w:hAnsi="Georgia"/>
-          <w:b/>
-          <w:color w:val="2C2C2C"/>
-          <w:sz w:val="23"/>
-        </w:rPr>
-        <w:t>Block: Was wir Ihnen bieten</w:t>
-      </w:r>
-    </w:p>
-    <w:p>
-      <w:pPr>
-        <w:spacing w:after="60"/>
-      </w:pPr>
-      <w:r>
-        <w:rPr>
-          <w:rFonts w:ascii="Arial" w:hAnsi="Arial"/>
-          <w:color w:val="2C2C2C"/>
-          <w:sz w:val="20"/>
-        </w:rPr>
-        <w:t>•  Warum KSK Farmos GmbH &amp; Co. KG?</w:t>
-      </w:r>
-    </w:p>
-    <w:p>
-      <w:pPr>
-        <w:spacing w:after="60"/>
-      </w:pPr>
-      <w:r>
-        <w:rPr>
-          <w:rFonts w:ascii="Arial" w:hAnsi="Arial"/>
-          <w:color w:val="2C2C2C"/>
-          <w:sz w:val="20"/>
-        </w:rPr>
-        <w:t>•  Was wir Ihnen bieten</w:t>
-      </w:r>
-    </w:p>
-    <w:p>
-      <w:pPr>
-        <w:spacing w:before="240" w:after="120"/>
-      </w:pPr>
-      <w:r>
-        <w:rPr>
-          <w:rFonts w:ascii="Georgia" w:hAnsi="Georgia"/>
-          <w:b/>
-          <w:color w:val="2C2C2C"/>
-          <w:sz w:val="23"/>
-        </w:rPr>
-        <w:t>Block: Vakanzen</w:t>
-      </w:r>
-    </w:p>
-    <w:p>
-      <w:pPr>
-        <w:spacing w:after="60"/>
-      </w:pPr>
-      <w:r>
-        <w:rPr>
-          <w:rFonts w:ascii="Arial" w:hAnsi="Arial"/>
-          <w:color w:val="2C2C2C"/>
-          <w:sz w:val="20"/>
-        </w:rPr>
-        <w:t>•  Stellenangebote</w:t>
-      </w:r>
-    </w:p>
-    <w:p>
-      <w:pPr>
-        <w:spacing w:after="60"/>
-      </w:pPr>
-      <w:r>
-        <w:rPr>
-          <w:rFonts w:ascii="Arial" w:hAnsi="Arial"/>
-          <w:color w:val="2C2C2C"/>
-          <w:sz w:val="20"/>
-        </w:rPr>
-        <w:t>•  Offene Stellen</w:t>
-      </w:r>
-    </w:p>
-    <w:p>
-      <w:pPr>
-        <w:spacing w:after="60"/>
-      </w:pPr>
-      <w:r>
-        <w:rPr>
-          <w:rFonts w:ascii="Arial" w:hAnsi="Arial"/>
-          <w:color w:val="2C2C2C"/>
-          <w:sz w:val="20"/>
-        </w:rPr>
-        <w:t>•  Examinierte Pflegefachkraft (w/m/d)</w:t>
-      </w:r>
-    </w:p>
-    <w:p>
-      <w:pPr>
-        <w:spacing w:after="60"/>
-      </w:pPr>
-      <w:r>
-        <w:rPr>
-          <w:rFonts w:ascii="Arial" w:hAnsi="Arial"/>
-          <w:color w:val="2C2C2C"/>
-          <w:sz w:val="20"/>
-        </w:rPr>
-        <w:t>•  Vollzeit / Teilzeit</w:t>
-      </w:r>
-    </w:p>
-    <w:p>
-      <w:pPr>
-        <w:spacing w:after="60"/>
-      </w:pPr>
-      <w:r>
-        <w:rPr>
-          <w:rFonts w:ascii="Arial" w:hAnsi="Arial"/>
-          <w:color w:val="2C2C2C"/>
-          <w:sz w:val="20"/>
-        </w:rPr>
-        <w:t>•  Intensivpflege</w:t>
-      </w:r>
-    </w:p>
-    <w:p>
-      <w:pPr>
-        <w:spacing w:after="60"/>
-      </w:pPr>
-      <w:r>
-        <w:rPr>
-          <w:rFonts w:ascii="Arial" w:hAnsi="Arial"/>
-          <w:color w:val="2C2C2C"/>
-          <w:sz w:val="20"/>
-        </w:rPr>
-        <w:t>•  Hessen</w:t>
-      </w:r>
-    </w:p>
-    <w:p>
-      <w:pPr>
-        <w:spacing w:after="60"/>
-      </w:pPr>
-      <w:r>
-        <w:rPr>
-          <w:rFonts w:ascii="Arial" w:hAnsi="Arial"/>
-          <w:color w:val="2C2C2C"/>
-          <w:sz w:val="20"/>
-        </w:rPr>
-        <w:t>•  Führerschein B</w:t>
-      </w:r>
-    </w:p>
-    <w:p>
-      <w:pPr>
-        <w:spacing w:after="60"/>
-      </w:pPr>
-      <w:r>
-        <w:rPr>
-          <w:rFonts w:ascii="Arial" w:hAnsi="Arial"/>
-          <w:color w:val="2C2C2C"/>
-          <w:sz w:val="20"/>
-        </w:rPr>
-        <w:t>•  Bewerben</w:t>
-      </w:r>
-    </w:p>
-    <w:p>
-      <w:pPr>
-        <w:spacing w:after="60"/>
-      </w:pPr>
-      <w:r>
-        <w:rPr>
-          <w:rFonts w:ascii="Arial" w:hAnsi="Arial"/>
-          <w:color w:val="2C2C2C"/>
-          <w:sz w:val="20"/>
-        </w:rPr>
-        <w:t>•  Pflegekraft / Altenpfleger (w/m/d)</w:t>
-      </w:r>
-    </w:p>
-    <w:p>
-      <w:pPr>
-        <w:spacing w:after="60"/>
-      </w:pPr>
-      <w:r>
-        <w:rPr>
-          <w:rFonts w:ascii="Arial" w:hAnsi="Arial"/>
-          <w:color w:val="2C2C2C"/>
-          <w:sz w:val="20"/>
-        </w:rPr>
-        <w:t>•  Medizinstudenten — Pflegepraktikum</w:t>
-      </w:r>
-    </w:p>
-    <w:p>
-      <w:pPr>
-        <w:spacing w:after="60"/>
-      </w:pPr>
-      <w:r>
-        <w:rPr>
-          <w:rFonts w:ascii="Arial" w:hAnsi="Arial"/>
-          <w:color w:val="2C2C2C"/>
-          <w:sz w:val="20"/>
-        </w:rPr>
-        <w:t>•  Praktikum</w:t>
-      </w:r>
-    </w:p>
-    <w:p>
-      <w:pPr>
-        <w:spacing w:after="60"/>
-      </w:pPr>
-      <w:r>
-        <w:rPr>
-          <w:rFonts w:ascii="Arial" w:hAnsi="Arial"/>
-          <w:color w:val="2C2C2C"/>
-          <w:sz w:val="20"/>
-        </w:rPr>
-        <w:t>•  Medizin / Pflege</w:t>
-      </w:r>
-    </w:p>
-    <w:p>
-      <w:pPr>
-        <w:spacing w:before="240" w:after="120"/>
-      </w:pPr>
-      <w:r>
-        <w:rPr>
-          <w:rFonts w:ascii="Georgia" w:hAnsi="Georgia"/>
-          <w:b/>
-          <w:color w:val="2C2C2C"/>
-          <w:sz w:val="23"/>
-        </w:rPr>
-        <w:t>Block: Offene Stellen</w:t>
-      </w:r>
-    </w:p>
-    <w:p>
-      <w:pPr>
-        <w:spacing w:after="60"/>
-      </w:pPr>
-      <w:r>
-        <w:rPr>
-          <w:rFonts w:ascii="Arial" w:hAnsi="Arial"/>
-          <w:color w:val="2C2C2C"/>
-          <w:sz w:val="20"/>
-        </w:rPr>
-        <w:t>•  Stellenangebote</w:t>
-      </w:r>
-    </w:p>
-    <w:p>
-      <w:pPr>
-        <w:spacing w:after="60"/>
-      </w:pPr>
-      <w:r>
-        <w:rPr>
-          <w:rFonts w:ascii="Arial" w:hAnsi="Arial"/>
-          <w:color w:val="2C2C2C"/>
-          <w:sz w:val="20"/>
-        </w:rPr>
-        <w:t>•  Offene Stellen</w:t>
-      </w:r>
-    </w:p>
-    <w:p>
-      <w:pPr>
-        <w:spacing w:before="240" w:after="120"/>
-      </w:pPr>
-      <w:r>
-        <w:rPr>
-          <w:rFonts w:ascii="Georgia" w:hAnsi="Georgia"/>
-          <w:b/>
-          <w:color w:val="2C2C2C"/>
-          <w:sz w:val="23"/>
-        </w:rPr>
-        <w:t>Block: So bewerben Sie sich</w:t>
-      </w:r>
-    </w:p>
-    <w:p>
-      <w:pPr>
-        <w:spacing w:after="60"/>
-      </w:pPr>
-      <w:r>
-        <w:rPr>
-          <w:rFonts w:ascii="Arial" w:hAnsi="Arial"/>
-          <w:color w:val="2C2C2C"/>
-          <w:sz w:val="20"/>
-        </w:rPr>
-        <w:t>•  Bewerbung</w:t>
-      </w:r>
-    </w:p>
-    <w:p>
-      <w:pPr>
-        <w:spacing w:after="60"/>
-      </w:pPr>
-      <w:r>
-        <w:rPr>
-          <w:rFonts w:ascii="Arial" w:hAnsi="Arial"/>
-          <w:color w:val="2C2C2C"/>
-          <w:sz w:val="20"/>
-        </w:rPr>
-        <w:t>•  So bewerben Sie sich</w:t>
-      </w:r>
-    </w:p>
-    <w:p>
-      <w:pPr>
-        <w:spacing w:after="60"/>
-      </w:pPr>
-      <w:r>
-        <w:rPr>
-          <w:rFonts w:ascii="Arial" w:hAnsi="Arial"/>
-          <w:color w:val="2C2C2C"/>
-          <w:sz w:val="20"/>
-        </w:rPr>
-        <w:t>•  Bewerbung einreichen</w:t>
-      </w:r>
-    </w:p>
-    <w:p>
-      <w:pPr>
-        <w:spacing w:after="60"/>
-      </w:pPr>
-      <w:r>
-        <w:rPr>
-          <w:rFonts w:ascii="Arial" w:hAnsi="Arial"/>
-          <w:color w:val="2C2C2C"/>
-          <w:sz w:val="20"/>
-        </w:rPr>
-        <w:t>•  Per Formular, E-Mail oder Telefon.</w:t>
-      </w:r>
-    </w:p>
-    <w:p>
-      <w:pPr>
-        <w:spacing w:after="60"/>
-      </w:pPr>
-      <w:r>
-        <w:rPr>
-          <w:rFonts w:ascii="Arial" w:hAnsi="Arial"/>
-          <w:color w:val="2C2C2C"/>
-          <w:sz w:val="20"/>
-        </w:rPr>
-        <w:t>•  Persönliches Gespräch</w:t>
-      </w:r>
-    </w:p>
-    <w:p>
-      <w:pPr>
-        <w:spacing w:after="60"/>
-      </w:pPr>
-      <w:r>
-        <w:rPr>
-          <w:rFonts w:ascii="Arial" w:hAnsi="Arial"/>
-          <w:color w:val="2C2C2C"/>
-          <w:sz w:val="20"/>
-        </w:rPr>
-        <w:t>•  Wir lernen Sie kennen — locker und auf Augenhöhe.</w:t>
-      </w:r>
-    </w:p>
-    <w:p>
-      <w:pPr>
-        <w:spacing w:after="60"/>
-      </w:pPr>
-      <w:r>
-        <w:rPr>
-          <w:rFonts w:ascii="Arial" w:hAnsi="Arial"/>
-          <w:color w:val="2C2C2C"/>
-          <w:sz w:val="20"/>
-        </w:rPr>
-        <w:t>•  Willkommen im Team</w:t>
-      </w:r>
-    </w:p>
-    <w:p>
-      <w:pPr>
-        <w:spacing w:after="60"/>
-      </w:pPr>
-      <w:r>
-        <w:rPr>
-          <w:rFonts w:ascii="Arial" w:hAnsi="Arial"/>
-          <w:color w:val="2C2C2C"/>
-          <w:sz w:val="20"/>
-        </w:rPr>
-        <w:t>•  Einarbeitung, Fortbildungen und Unterstützung.</w:t>
-      </w:r>
-    </w:p>
-    <w:p>
-      <w:pPr>
-        <w:spacing w:before="240" w:after="120"/>
-      </w:pPr>
-      <w:r>
-        <w:rPr>
-          <w:rFonts w:ascii="Georgia" w:hAnsi="Georgia"/>
-          <w:b/>
-          <w:color w:val="2C2C2C"/>
-          <w:sz w:val="23"/>
-        </w:rPr>
-        <w:t>Block: So bewerben Sie sich</w:t>
-      </w:r>
-    </w:p>
-    <w:p>
-      <w:pPr>
-        <w:spacing w:after="60"/>
-      </w:pPr>
-      <w:r>
-        <w:rPr>
-          <w:rFonts w:ascii="Arial" w:hAnsi="Arial"/>
-          <w:color w:val="2C2C2C"/>
-          <w:sz w:val="20"/>
-        </w:rPr>
-        <w:t>•  Bewerbung</w:t>
-      </w:r>
-    </w:p>
-    <w:p>
-      <w:pPr>
-        <w:spacing w:after="60"/>
-      </w:pPr>
-      <w:r>
-        <w:rPr>
-          <w:rFonts w:ascii="Arial" w:hAnsi="Arial"/>
-          <w:color w:val="2C2C2C"/>
-          <w:sz w:val="20"/>
-        </w:rPr>
-        <w:t>•  So bewerben Sie sich</w:t>
-      </w:r>
-    </w:p>
-    <w:p>
-      <w:pPr>
-        <w:spacing w:before="240" w:after="120"/>
-      </w:pPr>
-      <w:r>
-        <w:rPr>
-          <w:rFonts w:ascii="Georgia" w:hAnsi="Georgia"/>
-          <w:b/>
-          <w:color w:val="2C2C2C"/>
-          <w:sz w:val="23"/>
-        </w:rPr>
-        <w:t>Block: Bereit für den nächsten Schritt?</w:t>
-      </w:r>
-    </w:p>
-    <w:p>
-      <w:pPr>
-        <w:spacing w:after="60"/>
-      </w:pPr>
-      <w:r>
-        <w:rPr>
-          <w:rFonts w:ascii="Arial" w:hAnsi="Arial"/>
-          <w:color w:val="2C2C2C"/>
-          <w:sz w:val="20"/>
-        </w:rPr>
-        <w:t>•  Bereit für den nächsten Schritt?</w:t>
-      </w:r>
-    </w:p>
-    <w:p>
-      <w:pPr>
-        <w:spacing w:after="60"/>
-      </w:pPr>
-      <w:r>
-        <w:rPr>
-          <w:rFonts w:ascii="Arial" w:hAnsi="Arial"/>
-          <w:color w:val="2C2C2C"/>
-          <w:sz w:val="20"/>
-        </w:rPr>
-        <w:t>•  Bewerben Sie sich jetzt — unkompliziert und schnell.</w:t>
-      </w:r>
-    </w:p>
-    <w:p>
-      <w:pPr>
-        <w:spacing w:after="60"/>
-      </w:pPr>
-      <w:r>
-        <w:rPr>
-          <w:rFonts w:ascii="Arial" w:hAnsi="Arial"/>
-          <w:color w:val="2C2C2C"/>
-          <w:sz w:val="20"/>
-        </w:rPr>
-        <w:t>•  Jetzt bewerben</w:t>
-      </w:r>
-    </w:p>
-    <w:p>
-      <w:r>
-        <w:br w:type="page"/>
-      </w:r>
-    </w:p>
-    <w:p>
-      <w:pPr>
-        <w:spacing w:before="400" w:after="80"/>
+        <w:keepNext/>
+        <w:spacing w:before="280" w:after="160"/>
       </w:pPr>
       <w:r>
         <w:rPr>
           <w:rFonts w:ascii="Georgia" w:hAnsi="Georgia"/>
           <w:b/>
           <w:color w:val="4C2B73"/>
-          <w:sz w:val="30"/>
+          <w:sz w:val="26"/>
+        </w:rPr>
+        <w:t>Bereit für den nächsten Schritt?</w:t>
+      </w:r>
+    </w:p>
+    <w:p>
+      <w:r>
+        <w:br w:type="page"/>
+      </w:r>
+    </w:p>
+    <w:p>
+      <w:pPr>
+        <w:spacing w:before="480" w:after="80"/>
+      </w:pPr>
+      <w:r>
+        <w:rPr>
+          <w:rFonts w:ascii="Georgia" w:hAnsi="Georgia"/>
+          <w:b/>
+          <w:color w:val="4C2B73"/>
+          <w:sz w:val="32"/>
         </w:rPr>
         <w:t>SCHNELLBEWERBUNG</w:t>
       </w:r>
     </w:p>
     <w:p>
       <w:pPr>
-        <w:spacing w:after="200"/>
+        <w:spacing w:after="320"/>
       </w:pPr>
       <w:r>
         <w:rPr>
@@ -3650,21 +2370,7 @@
     </w:p>
     <w:p>
       <w:pPr>
-        <w:spacing w:before="240" w:after="120"/>
-      </w:pPr>
-      <w:r>
-        <w:rPr>
-          <w:rFonts w:ascii="Georgia" w:hAnsi="Georgia"/>
-          <w:b/>
-          <w:color w:val="2C2C2C"/>
-          <w:sz w:val="23"/>
-        </w:rPr>
-        <w:t>Block: Ihr nächster Karriereschritt</w:t>
-      </w:r>
-    </w:p>
-    <w:p>
-      <w:pPr>
-        <w:spacing w:after="60"/>
+        <w:spacing w:after="120"/>
       </w:pPr>
       <w:r>
         <w:rPr>
@@ -3672,25 +2378,66 @@
           <w:color w:val="2C2C2C"/>
           <w:sz w:val="20"/>
         </w:rPr>
-        <w:t>•  Wizard Steps</w:t>
+        <w:t>Schnell und unkompliziert — kein Anschreiben nötig.</w:t>
       </w:r>
     </w:p>
     <w:p>
       <w:pPr>
-        <w:spacing w:after="60"/>
-      </w:pPr>
+        <w:keepNext/>
+        <w:spacing w:before="280" w:after="160"/>
+      </w:pPr>
+      <w:r>
+        <w:rPr>
+          <w:rFonts w:ascii="Georgia" w:hAnsi="Georgia"/>
+          <w:b/>
+          <w:color w:val="4C2B73"/>
+          <w:sz w:val="26"/>
+        </w:rPr>
+        <w:t>Ihr nächster Karriereschritt</w:t>
+      </w:r>
+    </w:p>
+    <w:p>
+      <w:pPr>
+        <w:spacing w:after="160"/>
+      </w:pPr>
+      <w:r>
+        <w:rPr>
+          <w:rFonts w:ascii="Arial" w:hAnsi="Arial"/>
+          <w:b/>
+          <w:color w:val="2C2C2C"/>
+          <w:sz w:val="20"/>
+        </w:rPr>
+        <w:t>Persönliche Daten</w:t>
+      </w:r>
+      <w:r>
+        <w:br/>
+      </w:r>
       <w:r>
         <w:rPr>
           <w:rFonts w:ascii="Arial" w:hAnsi="Arial"/>
           <w:color w:val="2C2C2C"/>
           <w:sz w:val="20"/>
         </w:rPr>
-        <w:t>•  Vorname</w:t>
+        <w:t>Ich habe die Datenschutzerklärung gelesen und stimme zu.</w:t>
       </w:r>
     </w:p>
     <w:p>
       <w:pPr>
-        <w:spacing w:after="60"/>
+        <w:spacing w:after="120"/>
+      </w:pPr>
+      <w:r>
+        <w:rPr>
+          <w:rFonts w:ascii="Arial" w:hAnsi="Arial"/>
+          <w:i/>
+          <w:color w:val="6E6E6E"/>
+          <w:sz w:val="19"/>
+        </w:rPr>
+        <w:t>Kein Anschreiben. Kein Lebenslauf. Einfach ausfüllen — wir melden uns.</w:t>
+      </w:r>
+    </w:p>
+    <w:p>
+      <w:pPr>
+        <w:spacing w:after="120"/>
       </w:pPr>
       <w:r>
         <w:rPr>
@@ -3698,135 +2445,31 @@
           <w:color w:val="2C2C2C"/>
           <w:sz w:val="20"/>
         </w:rPr>
-        <w:t>•  Nachname</w:t>
+        <w:t>Kein Anschreiben. Kein Lebenslauf. Einfach ausfüllen — wir melden uns.</w:t>
       </w:r>
     </w:p>
     <w:p>
-      <w:pPr>
-        <w:spacing w:after="60"/>
-      </w:pPr>
-      <w:r>
-        <w:rPr>
-          <w:rFonts w:ascii="Arial" w:hAnsi="Arial"/>
-          <w:color w:val="2C2C2C"/>
-          <w:sz w:val="20"/>
-        </w:rPr>
-        <w:t>•  E-Mail</w:t>
+      <w:r>
+        <w:br w:type="page"/>
       </w:r>
     </w:p>
     <w:p>
       <w:pPr>
-        <w:spacing w:after="60"/>
-      </w:pPr>
-      <w:r>
-        <w:rPr>
-          <w:rFonts w:ascii="Arial" w:hAnsi="Arial"/>
-          <w:color w:val="2C2C2C"/>
-          <w:sz w:val="20"/>
-        </w:rPr>
-        <w:t>•  Telefon</w:t>
-      </w:r>
-    </w:p>
-    <w:p>
-      <w:pPr>
-        <w:spacing w:after="60"/>
-      </w:pPr>
-      <w:r>
-        <w:rPr>
-          <w:rFonts w:ascii="Arial" w:hAnsi="Arial"/>
-          <w:color w:val="2C2C2C"/>
-          <w:sz w:val="20"/>
-        </w:rPr>
-        <w:t>•  Bitte wählen</w:t>
-      </w:r>
-    </w:p>
-    <w:p>
-      <w:pPr>
-        <w:spacing w:after="60"/>
-      </w:pPr>
-      <w:r>
-        <w:rPr>
-          <w:rFonts w:ascii="Arial" w:hAnsi="Arial"/>
-          <w:color w:val="2C2C2C"/>
-          <w:sz w:val="20"/>
-        </w:rPr>
-        <w:t>•  Möchten Sie uns etwas mitteilen? (optional)</w:t>
-      </w:r>
-    </w:p>
-    <w:p>
-      <w:pPr>
-        <w:spacing w:after="60"/>
-      </w:pPr>
-      <w:r>
-        <w:rPr>
-          <w:rFonts w:ascii="Arial" w:hAnsi="Arial"/>
-          <w:color w:val="2C2C2C"/>
-          <w:sz w:val="20"/>
-        </w:rPr>
-        <w:t>•  Erzählen Sie kurz von sich...</w:t>
-      </w:r>
-    </w:p>
-    <w:p>
-      <w:pPr>
-        <w:spacing w:after="60"/>
-      </w:pPr>
-      <w:r>
-        <w:rPr>
-          <w:rFonts w:ascii="Arial" w:hAnsi="Arial"/>
-          <w:color w:val="2C2C2C"/>
-          <w:sz w:val="20"/>
-        </w:rPr>
-        <w:t>•  Lebenslauf anhängen (optional)</w:t>
-      </w:r>
-    </w:p>
-    <w:p>
-      <w:pPr>
-        <w:spacing w:after="60"/>
-      </w:pPr>
-      <w:r>
-        <w:rPr>
-          <w:rFonts w:ascii="Arial" w:hAnsi="Arial"/>
-          <w:color w:val="2C2C2C"/>
-          <w:sz w:val="20"/>
-        </w:rPr>
-        <w:t>•  Ich habe die Datenschutzerklärung gelesen und stimme zu.</w:t>
-      </w:r>
-    </w:p>
-    <w:p>
-      <w:pPr>
-        <w:spacing w:after="60"/>
-      </w:pPr>
-      <w:r>
-        <w:rPr>
-          <w:rFonts w:ascii="Arial" w:hAnsi="Arial"/>
-          <w:color w:val="2C2C2C"/>
-          <w:sz w:val="20"/>
-        </w:rPr>
-        <w:t>•  Bewerbung absenden</w:t>
-      </w:r>
-    </w:p>
-    <w:p>
-      <w:r>
-        <w:br w:type="page"/>
-      </w:r>
-    </w:p>
-    <w:p>
-      <w:pPr>
-        <w:spacing w:before="400" w:after="80"/>
+        <w:spacing w:before="480" w:after="80"/>
       </w:pPr>
       <w:r>
         <w:rPr>
           <w:rFonts w:ascii="Georgia" w:hAnsi="Georgia"/>
           <w:b/>
           <w:color w:val="4C2B73"/>
-          <w:sz w:val="30"/>
+          <w:sz w:val="32"/>
         </w:rPr>
         <w:t>FAQ</w:t>
       </w:r>
     </w:p>
     <w:p>
       <w:pPr>
-        <w:spacing w:after="200"/>
+        <w:spacing w:after="320"/>
       </w:pPr>
       <w:r>
         <w:rPr>
@@ -3840,21 +2483,22 @@
     </w:p>
     <w:p>
       <w:pPr>
-        <w:spacing w:before="240" w:after="120"/>
+        <w:keepNext/>
+        <w:spacing w:before="280" w:after="160"/>
       </w:pPr>
       <w:r>
         <w:rPr>
           <w:rFonts w:ascii="Georgia" w:hAnsi="Georgia"/>
           <w:b/>
-          <w:color w:val="2C2C2C"/>
-          <w:sz w:val="23"/>
+          <w:color w:val="4C2B73"/>
+          <w:sz w:val="26"/>
         </w:rPr>
-        <w:t>Block: Kosten</w:t>
+        <w:t>Häufig gestellte Fragen</w:t>
       </w:r>
     </w:p>
     <w:p>
       <w:pPr>
-        <w:spacing w:after="60"/>
+        <w:spacing w:after="120"/>
       </w:pPr>
       <w:r>
         <w:rPr>
@@ -3862,12 +2506,27 @@
           <w:color w:val="2C2C2C"/>
           <w:sz w:val="20"/>
         </w:rPr>
-        <w:t>•  Category Pills</w:t>
+        <w:t>Antworten auf die wichtigsten Fragen rund um unsere Intensivpflege.</w:t>
       </w:r>
     </w:p>
     <w:p>
       <w:pPr>
-        <w:spacing w:after="60"/>
+        <w:keepNext/>
+        <w:spacing w:before="280" w:after="160"/>
+      </w:pPr>
+      <w:r>
+        <w:rPr>
+          <w:rFonts w:ascii="Georgia" w:hAnsi="Georgia"/>
+          <w:b/>
+          <w:color w:val="4C2B73"/>
+          <w:sz w:val="26"/>
+        </w:rPr>
+        <w:t>Kosten</w:t>
+      </w:r>
+    </w:p>
+    <w:p>
+      <w:pPr>
+        <w:spacing w:after="120"/>
       </w:pPr>
       <w:r>
         <w:rPr>
@@ -3875,12 +2534,12 @@
           <w:color w:val="2C2C2C"/>
           <w:sz w:val="20"/>
         </w:rPr>
-        <w:t>•  Alle</w:t>
+        <w:t>Die Intensivpflege wird in der Regel vollständig von der Krankenkasse übernommen.</w:t>
       </w:r>
     </w:p>
     <w:p>
       <w:pPr>
-        <w:spacing w:after="60"/>
+        <w:spacing w:after="120"/>
       </w:pPr>
       <w:r>
         <w:rPr>
@@ -3888,38 +2547,62 @@
           <w:color w:val="2C2C2C"/>
           <w:sz w:val="20"/>
         </w:rPr>
-        <w:t>•  Patienten</w:t>
+        <w:t>Die Intensivpflege wird in der Regel vollständig von der Krankenkasse übernommen.</w:t>
       </w:r>
     </w:p>
     <w:p>
       <w:pPr>
-        <w:spacing w:after="60"/>
-      </w:pPr>
+        <w:spacing w:after="160"/>
+      </w:pPr>
+      <w:r>
+        <w:rPr>
+          <w:rFonts w:ascii="Arial" w:hAnsi="Arial"/>
+          <w:b/>
+          <w:color w:val="2C2C2C"/>
+          <w:sz w:val="20"/>
+        </w:rPr>
+        <w:t>Ablauf</w:t>
+      </w:r>
+      <w:r>
+        <w:br/>
+      </w:r>
       <w:r>
         <w:rPr>
           <w:rFonts w:ascii="Arial" w:hAnsi="Arial"/>
           <w:color w:val="2C2C2C"/>
           <w:sz w:val="20"/>
         </w:rPr>
-        <w:t>•  Kosten</w:t>
+        <w:t>Vom Erstgespräch bis zum Versorgungsbeginn vergehen ca. 4-6 Wochen.</w:t>
       </w:r>
     </w:p>
     <w:p>
       <w:pPr>
-        <w:spacing w:after="60"/>
-      </w:pPr>
+        <w:spacing w:after="160"/>
+      </w:pPr>
+      <w:r>
+        <w:rPr>
+          <w:rFonts w:ascii="Arial" w:hAnsi="Arial"/>
+          <w:b/>
+          <w:color w:val="2C2C2C"/>
+          <w:sz w:val="20"/>
+        </w:rPr>
+        <w:t>Qualifikation</w:t>
+      </w:r>
+      <w:r>
+        <w:br/>
+      </w:r>
       <w:r>
         <w:rPr>
           <w:rFonts w:ascii="Arial" w:hAnsi="Arial"/>
           <w:color w:val="2C2C2C"/>
           <w:sz w:val="20"/>
         </w:rPr>
-        <w:t>•  Ablauf</w:t>
+        <w:t>Alle Leistungen werden von examinierten, fortgebildeten Fachkräften erbracht.</w:t>
       </w:r>
     </w:p>
     <w:p>
       <w:pPr>
-        <w:spacing w:after="60"/>
+        <w:spacing w:after="120"/>
       </w:pPr>
       <w:r>
         <w:rPr>
@@ -3927,12 +2610,12 @@
           <w:color w:val="2C2C2C"/>
           <w:sz w:val="20"/>
         </w:rPr>
-        <w:t>•  Karriere</w:t>
+        <w:t>Ja — in vielen Fällen ist eine vollständige Intensivversorgung in den eigenen vier Wänden möglich. Voraussetzung ist eine ärztliche Verordnung häuslicher Krankenpflege.</w:t>
       </w:r>
     </w:p>
     <w:p>
       <w:pPr>
-        <w:spacing w:after="60"/>
+        <w:spacing w:after="120"/>
       </w:pPr>
       <w:r>
         <w:rPr>
@@ -3940,12 +2623,12 @@
           <w:color w:val="2C2C2C"/>
           <w:sz w:val="20"/>
         </w:rPr>
-        <w:t>•  Accordion</w:t>
+        <w:t>Wir versorgen Patienten in ganz Hessen — von Volkmarsen und Kassel bis Frankfurt und darüber hinaus.</w:t>
       </w:r>
     </w:p>
     <w:p>
       <w:pPr>
-        <w:spacing w:after="60"/>
+        <w:spacing w:after="120"/>
       </w:pPr>
       <w:r>
         <w:rPr>
@@ -3953,12 +2636,12 @@
           <w:color w:val="2C2C2C"/>
           <w:sz w:val="20"/>
         </w:rPr>
-        <w:t>•  Ist eine ambulante Intensivpflege zu Hause wirklich möglich?</w:t>
+        <w:t>Die Kosten werden in der Regel von der Kranken- und Pflegekasse übernommen. Wir übernehmen die gesamte Kommunikation mit den Kostenträgern.</w:t>
       </w:r>
     </w:p>
     <w:p>
       <w:pPr>
-        <w:spacing w:after="60"/>
+        <w:spacing w:after="120"/>
       </w:pPr>
       <w:r>
         <w:rPr>
@@ -3966,12 +2649,12 @@
           <w:color w:val="2C2C2C"/>
           <w:sz w:val="20"/>
         </w:rPr>
-        <w:t>•  Ja — in vielen Fällen ist eine vollständige Intensivversorgung in den eigenen vier Wänden möglich. Voraussetzung ist eine ärztliche Verordnung häuslicher Krankenpflege.</w:t>
+        <w:t>Die 24h-Intensivversorgung wird primär über §37 SGB V finanziert und ist nicht direkt an den Pflegegrad gebunden. Ein höherer Pflegegrad ermöglicht zusätzliche Leistungen.</w:t>
       </w:r>
     </w:p>
     <w:p>
       <w:pPr>
-        <w:spacing w:after="60"/>
+        <w:spacing w:after="120"/>
       </w:pPr>
       <w:r>
         <w:rPr>
@@ -3979,12 +2662,12 @@
           <w:color w:val="2C2C2C"/>
           <w:sz w:val="20"/>
         </w:rPr>
-        <w:t>•  Jetzt beraten lassen</w:t>
+        <w:t>In der Regel 4 bis 6 Wochen vom Erstgespräch bis zum Versorgungsbeginn.</w:t>
       </w:r>
     </w:p>
     <w:p>
       <w:pPr>
-        <w:spacing w:after="60"/>
+        <w:spacing w:after="120"/>
       </w:pPr>
       <w:r>
         <w:rPr>
@@ -3992,12 +2675,12 @@
           <w:color w:val="2C2C2C"/>
           <w:sz w:val="20"/>
         </w:rPr>
-        <w:t>•  In welchen Regionen sind Sie tätig?</w:t>
+        <w:t>Alle ärztlich verordneten Leistungen werden von examinierten Pflegefachkräften durchgeführt, die regelmäßig durch Fachärzte fortgebildet werden.</w:t>
       </w:r>
     </w:p>
     <w:p>
       <w:pPr>
-        <w:spacing w:after="60"/>
+        <w:spacing w:after="120"/>
       </w:pPr>
       <w:r>
         <w:rPr>
@@ -4005,12 +2688,12 @@
           <w:color w:val="2C2C2C"/>
           <w:sz w:val="20"/>
         </w:rPr>
-        <w:t>•  Wir versorgen Patienten in ganz Hessen — von Volkmarsen und Kassel bis Frankfurt und darüber hinaus.</w:t>
+        <w:t>An der Sommerbergstraße 14 bieten wir eigene Zimmer, Garten, Bibliothek und 24h-Betreuung mit 5,5 Mitarbeitern pro Patient.</w:t>
       </w:r>
     </w:p>
     <w:p>
       <w:pPr>
-        <w:spacing w:after="60"/>
+        <w:spacing w:after="120"/>
       </w:pPr>
       <w:r>
         <w:rPr>
@@ -4018,12 +2701,12 @@
           <w:color w:val="2C2C2C"/>
           <w:sz w:val="20"/>
         </w:rPr>
-        <w:t>•  Wer übernimmt die Kosten für die Intensivpflege?</w:t>
+        <w:t>Per Schnellbewerbung auf unserer Website, telefonisch oder per E-Mail an pflege@ksk-farmos.de.</w:t>
       </w:r>
     </w:p>
     <w:p>
       <w:pPr>
-        <w:spacing w:after="60"/>
+        <w:spacing w:after="120"/>
       </w:pPr>
       <w:r>
         <w:rPr>
@@ -4031,12 +2714,12 @@
           <w:color w:val="2C2C2C"/>
           <w:sz w:val="20"/>
         </w:rPr>
-        <w:t>•  Die Kosten werden in der Regel von der Kranken- und Pflegekasse übernommen. Wir übernehmen die gesamte Kommunikation mit den Kostenträgern.</w:t>
+        <w:t>Wir kümmern uns um das komplette Überleitungsmanagement. Unser Team koordiniert den reibungslosen Übergang in enger Absprache mit dem Klinikpersonal und organisiert alle benötigten Hilfsmittel.</w:t>
       </w:r>
     </w:p>
     <w:p>
       <w:pPr>
-        <w:spacing w:after="60"/>
+        <w:spacing w:after="120"/>
       </w:pPr>
       <w:r>
         <w:rPr>
@@ -4044,12 +2727,12 @@
           <w:color w:val="2C2C2C"/>
           <w:sz w:val="20"/>
         </w:rPr>
-        <w:t>•  Spielt die Pflegestufe eine Rolle für die 24h-Versorgung?</w:t>
+        <w:t>Nein. Alle medizinischen Geräte wie Beatmungsgeräte oder Monitore werden von der Krankenkasse gestellt. Wir arbeiten hier eng mit spezialisierten Medizintechnik-Unternehmen zusammen.</w:t>
       </w:r>
     </w:p>
     <w:p>
       <w:pPr>
-        <w:spacing w:after="60"/>
+        <w:spacing w:after="120"/>
       </w:pPr>
       <w:r>
         <w:rPr>
@@ -4057,12 +2740,12 @@
           <w:color w:val="2C2C2C"/>
           <w:sz w:val="20"/>
         </w:rPr>
-        <w:t>•  Die 24h-Intensivversorgung wird primär über §37 SGB V finanziert und ist nicht direkt an den Pflegegrad gebunden. Ein höherer Pflegegrad ermöglicht zusätzliche Leistungen.</w:t>
+        <w:t>Ja. Bei der 24-Stunden-Intensivpflege ist immer eine examinierte Pflegefachkraft bei Ihnen vor Ort — auch nachts —, um eine lückenlose und sichere Überwachung zu gewährleisten.</w:t>
       </w:r>
     </w:p>
     <w:p>
       <w:pPr>
-        <w:spacing w:after="60"/>
+        <w:spacing w:after="120"/>
       </w:pPr>
       <w:r>
         <w:rPr>
@@ -4070,344 +2753,31 @@
           <w:color w:val="2C2C2C"/>
           <w:sz w:val="20"/>
         </w:rPr>
-        <w:t>•  Wie lange dauert es, bis die Versorgung beginnt?</w:t>
+        <w:t>Wir beraten Sie persönlich — unverbindlich und kostenfrei.</w:t>
       </w:r>
     </w:p>
     <w:p>
-      <w:pPr>
-        <w:spacing w:after="60"/>
-      </w:pPr>
-      <w:r>
-        <w:rPr>
-          <w:rFonts w:ascii="Arial" w:hAnsi="Arial"/>
-          <w:color w:val="2C2C2C"/>
-          <w:sz w:val="20"/>
-        </w:rPr>
-        <w:t>•  In der Regel 4 bis 6 Wochen vom Erstgespräch bis zum Versorgungsbeginn.</w:t>
+      <w:r>
+        <w:br w:type="page"/>
       </w:r>
     </w:p>
     <w:p>
       <w:pPr>
-        <w:spacing w:after="60"/>
-      </w:pPr>
-      <w:r>
-        <w:rPr>
-          <w:rFonts w:ascii="Arial" w:hAnsi="Arial"/>
-          <w:color w:val="2C2C2C"/>
-          <w:sz w:val="20"/>
-        </w:rPr>
-        <w:t>•  Welche Qualifikationen hat Ihr Pflegepersonal?</w:t>
-      </w:r>
-    </w:p>
-    <w:p>
-      <w:pPr>
-        <w:spacing w:after="60"/>
-      </w:pPr>
-      <w:r>
-        <w:rPr>
-          <w:rFonts w:ascii="Arial" w:hAnsi="Arial"/>
-          <w:color w:val="2C2C2C"/>
-          <w:sz w:val="20"/>
-        </w:rPr>
-        <w:t>•  Alle ärztlich verordneten Leistungen werden von examinierten Pflegefachkräften durchgeführt, die regelmäßig durch Fachärzte fortgebildet werden.</w:t>
-      </w:r>
-    </w:p>
-    <w:p>
-      <w:pPr>
-        <w:spacing w:after="60"/>
-      </w:pPr>
-      <w:r>
-        <w:rPr>
-          <w:rFonts w:ascii="Arial" w:hAnsi="Arial"/>
-          <w:color w:val="2C2C2C"/>
-          <w:sz w:val="20"/>
-        </w:rPr>
-        <w:t>•  Was ist das Aufenthaltskonzept in Kassel?</w:t>
-      </w:r>
-    </w:p>
-    <w:p>
-      <w:pPr>
-        <w:spacing w:after="60"/>
-      </w:pPr>
-      <w:r>
-        <w:rPr>
-          <w:rFonts w:ascii="Arial" w:hAnsi="Arial"/>
-          <w:color w:val="2C2C2C"/>
-          <w:sz w:val="20"/>
-        </w:rPr>
-        <w:t>•  An der Sommerbergstraße 14 bieten wir eigene Zimmer, Garten, Bibliothek und 24h-Betreuung mit 5,5 Mitarbeitern pro Patient.</w:t>
-      </w:r>
-    </w:p>
-    <w:p>
-      <w:pPr>
-        <w:spacing w:after="60"/>
-      </w:pPr>
-      <w:r>
-        <w:rPr>
-          <w:rFonts w:ascii="Arial" w:hAnsi="Arial"/>
-          <w:color w:val="2C2C2C"/>
-          <w:sz w:val="20"/>
-        </w:rPr>
-        <w:t>•  Mehr erfahren</w:t>
-      </w:r>
-    </w:p>
-    <w:p>
-      <w:pPr>
-        <w:spacing w:after="60"/>
-      </w:pPr>
-      <w:r>
-        <w:rPr>
-          <w:rFonts w:ascii="Arial" w:hAnsi="Arial"/>
-          <w:color w:val="2C2C2C"/>
-          <w:sz w:val="20"/>
-        </w:rPr>
-        <w:t>•  Wie kann ich mich bewerben?</w:t>
-      </w:r>
-    </w:p>
-    <w:p>
-      <w:pPr>
-        <w:spacing w:after="60"/>
-      </w:pPr>
-      <w:r>
-        <w:rPr>
-          <w:rFonts w:ascii="Arial" w:hAnsi="Arial"/>
-          <w:color w:val="2C2C2C"/>
-          <w:sz w:val="20"/>
-        </w:rPr>
-        <w:t>•  Per Schnellbewerbung auf unserer Website, telefonisch oder per E-Mail an pflege@ksk-farmos.de.</w:t>
-      </w:r>
-    </w:p>
-    <w:p>
-      <w:pPr>
-        <w:spacing w:after="60"/>
-      </w:pPr>
-      <w:r>
-        <w:rPr>
-          <w:rFonts w:ascii="Arial" w:hAnsi="Arial"/>
-          <w:color w:val="2C2C2C"/>
-          <w:sz w:val="20"/>
-        </w:rPr>
-        <w:t>•  Jetzt bewerben</w:t>
-      </w:r>
-    </w:p>
-    <w:p>
-      <w:pPr>
-        <w:spacing w:after="60"/>
-      </w:pPr>
-      <w:r>
-        <w:rPr>
-          <w:rFonts w:ascii="Arial" w:hAnsi="Arial"/>
-          <w:color w:val="2C2C2C"/>
-          <w:sz w:val="20"/>
-        </w:rPr>
-        <w:t>•  Wie funktioniert der Wechsel aus dem Krankenhaus nach Hause?</w:t>
-      </w:r>
-    </w:p>
-    <w:p>
-      <w:pPr>
-        <w:spacing w:after="60"/>
-      </w:pPr>
-      <w:r>
-        <w:rPr>
-          <w:rFonts w:ascii="Arial" w:hAnsi="Arial"/>
-          <w:color w:val="2C2C2C"/>
-          <w:sz w:val="20"/>
-        </w:rPr>
-        <w:t>•  Wir kümmern uns um das komplette Überleitungsmanagement. Unser Team koordiniert den reibungslosen Übergang in enger Absprache mit dem Klinikpersonal und organisiert alle benötigten Hilfsmittel.</w:t>
-      </w:r>
-    </w:p>
-    <w:p>
-      <w:pPr>
-        <w:spacing w:after="60"/>
-      </w:pPr>
-      <w:r>
-        <w:rPr>
-          <w:rFonts w:ascii="Arial" w:hAnsi="Arial"/>
-          <w:color w:val="2C2C2C"/>
-          <w:sz w:val="20"/>
-        </w:rPr>
-        <w:t>•  Müssen wir medizinische Geräte selbst kaufen?</w:t>
-      </w:r>
-    </w:p>
-    <w:p>
-      <w:pPr>
-        <w:spacing w:after="60"/>
-      </w:pPr>
-      <w:r>
-        <w:rPr>
-          <w:rFonts w:ascii="Arial" w:hAnsi="Arial"/>
-          <w:color w:val="2C2C2C"/>
-          <w:sz w:val="20"/>
-        </w:rPr>
-        <w:t>•  Nein. Alle medizinischen Geräte wie Beatmungsgeräte oder Monitore werden von der Krankenkasse gestellt. Wir arbeiten hier eng mit spezialisierten Medizintechnik-Unternehmen zusammen.</w:t>
-      </w:r>
-    </w:p>
-    <w:p>
-      <w:pPr>
-        <w:spacing w:after="60"/>
-      </w:pPr>
-      <w:r>
-        <w:rPr>
-          <w:rFonts w:ascii="Arial" w:hAnsi="Arial"/>
-          <w:color w:val="2C2C2C"/>
-          <w:sz w:val="20"/>
-        </w:rPr>
-        <w:t>•  Sind auch nachts Pflegekräfte vor Ort?</w:t>
-      </w:r>
-    </w:p>
-    <w:p>
-      <w:pPr>
-        <w:spacing w:after="60"/>
-      </w:pPr>
-      <w:r>
-        <w:rPr>
-          <w:rFonts w:ascii="Arial" w:hAnsi="Arial"/>
-          <w:color w:val="2C2C2C"/>
-          <w:sz w:val="20"/>
-        </w:rPr>
-        <w:t>•  Ja. Bei der 24-Stunden-Intensivpflege ist immer eine examinierte Pflegefachkraft bei Ihnen vor Ort — auch nachts —, um eine lückenlose und sichere Überwachung zu gewährleisten.</w:t>
-      </w:r>
-    </w:p>
-    <w:p>
-      <w:pPr>
-        <w:spacing w:after="60"/>
-      </w:pPr>
-      <w:r>
-        <w:rPr>
-          <w:rFonts w:ascii="Arial" w:hAnsi="Arial"/>
-          <w:color w:val="2C2C2C"/>
-          <w:sz w:val="20"/>
-        </w:rPr>
-        <w:t>•  Top 3 Cards</w:t>
-      </w:r>
-    </w:p>
-    <w:p>
-      <w:pPr>
-        <w:spacing w:after="60"/>
-      </w:pPr>
-      <w:r>
-        <w:rPr>
-          <w:rFonts w:ascii="Arial" w:hAnsi="Arial"/>
-          <w:color w:val="2C2C2C"/>
-          <w:sz w:val="20"/>
-        </w:rPr>
-        <w:t>•  Die Intensivpflege wird in der Regel vollständig von der Krankenkasse übernommen.</w:t>
-      </w:r>
-    </w:p>
-    <w:p>
-      <w:pPr>
-        <w:spacing w:after="60"/>
-      </w:pPr>
-      <w:r>
-        <w:rPr>
-          <w:rFonts w:ascii="Arial" w:hAnsi="Arial"/>
-          <w:color w:val="2C2C2C"/>
-          <w:sz w:val="20"/>
-        </w:rPr>
-        <w:t>•  Vom Erstgespräch bis zum Versorgungsbeginn vergehen ca. 4-6 Wochen.</w:t>
-      </w:r>
-    </w:p>
-    <w:p>
-      <w:pPr>
-        <w:spacing w:after="60"/>
-      </w:pPr>
-      <w:r>
-        <w:rPr>
-          <w:rFonts w:ascii="Arial" w:hAnsi="Arial"/>
-          <w:color w:val="2C2C2C"/>
-          <w:sz w:val="20"/>
-        </w:rPr>
-        <w:t>•  Qualifikation</w:t>
-      </w:r>
-    </w:p>
-    <w:p>
-      <w:pPr>
-        <w:spacing w:after="60"/>
-      </w:pPr>
-      <w:r>
-        <w:rPr>
-          <w:rFonts w:ascii="Arial" w:hAnsi="Arial"/>
-          <w:color w:val="2C2C2C"/>
-          <w:sz w:val="20"/>
-        </w:rPr>
-        <w:t>•  Alle Leistungen werden von examinierten, fortgebildeten Fachkräften erbracht.</w:t>
-      </w:r>
-    </w:p>
-    <w:p>
-      <w:pPr>
-        <w:spacing w:before="240" w:after="120"/>
-      </w:pPr>
-      <w:r>
-        <w:rPr>
-          <w:rFonts w:ascii="Georgia" w:hAnsi="Georgia"/>
-          <w:b/>
-          <w:color w:val="2C2C2C"/>
-          <w:sz w:val="23"/>
-        </w:rPr>
-        <w:t>Block: Kostenlose Beratung</w:t>
-      </w:r>
-    </w:p>
-    <w:p>
-      <w:pPr>
-        <w:spacing w:after="60"/>
-      </w:pPr>
-      <w:r>
-        <w:rPr>
-          <w:rFonts w:ascii="Arial" w:hAnsi="Arial"/>
-          <w:color w:val="2C2C2C"/>
-          <w:sz w:val="20"/>
-        </w:rPr>
-        <w:t>•  Kostenlose Beratung</w:t>
-      </w:r>
-    </w:p>
-    <w:p>
-      <w:pPr>
-        <w:spacing w:after="60"/>
-      </w:pPr>
-      <w:r>
-        <w:rPr>
-          <w:rFonts w:ascii="Arial" w:hAnsi="Arial"/>
-          <w:color w:val="2C2C2C"/>
-          <w:sz w:val="20"/>
-        </w:rPr>
-        <w:t>•  Wir beraten Sie persönlich — unverbindlich und kostenfrei.</w:t>
-      </w:r>
-    </w:p>
-    <w:p>
-      <w:pPr>
-        <w:spacing w:after="60"/>
-      </w:pPr>
-      <w:r>
-        <w:rPr>
-          <w:rFonts w:ascii="Arial" w:hAnsi="Arial"/>
-          <w:color w:val="2C2C2C"/>
-          <w:sz w:val="20"/>
-        </w:rPr>
-        <w:t>•  Sprechen Sie uns an</w:t>
-      </w:r>
-    </w:p>
-    <w:p>
-      <w:r>
-        <w:br w:type="page"/>
-      </w:r>
-    </w:p>
-    <w:p>
-      <w:pPr>
-        <w:spacing w:before="400" w:after="80"/>
+        <w:spacing w:before="480" w:after="80"/>
       </w:pPr>
       <w:r>
         <w:rPr>
           <w:rFonts w:ascii="Georgia" w:hAnsi="Georgia"/>
           <w:b/>
           <w:color w:val="4C2B73"/>
-          <w:sz w:val="30"/>
+          <w:sz w:val="32"/>
         </w:rPr>
         <w:t>KONTAKT</w:t>
       </w:r>
     </w:p>
     <w:p>
       <w:pPr>
-        <w:spacing w:after="200"/>
+        <w:spacing w:after="320"/>
       </w:pPr>
       <w:r>
         <w:rPr>
@@ -4421,21 +2791,7 @@
     </w:p>
     <w:p>
       <w:pPr>
-        <w:spacing w:before="240" w:after="120"/>
-      </w:pPr>
-      <w:r>
-        <w:rPr>
-          <w:rFonts w:ascii="Georgia" w:hAnsi="Georgia"/>
-          <w:b/>
-          <w:color w:val="2C2C2C"/>
-          <w:sz w:val="23"/>
-        </w:rPr>
-        <w:t>Block: Kontaktformular</w:t>
-      </w:r>
-    </w:p>
-    <w:p>
-      <w:pPr>
-        <w:spacing w:after="60"/>
+        <w:spacing w:after="120"/>
       </w:pPr>
       <w:r>
         <w:rPr>
@@ -4443,12 +2799,12 @@
           <w:color w:val="2C2C2C"/>
           <w:sz w:val="20"/>
         </w:rPr>
-        <w:t>•  Schreiben Sie uns</w:t>
+        <w:t>Kostenlos. Unverbindlich. Menschlich.</w:t>
       </w:r>
     </w:p>
     <w:p>
       <w:pPr>
-        <w:spacing w:after="60"/>
+        <w:spacing w:after="120"/>
       </w:pPr>
       <w:r>
         <w:rPr>
@@ -4456,77 +2812,137 @@
           <w:color w:val="2C2C2C"/>
           <w:sz w:val="20"/>
         </w:rPr>
-        <w:t>•  Kontaktformular</w:t>
+        <w:t>Ich habe die Datenschutzerklärung gelesen und stimme zu.</w:t>
       </w:r>
     </w:p>
     <w:p>
       <w:pPr>
-        <w:spacing w:after="60"/>
-      </w:pPr>
+        <w:spacing w:after="160"/>
+      </w:pPr>
+      <w:r>
+        <w:rPr>
+          <w:rFonts w:ascii="Arial" w:hAnsi="Arial"/>
+          <w:b/>
+          <w:color w:val="2C2C2C"/>
+          <w:sz w:val="20"/>
+        </w:rPr>
+        <w:t>Zentrale Volkmarsen</w:t>
+      </w:r>
+      <w:r>
+        <w:br/>
+      </w:r>
       <w:r>
         <w:rPr>
           <w:rFonts w:ascii="Arial" w:hAnsi="Arial"/>
           <w:color w:val="2C2C2C"/>
           <w:sz w:val="20"/>
         </w:rPr>
-        <w:t>•  Füllen Sie das Formular aus und wir melden uns innerhalb von 24 Stunden.</w:t>
+        <w:t>05693 / 9189907</w:t>
       </w:r>
     </w:p>
     <w:p>
       <w:pPr>
-        <w:spacing w:after="60"/>
-      </w:pPr>
+        <w:spacing w:after="160"/>
+      </w:pPr>
+      <w:r>
+        <w:rPr>
+          <w:rFonts w:ascii="Arial" w:hAnsi="Arial"/>
+          <w:b/>
+          <w:color w:val="2C2C2C"/>
+          <w:sz w:val="20"/>
+        </w:rPr>
+        <w:t>Zentrale Volkmarsen</w:t>
+      </w:r>
+      <w:r>
+        <w:br/>
+      </w:r>
       <w:r>
         <w:rPr>
           <w:rFonts w:ascii="Arial" w:hAnsi="Arial"/>
           <w:color w:val="2C2C2C"/>
           <w:sz w:val="20"/>
         </w:rPr>
-        <w:t>•  Sie können uns auch direkt anrufen:</w:t>
+        <w:t>05693 / 9189907</w:t>
       </w:r>
     </w:p>
     <w:p>
       <w:pPr>
-        <w:spacing w:after="60"/>
-      </w:pPr>
+        <w:spacing w:after="160"/>
+      </w:pPr>
+      <w:r>
+        <w:rPr>
+          <w:rFonts w:ascii="Arial" w:hAnsi="Arial"/>
+          <w:b/>
+          <w:color w:val="2C2C2C"/>
+          <w:sz w:val="20"/>
+        </w:rPr>
+        <w:t>Mobil / 24h</w:t>
+      </w:r>
+      <w:r>
+        <w:br/>
+      </w:r>
       <w:r>
         <w:rPr>
           <w:rFonts w:ascii="Arial" w:hAnsi="Arial"/>
           <w:color w:val="2C2C2C"/>
           <w:sz w:val="20"/>
         </w:rPr>
-        <w:t>•  Vorname</w:t>
+        <w:t>0170 / 7652593</w:t>
       </w:r>
     </w:p>
     <w:p>
       <w:pPr>
-        <w:spacing w:after="60"/>
-      </w:pPr>
+        <w:spacing w:after="160"/>
+      </w:pPr>
+      <w:r>
+        <w:rPr>
+          <w:rFonts w:ascii="Arial" w:hAnsi="Arial"/>
+          <w:b/>
+          <w:color w:val="2C2C2C"/>
+          <w:sz w:val="20"/>
+        </w:rPr>
+        <w:t>E-Mail</w:t>
+      </w:r>
+      <w:r>
+        <w:br/>
+      </w:r>
       <w:r>
         <w:rPr>
           <w:rFonts w:ascii="Arial" w:hAnsi="Arial"/>
           <w:color w:val="2C2C2C"/>
           <w:sz w:val="20"/>
         </w:rPr>
-        <w:t>•  Nachname</w:t>
+        <w:t>pflege@ksk-farmos.de</w:t>
       </w:r>
     </w:p>
     <w:p>
       <w:pPr>
-        <w:spacing w:after="60"/>
-      </w:pPr>
+        <w:spacing w:after="160"/>
+      </w:pPr>
+      <w:r>
+        <w:rPr>
+          <w:rFonts w:ascii="Arial" w:hAnsi="Arial"/>
+          <w:b/>
+          <w:color w:val="2C2C2C"/>
+          <w:sz w:val="20"/>
+        </w:rPr>
+        <w:t>Fax</w:t>
+      </w:r>
+      <w:r>
+        <w:br/>
+      </w:r>
       <w:r>
         <w:rPr>
           <w:rFonts w:ascii="Arial" w:hAnsi="Arial"/>
           <w:color w:val="2C2C2C"/>
           <w:sz w:val="20"/>
         </w:rPr>
-        <w:t>•  E-Mail</w:t>
+        <w:t>05693 / 3599847</w:t>
       </w:r>
     </w:p>
     <w:p>
       <w:pPr>
-        <w:spacing w:after="60"/>
+        <w:spacing w:after="120"/>
       </w:pPr>
       <w:r>
         <w:rPr>
@@ -4534,38 +2950,77 @@
           <w:color w:val="2C2C2C"/>
           <w:sz w:val="20"/>
         </w:rPr>
-        <w:t>•  Telefon</w:t>
+        <w:t>Füllen Sie das Formular aus und wir melden uns innerhalb von 24 Stunden.</w:t>
       </w:r>
     </w:p>
     <w:p>
       <w:pPr>
-        <w:spacing w:after="60"/>
-      </w:pPr>
+        <w:keepNext/>
+        <w:spacing w:before="280" w:after="160"/>
+      </w:pPr>
+      <w:r>
+        <w:rPr>
+          <w:rFonts w:ascii="Georgia" w:hAnsi="Georgia"/>
+          <w:b/>
+          <w:color w:val="4C2B73"/>
+          <w:sz w:val="26"/>
+        </w:rPr>
+        <w:t>Wo Sie uns finden</w:t>
+      </w:r>
+    </w:p>
+    <w:p>
+      <w:pPr>
+        <w:spacing w:after="160"/>
+      </w:pPr>
+      <w:r>
+        <w:rPr>
+          <w:rFonts w:ascii="Arial" w:hAnsi="Arial"/>
+          <w:b/>
+          <w:color w:val="2C2C2C"/>
+          <w:sz w:val="20"/>
+        </w:rPr>
+        <w:t>Hauptzentrale Volkmarsen</w:t>
+      </w:r>
+      <w:r>
+        <w:br/>
+      </w:r>
       <w:r>
         <w:rPr>
           <w:rFonts w:ascii="Arial" w:hAnsi="Arial"/>
           <w:color w:val="2C2C2C"/>
           <w:sz w:val="20"/>
         </w:rPr>
-        <w:t>•  Betreff</w:t>
+        <w:t>Ehringer Weg 2b34471 Volkmarsen</w:t>
       </w:r>
     </w:p>
     <w:p>
       <w:pPr>
-        <w:spacing w:after="60"/>
-      </w:pPr>
+        <w:spacing w:after="160"/>
+      </w:pPr>
+      <w:r>
+        <w:rPr>
+          <w:rFonts w:ascii="Arial" w:hAnsi="Arial"/>
+          <w:b/>
+          <w:color w:val="2C2C2C"/>
+          <w:sz w:val="20"/>
+        </w:rPr>
+        <w:t>Aufenthaltskonzept Kassel</w:t>
+      </w:r>
+      <w:r>
+        <w:br/>
+      </w:r>
       <w:r>
         <w:rPr>
           <w:rFonts w:ascii="Arial" w:hAnsi="Arial"/>
           <w:color w:val="2C2C2C"/>
           <w:sz w:val="20"/>
         </w:rPr>
-        <w:t>•  Bitte wählen</w:t>
+        <w:t>Sommerbergstraße 1434123 Kassel</w:t>
       </w:r>
     </w:p>
     <w:p>
       <w:pPr>
-        <w:spacing w:after="60"/>
+        <w:spacing w:after="120"/>
       </w:pPr>
       <w:r>
         <w:rPr>
@@ -4573,463 +3028,31 @@
           <w:color w:val="2C2C2C"/>
           <w:sz w:val="20"/>
         </w:rPr>
-        <w:t>•  Beratung zur Intensivpflege</w:t>
+        <w:t>Wir beraten Sie persönlich — unverbindlich und kostenfrei.</w:t>
       </w:r>
     </w:p>
     <w:p>
-      <w:pPr>
-        <w:spacing w:after="60"/>
-      </w:pPr>
-      <w:r>
-        <w:rPr>
-          <w:rFonts w:ascii="Arial" w:hAnsi="Arial"/>
-          <w:color w:val="2C2C2C"/>
-          <w:sz w:val="20"/>
-        </w:rPr>
-        <w:t>•  Aufenthaltskonzept Kassel</w:t>
+      <w:r>
+        <w:br w:type="page"/>
       </w:r>
     </w:p>
     <w:p>
       <w:pPr>
-        <w:spacing w:after="60"/>
-      </w:pPr>
-      <w:r>
-        <w:rPr>
-          <w:rFonts w:ascii="Arial" w:hAnsi="Arial"/>
-          <w:color w:val="2C2C2C"/>
-          <w:sz w:val="20"/>
-        </w:rPr>
-        <w:t>•  Bewerbung / Karriere</w:t>
-      </w:r>
-    </w:p>
-    <w:p>
-      <w:pPr>
-        <w:spacing w:after="60"/>
-      </w:pPr>
-      <w:r>
-        <w:rPr>
-          <w:rFonts w:ascii="Arial" w:hAnsi="Arial"/>
-          <w:color w:val="2C2C2C"/>
-          <w:sz w:val="20"/>
-        </w:rPr>
-        <w:t>•  Sonstiges</w:t>
-      </w:r>
-    </w:p>
-    <w:p>
-      <w:pPr>
-        <w:spacing w:after="60"/>
-      </w:pPr>
-      <w:r>
-        <w:rPr>
-          <w:rFonts w:ascii="Arial" w:hAnsi="Arial"/>
-          <w:color w:val="2C2C2C"/>
-          <w:sz w:val="20"/>
-        </w:rPr>
-        <w:t>•  Nachricht</w:t>
-      </w:r>
-    </w:p>
-    <w:p>
-      <w:pPr>
-        <w:spacing w:after="60"/>
-      </w:pPr>
-      <w:r>
-        <w:rPr>
-          <w:rFonts w:ascii="Arial" w:hAnsi="Arial"/>
-          <w:color w:val="2C2C2C"/>
-          <w:sz w:val="20"/>
-        </w:rPr>
-        <w:t>•  Erzählen Sie kurz von sich...</w:t>
-      </w:r>
-    </w:p>
-    <w:p>
-      <w:pPr>
-        <w:spacing w:after="60"/>
-      </w:pPr>
-      <w:r>
-        <w:rPr>
-          <w:rFonts w:ascii="Arial" w:hAnsi="Arial"/>
-          <w:color w:val="2C2C2C"/>
-          <w:sz w:val="20"/>
-        </w:rPr>
-        <w:t>•  Ich habe die Datenschutzerklärung gelesen und stimme zu.</w:t>
-      </w:r>
-    </w:p>
-    <w:p>
-      <w:pPr>
-        <w:spacing w:after="60"/>
-      </w:pPr>
-      <w:r>
-        <w:rPr>
-          <w:rFonts w:ascii="Arial" w:hAnsi="Arial"/>
-          <w:color w:val="2C2C2C"/>
-          <w:sz w:val="20"/>
-        </w:rPr>
-        <w:t>•  Nachricht senden</w:t>
-      </w:r>
-    </w:p>
-    <w:p>
-      <w:pPr>
-        <w:spacing w:after="60"/>
-      </w:pPr>
-      <w:r>
-        <w:rPr>
-          <w:rFonts w:ascii="Arial" w:hAnsi="Arial"/>
-          <w:color w:val="2C2C2C"/>
-          <w:sz w:val="20"/>
-        </w:rPr>
-        <w:t>•  CONTACT CARDS</w:t>
-      </w:r>
-    </w:p>
-    <w:p>
-      <w:pPr>
-        <w:spacing w:after="60"/>
-      </w:pPr>
-      <w:r>
-        <w:rPr>
-          <w:rFonts w:ascii="Arial" w:hAnsi="Arial"/>
-          <w:color w:val="2C2C2C"/>
-          <w:sz w:val="20"/>
-        </w:rPr>
-        <w:t>•  Zentrale Volkmarsen</w:t>
-      </w:r>
-    </w:p>
-    <w:p>
-      <w:pPr>
-        <w:spacing w:after="60"/>
-      </w:pPr>
-      <w:r>
-        <w:rPr>
-          <w:rFonts w:ascii="Arial" w:hAnsi="Arial"/>
-          <w:color w:val="2C2C2C"/>
-          <w:sz w:val="20"/>
-        </w:rPr>
-        <w:t>•  05693 / 9189907</w:t>
-      </w:r>
-    </w:p>
-    <w:p>
-      <w:pPr>
-        <w:spacing w:after="60"/>
-      </w:pPr>
-      <w:r>
-        <w:rPr>
-          <w:rFonts w:ascii="Arial" w:hAnsi="Arial"/>
-          <w:color w:val="2C2C2C"/>
-          <w:sz w:val="20"/>
-        </w:rPr>
-        <w:t>•  Mobil / 24h</w:t>
-      </w:r>
-    </w:p>
-    <w:p>
-      <w:pPr>
-        <w:spacing w:after="60"/>
-      </w:pPr>
-      <w:r>
-        <w:rPr>
-          <w:rFonts w:ascii="Arial" w:hAnsi="Arial"/>
-          <w:color w:val="2C2C2C"/>
-          <w:sz w:val="20"/>
-        </w:rPr>
-        <w:t>•  0170 / 7652593</w:t>
-      </w:r>
-    </w:p>
-    <w:p>
-      <w:pPr>
-        <w:spacing w:after="60"/>
-      </w:pPr>
-      <w:r>
-        <w:rPr>
-          <w:rFonts w:ascii="Arial" w:hAnsi="Arial"/>
-          <w:color w:val="2C2C2C"/>
-          <w:sz w:val="20"/>
-        </w:rPr>
-        <w:t>•  pflege@ksk-farmos.de</w:t>
-      </w:r>
-    </w:p>
-    <w:p>
-      <w:pPr>
-        <w:spacing w:after="60"/>
-      </w:pPr>
-      <w:r>
-        <w:rPr>
-          <w:rFonts w:ascii="Arial" w:hAnsi="Arial"/>
-          <w:color w:val="2C2C2C"/>
-          <w:sz w:val="20"/>
-        </w:rPr>
-        <w:t>•  Fax</w:t>
-      </w:r>
-    </w:p>
-    <w:p>
-      <w:pPr>
-        <w:spacing w:after="60"/>
-      </w:pPr>
-      <w:r>
-        <w:rPr>
-          <w:rFonts w:ascii="Arial" w:hAnsi="Arial"/>
-          <w:color w:val="2C2C2C"/>
-          <w:sz w:val="20"/>
-        </w:rPr>
-        <w:t>•  05693 / 3599847</w:t>
-      </w:r>
-    </w:p>
-    <w:p>
-      <w:pPr>
-        <w:spacing w:before="240" w:after="120"/>
-      </w:pPr>
-      <w:r>
-        <w:rPr>
-          <w:rFonts w:ascii="Georgia" w:hAnsi="Georgia"/>
-          <w:b/>
-          <w:color w:val="2C2C2C"/>
-          <w:sz w:val="23"/>
-        </w:rPr>
-        <w:t>Block: Wo Sie uns finden</w:t>
-      </w:r>
-    </w:p>
-    <w:p>
-      <w:pPr>
-        <w:spacing w:after="60"/>
-      </w:pPr>
-      <w:r>
-        <w:rPr>
-          <w:rFonts w:ascii="Arial" w:hAnsi="Arial"/>
-          <w:color w:val="2C2C2C"/>
-          <w:sz w:val="20"/>
-        </w:rPr>
-        <w:t>•  Standorte</w:t>
-      </w:r>
-    </w:p>
-    <w:p>
-      <w:pPr>
-        <w:spacing w:after="60"/>
-      </w:pPr>
-      <w:r>
-        <w:rPr>
-          <w:rFonts w:ascii="Arial" w:hAnsi="Arial"/>
-          <w:color w:val="2C2C2C"/>
-          <w:sz w:val="20"/>
-        </w:rPr>
-        <w:t>•  Wo Sie uns finden</w:t>
-      </w:r>
-    </w:p>
-    <w:p>
-      <w:pPr>
-        <w:spacing w:after="60"/>
-      </w:pPr>
-      <w:r>
-        <w:rPr>
-          <w:rFonts w:ascii="Arial" w:hAnsi="Arial"/>
-          <w:color w:val="2C2C2C"/>
-          <w:sz w:val="20"/>
-        </w:rPr>
-        <w:t>•  Hauptzentrale Volkmarsen</w:t>
-      </w:r>
-    </w:p>
-    <w:p>
-      <w:pPr>
-        <w:spacing w:after="60"/>
-      </w:pPr>
-      <w:r>
-        <w:rPr>
-          <w:rFonts w:ascii="Arial" w:hAnsi="Arial"/>
-          <w:color w:val="2C2C2C"/>
-          <w:sz w:val="20"/>
-        </w:rPr>
-        <w:t>•  Ehringer Weg 2b</w:t>
-      </w:r>
-    </w:p>
-    <w:p>
-      <w:pPr>
-        <w:spacing w:after="60"/>
-      </w:pPr>
-      <w:r>
-        <w:rPr>
-          <w:rFonts w:ascii="Arial" w:hAnsi="Arial"/>
-          <w:color w:val="2C2C2C"/>
-          <w:sz w:val="20"/>
-        </w:rPr>
-        <w:t>•  34471 Volkmarsen</w:t>
-      </w:r>
-    </w:p>
-    <w:p>
-      <w:pPr>
-        <w:spacing w:after="60"/>
-      </w:pPr>
-      <w:r>
-        <w:rPr>
-          <w:rFonts w:ascii="Arial" w:hAnsi="Arial"/>
-          <w:color w:val="2C2C2C"/>
-          <w:sz w:val="20"/>
-        </w:rPr>
-        <w:t>•  05693 / 9189907</w:t>
-      </w:r>
-    </w:p>
-    <w:p>
-      <w:pPr>
-        <w:spacing w:after="60"/>
-      </w:pPr>
-      <w:r>
-        <w:rPr>
-          <w:rFonts w:ascii="Arial" w:hAnsi="Arial"/>
-          <w:color w:val="2C2C2C"/>
-          <w:sz w:val="20"/>
-        </w:rPr>
-        <w:t>•  Aufenthaltskonzept Kassel</w:t>
-      </w:r>
-    </w:p>
-    <w:p>
-      <w:pPr>
-        <w:spacing w:after="60"/>
-      </w:pPr>
-      <w:r>
-        <w:rPr>
-          <w:rFonts w:ascii="Arial" w:hAnsi="Arial"/>
-          <w:color w:val="2C2C2C"/>
-          <w:sz w:val="20"/>
-        </w:rPr>
-        <w:t>•  Sommerbergstraße 14</w:t>
-      </w:r>
-    </w:p>
-    <w:p>
-      <w:pPr>
-        <w:spacing w:after="60"/>
-      </w:pPr>
-      <w:r>
-        <w:rPr>
-          <w:rFonts w:ascii="Arial" w:hAnsi="Arial"/>
-          <w:color w:val="2C2C2C"/>
-          <w:sz w:val="20"/>
-        </w:rPr>
-        <w:t>•  34123 Kassel</w:t>
-      </w:r>
-    </w:p>
-    <w:p>
-      <w:pPr>
-        <w:spacing w:after="60"/>
-      </w:pPr>
-      <w:r>
-        <w:rPr>
-          <w:rFonts w:ascii="Arial" w:hAnsi="Arial"/>
-          <w:color w:val="2C2C2C"/>
-          <w:sz w:val="20"/>
-        </w:rPr>
-        <w:t>•  0170 / 7652593</w:t>
-      </w:r>
-    </w:p>
-    <w:p>
-      <w:pPr>
-        <w:spacing w:before="240" w:after="120"/>
-      </w:pPr>
-      <w:r>
-        <w:rPr>
-          <w:rFonts w:ascii="Georgia" w:hAnsi="Georgia"/>
-          <w:b/>
-          <w:color w:val="2C2C2C"/>
-          <w:sz w:val="23"/>
-        </w:rPr>
-        <w:t>Block: Wo Sie uns finden</w:t>
-      </w:r>
-    </w:p>
-    <w:p>
-      <w:pPr>
-        <w:spacing w:after="60"/>
-      </w:pPr>
-      <w:r>
-        <w:rPr>
-          <w:rFonts w:ascii="Arial" w:hAnsi="Arial"/>
-          <w:color w:val="2C2C2C"/>
-          <w:sz w:val="20"/>
-        </w:rPr>
-        <w:t>•  Standorte</w:t>
-      </w:r>
-    </w:p>
-    <w:p>
-      <w:pPr>
-        <w:spacing w:after="60"/>
-      </w:pPr>
-      <w:r>
-        <w:rPr>
-          <w:rFonts w:ascii="Arial" w:hAnsi="Arial"/>
-          <w:color w:val="2C2C2C"/>
-          <w:sz w:val="20"/>
-        </w:rPr>
-        <w:t>•  Wo Sie uns finden</w:t>
-      </w:r>
-    </w:p>
-    <w:p>
-      <w:pPr>
-        <w:spacing w:before="240" w:after="120"/>
-      </w:pPr>
-      <w:r>
-        <w:rPr>
-          <w:rFonts w:ascii="Georgia" w:hAnsi="Georgia"/>
-          <w:b/>
-          <w:color w:val="2C2C2C"/>
-          <w:sz w:val="23"/>
-        </w:rPr>
-        <w:t>Block: Kostenlose Beratung</w:t>
-      </w:r>
-    </w:p>
-    <w:p>
-      <w:pPr>
-        <w:spacing w:after="60"/>
-      </w:pPr>
-      <w:r>
-        <w:rPr>
-          <w:rFonts w:ascii="Arial" w:hAnsi="Arial"/>
-          <w:color w:val="2C2C2C"/>
-          <w:sz w:val="20"/>
-        </w:rPr>
-        <w:t>•  Kostenlose Beratung</w:t>
-      </w:r>
-    </w:p>
-    <w:p>
-      <w:pPr>
-        <w:spacing w:after="60"/>
-      </w:pPr>
-      <w:r>
-        <w:rPr>
-          <w:rFonts w:ascii="Arial" w:hAnsi="Arial"/>
-          <w:color w:val="2C2C2C"/>
-          <w:sz w:val="20"/>
-        </w:rPr>
-        <w:t>•  Wir beraten Sie persönlich — unverbindlich und kostenfrei.</w:t>
-      </w:r>
-    </w:p>
-    <w:p>
-      <w:pPr>
-        <w:spacing w:after="60"/>
-      </w:pPr>
-      <w:r>
-        <w:rPr>
-          <w:rFonts w:ascii="Arial" w:hAnsi="Arial"/>
-          <w:color w:val="2C2C2C"/>
-          <w:sz w:val="20"/>
-        </w:rPr>
-        <w:t>•  Sprechen Sie uns an</w:t>
-      </w:r>
-    </w:p>
-    <w:p>
-      <w:r>
-        <w:br w:type="page"/>
-      </w:r>
-    </w:p>
-    <w:p>
-      <w:pPr>
-        <w:spacing w:before="400" w:after="80"/>
+        <w:spacing w:before="480" w:after="80"/>
       </w:pPr>
       <w:r>
         <w:rPr>
           <w:rFonts w:ascii="Georgia" w:hAnsi="Georgia"/>
           <w:b/>
           <w:color w:val="4C2B73"/>
-          <w:sz w:val="30"/>
+          <w:sz w:val="32"/>
         </w:rPr>
         <w:t>BERATUNG</w:t>
       </w:r>
     </w:p>
     <w:p>
       <w:pPr>
-        <w:spacing w:after="200"/>
+        <w:spacing w:after="320"/>
       </w:pPr>
       <w:r>
         <w:rPr>
@@ -5043,21 +3066,22 @@
     </w:p>
     <w:p>
       <w:pPr>
-        <w:spacing w:before="240" w:after="120"/>
+        <w:keepNext/>
+        <w:spacing w:before="280" w:after="160"/>
       </w:pPr>
       <w:r>
         <w:rPr>
           <w:rFonts w:ascii="Georgia" w:hAnsi="Georgia"/>
           <w:b/>
-          <w:color w:val="2C2C2C"/>
-          <w:sz w:val="23"/>
+          <w:color w:val="4C2B73"/>
+          <w:sz w:val="26"/>
         </w:rPr>
-        <w:t>Block: Wir sind für Sie da</w:t>
+        <w:t>Kostenloses Erstgespräch</w:t>
       </w:r>
     </w:p>
     <w:p>
       <w:pPr>
-        <w:spacing w:after="60"/>
+        <w:spacing w:after="120"/>
       </w:pPr>
       <w:r>
         <w:rPr>
@@ -5065,12 +3089,69 @@
           <w:color w:val="2C2C2C"/>
           <w:sz w:val="20"/>
         </w:rPr>
-        <w:t>•  Wir sind für Sie da</w:t>
+        <w:t>Wir nehmen uns Zeit für Sie — persönlich, telefonisch oder per E-Mail.</w:t>
       </w:r>
     </w:p>
     <w:p>
       <w:pPr>
-        <w:spacing w:after="60"/>
+        <w:keepNext/>
+        <w:spacing w:before="280" w:after="160"/>
+      </w:pPr>
+      <w:r>
+        <w:rPr>
+          <w:rFonts w:ascii="Georgia" w:hAnsi="Georgia"/>
+          <w:b/>
+          <w:color w:val="4C2B73"/>
+          <w:sz w:val="26"/>
+        </w:rPr>
+        <w:t>Wir sind für Sie da</w:t>
+      </w:r>
+    </w:p>
+    <w:p>
+      <w:pPr>
+        <w:spacing w:after="160"/>
+      </w:pPr>
+      <w:r>
+        <w:rPr>
+          <w:rFonts w:ascii="Arial" w:hAnsi="Arial"/>
+          <w:b/>
+          <w:color w:val="2C2C2C"/>
+          <w:sz w:val="20"/>
+        </w:rPr>
+        <w:t>Kostenlos und unverbindlich</w:t>
+      </w:r>
+    </w:p>
+    <w:p>
+      <w:pPr>
+        <w:spacing w:after="160"/>
+      </w:pPr>
+      <w:r>
+        <w:rPr>
+          <w:rFonts w:ascii="Arial" w:hAnsi="Arial"/>
+          <w:b/>
+          <w:color w:val="2C2C2C"/>
+          <w:sz w:val="20"/>
+        </w:rPr>
+        <w:t>Persönlich oder telefonisch</w:t>
+      </w:r>
+    </w:p>
+    <w:p>
+      <w:pPr>
+        <w:spacing w:after="160"/>
+      </w:pPr>
+      <w:r>
+        <w:rPr>
+          <w:rFonts w:ascii="Arial" w:hAnsi="Arial"/>
+          <w:b/>
+          <w:color w:val="2C2C2C"/>
+          <w:sz w:val="20"/>
+        </w:rPr>
+        <w:t>Rückmeldung innerhalb 24h</w:t>
+      </w:r>
+    </w:p>
+    <w:p>
+      <w:pPr>
+        <w:spacing w:after="160"/>
       </w:pPr>
       <w:r>
         <w:rPr>
@@ -5078,163 +3159,7 @@
           <w:color w:val="2C2C2C"/>
           <w:sz w:val="20"/>
         </w:rPr>
-        <w:t>•  Kostenlos und unverbindlich</w:t>
-      </w:r>
-    </w:p>
-    <w:p>
-      <w:pPr>
-        <w:spacing w:after="60"/>
-      </w:pPr>
-      <w:r>
-        <w:rPr>
-          <w:rFonts w:ascii="Arial" w:hAnsi="Arial"/>
-          <w:color w:val="2C2C2C"/>
-          <w:sz w:val="20"/>
-        </w:rPr>
-        <w:t>•  Persönlich oder telefonisch</w:t>
-      </w:r>
-    </w:p>
-    <w:p>
-      <w:pPr>
-        <w:spacing w:after="60"/>
-      </w:pPr>
-      <w:r>
-        <w:rPr>
-          <w:rFonts w:ascii="Arial" w:hAnsi="Arial"/>
-          <w:color w:val="2C2C2C"/>
-          <w:sz w:val="20"/>
-        </w:rPr>
-        <w:t>•  Rückmeldung innerhalb 24h</w:t>
-      </w:r>
-    </w:p>
-    <w:p>
-      <w:pPr>
-        <w:spacing w:after="60"/>
-      </w:pPr>
-      <w:r>
-        <w:rPr>
-          <w:rFonts w:ascii="Arial" w:hAnsi="Arial"/>
-          <w:color w:val="2C2C2C"/>
-          <w:sz w:val="20"/>
-        </w:rPr>
-        <w:t>•  05693 / 9189907</w:t>
-      </w:r>
-    </w:p>
-    <w:p>
-      <w:pPr>
-        <w:spacing w:after="60"/>
-      </w:pPr>
-      <w:r>
-        <w:rPr>
-          <w:rFonts w:ascii="Arial" w:hAnsi="Arial"/>
-          <w:color w:val="2C2C2C"/>
-          <w:sz w:val="20"/>
-        </w:rPr>
-        <w:t>•  pflege@ksk-farmos.de</w:t>
-      </w:r>
-    </w:p>
-    <w:p>
-      <w:pPr>
-        <w:spacing w:after="60"/>
-      </w:pPr>
-      <w:r>
-        <w:rPr>
-          <w:rFonts w:ascii="Arial" w:hAnsi="Arial"/>
-          <w:color w:val="2C2C2C"/>
-          <w:sz w:val="20"/>
-        </w:rPr>
-        <w:t>•  Vorname</w:t>
-      </w:r>
-    </w:p>
-    <w:p>
-      <w:pPr>
-        <w:spacing w:after="60"/>
-      </w:pPr>
-      <w:r>
-        <w:rPr>
-          <w:rFonts w:ascii="Arial" w:hAnsi="Arial"/>
-          <w:color w:val="2C2C2C"/>
-          <w:sz w:val="20"/>
-        </w:rPr>
-        <w:t>•  Nachname</w:t>
-      </w:r>
-    </w:p>
-    <w:p>
-      <w:pPr>
-        <w:spacing w:after="60"/>
-      </w:pPr>
-      <w:r>
-        <w:rPr>
-          <w:rFonts w:ascii="Arial" w:hAnsi="Arial"/>
-          <w:color w:val="2C2C2C"/>
-          <w:sz w:val="20"/>
-        </w:rPr>
-        <w:t>•  E-Mail</w:t>
-      </w:r>
-    </w:p>
-    <w:p>
-      <w:pPr>
-        <w:spacing w:after="60"/>
-      </w:pPr>
-      <w:r>
-        <w:rPr>
-          <w:rFonts w:ascii="Arial" w:hAnsi="Arial"/>
-          <w:color w:val="2C2C2C"/>
-          <w:sz w:val="20"/>
-        </w:rPr>
-        <w:t>•  Telefon</w:t>
-      </w:r>
-    </w:p>
-    <w:p>
-      <w:pPr>
-        <w:spacing w:after="60"/>
-      </w:pPr>
-      <w:r>
-        <w:rPr>
-          <w:rFonts w:ascii="Arial" w:hAnsi="Arial"/>
-          <w:color w:val="2C2C2C"/>
-          <w:sz w:val="20"/>
-        </w:rPr>
-        <w:t>•  Nachricht (optional)</w:t>
-      </w:r>
-    </w:p>
-    <w:p>
-      <w:pPr>
-        <w:spacing w:after="60"/>
-      </w:pPr>
-      <w:r>
-        <w:rPr>
-          <w:rFonts w:ascii="Arial" w:hAnsi="Arial"/>
-          <w:color w:val="2C2C2C"/>
-          <w:sz w:val="20"/>
-        </w:rPr>
-        <w:t>•  Beschreiben Sie kurz Ihre Situation...</w:t>
-      </w:r>
-    </w:p>
-    <w:p>
-      <w:pPr>
-        <w:spacing w:after="60"/>
-      </w:pPr>
-      <w:r>
-        <w:rPr>
-          <w:rFonts w:ascii="Arial" w:hAnsi="Arial"/>
-          <w:color w:val="2C2C2C"/>
-          <w:sz w:val="20"/>
-        </w:rPr>
-        <w:t>•  Ich habe die Datenschutzerklärung gelesen und stimme zu.</w:t>
-      </w:r>
-    </w:p>
-    <w:p>
-      <w:pPr>
-        <w:spacing w:after="60"/>
-      </w:pPr>
-      <w:r>
-        <w:rPr>
-          <w:rFonts w:ascii="Arial" w:hAnsi="Arial"/>
-          <w:color w:val="2C2C2C"/>
-          <w:sz w:val="20"/>
-        </w:rPr>
-        <w:t>•  Beratung anfragen</w:t>
+        <w:t>Ich habe die Datenschutzerklärung gelesen und stimme zu.</w:t>
       </w:r>
     </w:p>
     <w:p>

--- a/site/сайт-текст/KSK-Farmos-Website-Text-DE.docx
+++ b/site/сайт-текст/KSK-Farmos-Website-Text-DE.docx
@@ -178,56 +178,6 @@
           <w:color w:val="2C2C2C"/>
           <w:sz w:val="20"/>
         </w:rPr>
-        <w:t>Häusliche Intensivpflege</w:t>
-      </w:r>
-      <w:r>
-        <w:br/>
-      </w:r>
-      <w:r>
-        <w:rPr>
-          <w:rFonts w:ascii="Arial" w:hAnsi="Arial"/>
-          <w:color w:val="2C2C2C"/>
-          <w:sz w:val="20"/>
-        </w:rPr>
-        <w:t>Professionelle Versorgung in Ihren eigenen vier Wänden — rund um die Uhr.</w:t>
-      </w:r>
-    </w:p>
-    <w:p>
-      <w:pPr>
-        <w:spacing w:after="160"/>
-      </w:pPr>
-      <w:r>
-        <w:rPr>
-          <w:rFonts w:ascii="Arial" w:hAnsi="Arial"/>
-          <w:b/>
-          <w:color w:val="2C2C2C"/>
-          <w:sz w:val="20"/>
-        </w:rPr>
-        <w:t>Aufenthaltskonzept Kassel</w:t>
-      </w:r>
-      <w:r>
-        <w:br/>
-      </w:r>
-      <w:r>
-        <w:rPr>
-          <w:rFonts w:ascii="Arial" w:hAnsi="Arial"/>
-          <w:color w:val="2C2C2C"/>
-          <w:sz w:val="20"/>
-        </w:rPr>
-        <w:t>Eigenes Zimmer, Garten, Bibliothek und 24h-Betreuung an der Sommerbergstraße 14.</w:t>
-      </w:r>
-    </w:p>
-    <w:p>
-      <w:pPr>
-        <w:spacing w:after="160"/>
-      </w:pPr>
-      <w:r>
-        <w:rPr>
-          <w:rFonts w:ascii="Arial" w:hAnsi="Arial"/>
-          <w:b/>
-          <w:color w:val="2C2C2C"/>
-          <w:sz w:val="20"/>
-        </w:rPr>
         <w:t>Aufenthaltskonzept Kassel</w:t>
       </w:r>
       <w:r>
@@ -269,31 +219,6 @@
     </w:p>
     <w:p>
       <w:pPr>
-        <w:spacing w:after="160"/>
-      </w:pPr>
-      <w:r>
-        <w:rPr>
-          <w:rFonts w:ascii="Arial" w:hAnsi="Arial"/>
-          <w:b/>
-          <w:color w:val="2C2C2C"/>
-          <w:sz w:val="20"/>
-        </w:rPr>
-        <w:t>Fort- und Weiterbildungen</w:t>
-      </w:r>
-      <w:r>
-        <w:br/>
-      </w:r>
-      <w:r>
-        <w:rPr>
-          <w:rFonts w:ascii="Arial" w:hAnsi="Arial"/>
-          <w:color w:val="2C2C2C"/>
-          <w:sz w:val="20"/>
-        </w:rPr>
-        <w:t>Regelmäßige Schulungen durch Fachärzte in 8 medizinischen Fachbereichen.</w:t>
-      </w:r>
-    </w:p>
-    <w:p>
-      <w:pPr>
         <w:keepNext/>
         <w:spacing w:before="280" w:after="160"/>
       </w:pPr>
@@ -320,6 +245,17 @@
         </w:rPr>
         <w:t>Beatmungspatienten</w:t>
       </w:r>
+      <w:r>
+        <w:br/>
+      </w:r>
+      <w:r>
+        <w:rPr>
+          <w:rFonts w:ascii="Arial" w:hAnsi="Arial"/>
+          <w:color w:val="2C2C2C"/>
+          <w:sz w:val="20"/>
+        </w:rPr>
+        <w:t>Invasive und nicht-invasive Beatmung</w:t>
+      </w:r>
     </w:p>
     <w:p>
       <w:pPr>
@@ -334,6 +270,17 @@
         </w:rPr>
         <w:t>Wachkoma (Apallisches Syndrom)</w:t>
       </w:r>
+      <w:r>
+        <w:br/>
+      </w:r>
+      <w:r>
+        <w:rPr>
+          <w:rFonts w:ascii="Arial" w:hAnsi="Arial"/>
+          <w:color w:val="2C2C2C"/>
+          <w:sz w:val="20"/>
+        </w:rPr>
+        <w:t>Langzeitversorgung und Stimulation</w:t>
+      </w:r>
     </w:p>
     <w:p>
       <w:pPr>
@@ -348,6 +295,17 @@
         </w:rPr>
         <w:t>ALS / Neurologische Erkrankungen</w:t>
       </w:r>
+      <w:r>
+        <w:br/>
+      </w:r>
+      <w:r>
+        <w:rPr>
+          <w:rFonts w:ascii="Arial" w:hAnsi="Arial"/>
+          <w:color w:val="2C2C2C"/>
+          <w:sz w:val="20"/>
+        </w:rPr>
+        <w:t>Progressive Begleitung</w:t>
+      </w:r>
     </w:p>
     <w:p>
       <w:pPr>
@@ -362,6 +320,17 @@
         </w:rPr>
         <w:t>Querschnittslähmung</w:t>
       </w:r>
+      <w:r>
+        <w:br/>
+      </w:r>
+      <w:r>
+        <w:rPr>
+          <w:rFonts w:ascii="Arial" w:hAnsi="Arial"/>
+          <w:color w:val="2C2C2C"/>
+          <w:sz w:val="20"/>
+        </w:rPr>
+        <w:t>Ganzheitliche Pflege</w:t>
+      </w:r>
     </w:p>
     <w:p>
       <w:pPr>
@@ -376,6 +345,17 @@
         </w:rPr>
         <w:t>Schädel-Hirn-Trauma</w:t>
       </w:r>
+      <w:r>
+        <w:br/>
+      </w:r>
+      <w:r>
+        <w:rPr>
+          <w:rFonts w:ascii="Arial" w:hAnsi="Arial"/>
+          <w:color w:val="2C2C2C"/>
+          <w:sz w:val="20"/>
+        </w:rPr>
+        <w:t>Rehabilitation und Stabilisierung</w:t>
+      </w:r>
     </w:p>
     <w:p>
       <w:pPr>
@@ -388,34 +368,7 @@
           <w:color w:val="6E6E6E"/>
           <w:sz w:val="19"/>
         </w:rPr>
-        <w:t>Das Wohl des Patienten ist oberstes Gesetz. Unser Leitbild</w:t>
-      </w:r>
-    </w:p>
-    <w:p>
-      <w:pPr>
-        <w:spacing w:after="120"/>
-      </w:pPr>
-      <w:r>
-        <w:rPr>
-          <w:rFonts w:ascii="Arial" w:hAnsi="Arial"/>
-          <w:color w:val="2C2C2C"/>
-          <w:sz w:val="20"/>
-        </w:rPr>
-        <w:t>Das Wohl des Patienten ist oberstes Gesetz.</w:t>
-      </w:r>
-    </w:p>
-    <w:p>
-      <w:pPr>
-        <w:spacing w:after="120"/>
-      </w:pPr>
-      <w:r>
-        <w:rPr>
-          <w:rFonts w:ascii="Arial" w:hAnsi="Arial"/>
-          <w:i/>
-          <w:color w:val="6E6E6E"/>
-          <w:sz w:val="19"/>
-        </w:rPr>
-        <w:t>Unser Leitbild</w:t>
+        <w:t>"Das Wohl des Patienten ist oberstes Gesetz." — Unser Leitbild</w:t>
       </w:r>
     </w:p>
     <w:p>
@@ -469,31 +422,6 @@
           <w:color w:val="2C2C2C"/>
           <w:sz w:val="20"/>
         </w:rPr>
-        <w:t>Erstes Gespräch</w:t>
-      </w:r>
-      <w:r>
-        <w:br/>
-      </w:r>
-      <w:r>
-        <w:rPr>
-          <w:rFonts w:ascii="Arial" w:hAnsi="Arial"/>
-          <w:color w:val="2C2C2C"/>
-          <w:sz w:val="20"/>
-        </w:rPr>
-        <w:t>Kostenlos und unverbindlich — wir lernen Ihre Situation kennen und beraten Sie persönlich.</w:t>
-      </w:r>
-    </w:p>
-    <w:p>
-      <w:pPr>
-        <w:spacing w:after="160"/>
-      </w:pPr>
-      <w:r>
-        <w:rPr>
-          <w:rFonts w:ascii="Arial" w:hAnsi="Arial"/>
-          <w:b/>
-          <w:color w:val="2C2C2C"/>
-          <w:sz w:val="20"/>
-        </w:rPr>
         <w:t>Individuelle Planung</w:t>
       </w:r>
       <w:r>
@@ -568,20 +496,6 @@
       <w:r>
         <w:rPr>
           <w:rFonts w:ascii="Arial" w:hAnsi="Arial"/>
-          <w:i/>
-          <w:color w:val="6E6E6E"/>
-          <w:sz w:val="19"/>
-        </w:rPr>
-        <w:t>5,5 Mitarbeiter pro Patient — weit über dem Branchendurchschnitt.</w:t>
-      </w:r>
-    </w:p>
-    <w:p>
-      <w:pPr>
-        <w:spacing w:after="120"/>
-      </w:pPr>
-      <w:r>
-        <w:rPr>
-          <w:rFonts w:ascii="Arial" w:hAnsi="Arial"/>
           <w:color w:val="2C2C2C"/>
           <w:sz w:val="20"/>
         </w:rPr>
@@ -605,95 +519,50 @@
     </w:p>
     <w:p>
       <w:pPr>
-        <w:spacing w:after="160"/>
+        <w:spacing w:after="120"/>
       </w:pPr>
       <w:r>
         <w:rPr>
           <w:rFonts w:ascii="Arial" w:hAnsi="Arial"/>
-          <w:color w:val="2C2C2C"/>
-          <w:sz w:val="20"/>
+          <w:i/>
+          <w:color w:val="6E6E6E"/>
+          <w:sz w:val="19"/>
         </w:rPr>
         <w:t>"Sehr kompetentes und einfühlsames Team. Die 24h-Betreuung in Kassel ist eine enorme Entlastung für unsere Familie. Wir fühlen uns perfekt aufgehoben."</w:t>
+        <w:br/>
+        <w:t>— Familie M., Angehörige, Kassel</w:t>
       </w:r>
     </w:p>
     <w:p>
       <w:pPr>
-        <w:spacing w:after="160"/>
+        <w:spacing w:after="120"/>
       </w:pPr>
       <w:r>
         <w:rPr>
           <w:rFonts w:ascii="Arial" w:hAnsi="Arial"/>
-          <w:color w:val="2C2C2C"/>
-          <w:sz w:val="20"/>
+          <w:i/>
+          <w:color w:val="6E6E6E"/>
+          <w:sz w:val="19"/>
         </w:rPr>
-        <w:t>"Sehr kompetentes und einfühlsames Team. Die 24h-Betreuung in Kassel ist eine enorme Entlastung für unsere Familie. Wir fühlen uns perfekt aufgehoben."</w:t>
+        <w:t>"Dank der häuslichen Intensivpflege von KSK Farmos GmbH &amp; Co. KG kann mein Vater in seiner gewohnten Umgebung bleiben. Zuverlässig und stets freundlich."</w:t>
+        <w:br/>
+        <w:t>— Thomas W., Angehöriger, Volkmarsen</w:t>
       </w:r>
     </w:p>
     <w:p>
       <w:pPr>
-        <w:spacing w:after="160"/>
+        <w:spacing w:after="120"/>
       </w:pPr>
       <w:r>
         <w:rPr>
           <w:rFonts w:ascii="Arial" w:hAnsi="Arial"/>
-          <w:color w:val="2C2C2C"/>
-          <w:sz w:val="20"/>
-        </w:rPr>
-        <w:t>"Dank der häuslichen Intensivpflege von KSK Farmos GmbH &amp; Co. KG kann mein Vater in seiner gewohnten Umgebung bleiben. Zuverlässig und stets freundlich."</w:t>
-      </w:r>
-    </w:p>
-    <w:p>
-      <w:pPr>
-        <w:spacing w:after="160"/>
-      </w:pPr>
-      <w:r>
-        <w:rPr>
-          <w:rFonts w:ascii="Arial" w:hAnsi="Arial"/>
-          <w:color w:val="2C2C2C"/>
-          <w:sz w:val="20"/>
+          <w:i/>
+          <w:color w:val="6E6E6E"/>
+          <w:sz w:val="19"/>
         </w:rPr>
         <w:t>"Vom ersten Gespräch bis zur Umsetzung der Pflege lief alles reibungslos. Die Pflegekräfte sind hochqualifiziert und arbeiten sehr professionell."</w:t>
-      </w:r>
-    </w:p>
-    <w:p>
-      <w:pPr>
-        <w:keepNext/>
-        <w:spacing w:before="280" w:after="160"/>
-      </w:pPr>
-      <w:r>
-        <w:rPr>
-          <w:rFonts w:ascii="Georgia" w:hAnsi="Georgia"/>
-          <w:b/>
-          <w:color w:val="4C2B73"/>
-          <w:sz w:val="26"/>
-        </w:rPr>
-        <w:t>Werden Sie Teil unseres Teams</w:t>
-      </w:r>
-    </w:p>
-    <w:p>
-      <w:pPr>
-        <w:spacing w:after="120"/>
-      </w:pPr>
-      <w:r>
-        <w:rPr>
-          <w:rFonts w:ascii="Arial" w:hAnsi="Arial"/>
-          <w:color w:val="2C2C2C"/>
-          <w:sz w:val="20"/>
-        </w:rPr>
-        <w:t>Wir beraten Sie persönlich — unverbindlich und kostenfrei.</w:t>
-      </w:r>
-    </w:p>
-    <w:p>
-      <w:pPr>
-        <w:spacing w:after="120"/>
-      </w:pPr>
-      <w:r>
-        <w:rPr>
-          <w:rFonts w:ascii="Arial" w:hAnsi="Arial"/>
-          <w:color w:val="2C2C2C"/>
-          <w:sz w:val="20"/>
-        </w:rPr>
-        <w:t>Übertarifliche Bezahlung, Weiterbildung und Firmenwagen.</w:t>
+        <w:br/>
+        <w:t>— Sabine K., Patientin, Korbach</w:t>
       </w:r>
     </w:p>
     <w:p>
@@ -769,119 +638,7 @@
           <w:color w:val="4C2B73"/>
           <w:sz w:val="26"/>
         </w:rPr>
-        <w:t>Professionelle Pflege zu Hause</w:t>
-      </w:r>
-    </w:p>
-    <w:p>
-      <w:pPr>
-        <w:spacing w:after="160"/>
-      </w:pPr>
-      <w:r>
-        <w:rPr>
-          <w:rFonts w:ascii="Arial" w:hAnsi="Arial"/>
-          <w:b/>
-          <w:color w:val="2C2C2C"/>
-          <w:sz w:val="20"/>
-        </w:rPr>
-        <w:t>Grund- und Behandlungspflege</w:t>
-      </w:r>
-    </w:p>
-    <w:p>
-      <w:pPr>
-        <w:spacing w:after="160"/>
-      </w:pPr>
-      <w:r>
-        <w:rPr>
-          <w:rFonts w:ascii="Arial" w:hAnsi="Arial"/>
-          <w:b/>
-          <w:color w:val="2C2C2C"/>
-          <w:sz w:val="20"/>
-        </w:rPr>
-        <w:t>Medikamentenmanagement</w:t>
-      </w:r>
-    </w:p>
-    <w:p>
-      <w:pPr>
-        <w:spacing w:after="160"/>
-      </w:pPr>
-      <w:r>
-        <w:rPr>
-          <w:rFonts w:ascii="Arial" w:hAnsi="Arial"/>
-          <w:b/>
-          <w:color w:val="2C2C2C"/>
-          <w:sz w:val="20"/>
-        </w:rPr>
-        <w:t>Vitalzeichenkontrolle und Monitoring</w:t>
-      </w:r>
-    </w:p>
-    <w:p>
-      <w:pPr>
-        <w:spacing w:after="160"/>
-      </w:pPr>
-      <w:r>
-        <w:rPr>
-          <w:rFonts w:ascii="Arial" w:hAnsi="Arial"/>
-          <w:b/>
-          <w:color w:val="2C2C2C"/>
-          <w:sz w:val="20"/>
-        </w:rPr>
-        <w:t>Invasive und nicht-invasive Beatmung</w:t>
-      </w:r>
-    </w:p>
-    <w:p>
-      <w:pPr>
-        <w:spacing w:after="160"/>
-      </w:pPr>
-      <w:r>
-        <w:rPr>
-          <w:rFonts w:ascii="Arial" w:hAnsi="Arial"/>
-          <w:b/>
-          <w:color w:val="2C2C2C"/>
-          <w:sz w:val="20"/>
-        </w:rPr>
-        <w:t>Trachealkanülenmanagement</w:t>
-      </w:r>
-    </w:p>
-    <w:p>
-      <w:pPr>
-        <w:spacing w:after="160"/>
-      </w:pPr>
-      <w:r>
-        <w:rPr>
-          <w:rFonts w:ascii="Arial" w:hAnsi="Arial"/>
-          <w:b/>
-          <w:color w:val="2C2C2C"/>
-          <w:sz w:val="20"/>
-        </w:rPr>
-        <w:t>Wundversorgung und Ernährungstherapie</w:t>
-      </w:r>
-    </w:p>
-    <w:p>
-      <w:pPr>
-        <w:spacing w:after="160"/>
-      </w:pPr>
-      <w:r>
-        <w:rPr>
-          <w:rFonts w:ascii="Arial" w:hAnsi="Arial"/>
-          <w:b/>
-          <w:color w:val="2C2C2C"/>
-          <w:sz w:val="20"/>
-        </w:rPr>
-        <w:t>Pflegeplanung und Dokumentation</w:t>
-      </w:r>
-    </w:p>
-    <w:p>
-      <w:pPr>
-        <w:spacing w:after="160"/>
-      </w:pPr>
-      <w:r>
-        <w:rPr>
-          <w:rFonts w:ascii="Arial" w:hAnsi="Arial"/>
-          <w:b/>
-          <w:color w:val="2C2C2C"/>
-          <w:sz w:val="20"/>
-        </w:rPr>
-        <w:t>Koordination mit Ärzten und Therapeuten</w:t>
+        <w:t>Häusliche Intensivpflege</w:t>
       </w:r>
     </w:p>
     <w:p>
@@ -894,57 +651,27 @@
           <w:color w:val="2C2C2C"/>
           <w:sz w:val="20"/>
         </w:rPr>
-        <w:t>Wir versorgen Patienten mit schweren Erkrankungen in ihren eigenen vier Wänden — 24 Stunden am Tag, 7 Tage die Woche, 365 Tage im Jahr.</w:t>
+        <w:t>Wir versorgen Menschen mit schweren Erkrankungen in ihrem gewohnten Umfeld — 24 Stunden am Tag, 7 Tage die Woche, 365 Tage im Jahr.</w:t>
       </w:r>
     </w:p>
     <w:p>
       <w:pPr>
         <w:keepNext/>
-        <w:spacing w:before="200" w:after="80"/>
+        <w:spacing w:before="240" w:after="80"/>
       </w:pPr>
       <w:r>
         <w:rPr>
           <w:rFonts w:ascii="Georgia" w:hAnsi="Georgia"/>
           <w:b/>
           <w:color w:val="4C2B73"/>
-          <w:sz w:val="20"/>
+          <w:sz w:val="21"/>
         </w:rPr>
         <w:t>GRUNDVERSORGUNG</w:t>
       </w:r>
     </w:p>
     <w:p>
       <w:pPr>
-        <w:keepNext/>
-        <w:spacing w:before="200" w:after="80"/>
-      </w:pPr>
-      <w:r>
-        <w:rPr>
-          <w:rFonts w:ascii="Georgia" w:hAnsi="Georgia"/>
-          <w:b/>
-          <w:color w:val="4C2B73"/>
-          <w:sz w:val="20"/>
-        </w:rPr>
-        <w:t>SPEZIELLE THERAPIEN</w:t>
-      </w:r>
-    </w:p>
-    <w:p>
-      <w:pPr>
-        <w:keepNext/>
-        <w:spacing w:before="200" w:after="80"/>
-      </w:pPr>
-      <w:r>
-        <w:rPr>
-          <w:rFonts w:ascii="Georgia" w:hAnsi="Georgia"/>
-          <w:b/>
-          <w:color w:val="4C2B73"/>
-          <w:sz w:val="20"/>
-        </w:rPr>
-        <w:t>ORGANISATION</w:t>
-      </w:r>
-    </w:p>
-    <w:p>
-      <w:pPr>
-        <w:spacing w:after="120"/>
+        <w:spacing w:after="80"/>
       </w:pPr>
       <w:r>
         <w:rPr>
@@ -952,7 +679,142 @@
           <w:color w:val="2C2C2C"/>
           <w:sz w:val="20"/>
         </w:rPr>
-        <w:t>Beatmungspflege ist unsere Kernkompetenz. Wir betreuen Patienten mit invasiver und nicht-invasiver Beatmung — mit erfahrenen Fachkräften, modernster Ausstattung und enger Abstimmung mit Pulmologen und Anästhesisten.</w:t>
+        <w:t>•  Grund- und Behandlungspflege</w:t>
+      </w:r>
+    </w:p>
+    <w:p>
+      <w:pPr>
+        <w:spacing w:after="80"/>
+      </w:pPr>
+      <w:r>
+        <w:rPr>
+          <w:rFonts w:ascii="Arial" w:hAnsi="Arial"/>
+          <w:color w:val="2C2C2C"/>
+          <w:sz w:val="20"/>
+        </w:rPr>
+        <w:t>•  Medikamentenmanagement</w:t>
+      </w:r>
+    </w:p>
+    <w:p>
+      <w:pPr>
+        <w:spacing w:after="80"/>
+      </w:pPr>
+      <w:r>
+        <w:rPr>
+          <w:rFonts w:ascii="Arial" w:hAnsi="Arial"/>
+          <w:color w:val="2C2C2C"/>
+          <w:sz w:val="20"/>
+        </w:rPr>
+        <w:t>•  Vitalzeichenüberwachung und Monitoring</w:t>
+      </w:r>
+    </w:p>
+    <w:p>
+      <w:pPr>
+        <w:keepNext/>
+        <w:spacing w:before="240" w:after="80"/>
+      </w:pPr>
+      <w:r>
+        <w:rPr>
+          <w:rFonts w:ascii="Georgia" w:hAnsi="Georgia"/>
+          <w:b/>
+          <w:color w:val="4C2B73"/>
+          <w:sz w:val="21"/>
+        </w:rPr>
+        <w:t>SPEZIELLE THERAPIEN</w:t>
+      </w:r>
+    </w:p>
+    <w:p>
+      <w:pPr>
+        <w:spacing w:after="80"/>
+      </w:pPr>
+      <w:r>
+        <w:rPr>
+          <w:rFonts w:ascii="Arial" w:hAnsi="Arial"/>
+          <w:color w:val="2C2C2C"/>
+          <w:sz w:val="20"/>
+        </w:rPr>
+        <w:t>•  Invasive und nicht-invasive Beatmung</w:t>
+      </w:r>
+    </w:p>
+    <w:p>
+      <w:pPr>
+        <w:spacing w:after="80"/>
+      </w:pPr>
+      <w:r>
+        <w:rPr>
+          <w:rFonts w:ascii="Arial" w:hAnsi="Arial"/>
+          <w:color w:val="2C2C2C"/>
+          <w:sz w:val="20"/>
+        </w:rPr>
+        <w:t>•  Trachealkanülenmanagement</w:t>
+      </w:r>
+    </w:p>
+    <w:p>
+      <w:pPr>
+        <w:spacing w:after="80"/>
+      </w:pPr>
+      <w:r>
+        <w:rPr>
+          <w:rFonts w:ascii="Arial" w:hAnsi="Arial"/>
+          <w:color w:val="2C2C2C"/>
+          <w:sz w:val="20"/>
+        </w:rPr>
+        <w:t>•  Wundversorgung und Ernährungstherapie</w:t>
+      </w:r>
+    </w:p>
+    <w:p>
+      <w:pPr>
+        <w:keepNext/>
+        <w:spacing w:before="240" w:after="80"/>
+      </w:pPr>
+      <w:r>
+        <w:rPr>
+          <w:rFonts w:ascii="Georgia" w:hAnsi="Georgia"/>
+          <w:b/>
+          <w:color w:val="4C2B73"/>
+          <w:sz w:val="21"/>
+        </w:rPr>
+        <w:t>ORGANISATION</w:t>
+      </w:r>
+    </w:p>
+    <w:p>
+      <w:pPr>
+        <w:spacing w:after="80"/>
+      </w:pPr>
+      <w:r>
+        <w:rPr>
+          <w:rFonts w:ascii="Arial" w:hAnsi="Arial"/>
+          <w:color w:val="2C2C2C"/>
+          <w:sz w:val="20"/>
+        </w:rPr>
+        <w:t>•  Pflegeplanung und Dokumentation</w:t>
+      </w:r>
+    </w:p>
+    <w:p>
+      <w:pPr>
+        <w:spacing w:after="80"/>
+      </w:pPr>
+      <w:r>
+        <w:rPr>
+          <w:rFonts w:ascii="Arial" w:hAnsi="Arial"/>
+          <w:color w:val="2C2C2C"/>
+          <w:sz w:val="20"/>
+        </w:rPr>
+        <w:t>•  Koordination mit Ärzten und Therapeuten</w:t>
+      </w:r>
+    </w:p>
+    <w:p>
+      <w:pPr>
+        <w:spacing w:after="120"/>
+      </w:pPr>
+      <w:r>
+        <w:rPr>
+          <w:rFonts w:ascii="Arial" w:hAnsi="Arial"/>
+          <w:i/>
+          <w:color w:val="6E6E6E"/>
+          <w:sz w:val="19"/>
+        </w:rPr>
+        <w:t>Die Beatmungspflege ist unsere Kernkompetenz. Wir betreuen Patienten mit invasiver und nicht-invasiver Beatmung — mit erfahrenen Fachkräften, modernster Technik und in enger Zusammenarbeit mit Pneumologen und Anästhesisten.</w:t>
       </w:r>
     </w:p>
     <w:p>
@@ -967,7 +829,7 @@
           <w:color w:val="4C2B73"/>
           <w:sz w:val="26"/>
         </w:rPr>
-        <w:t>Welche Patienten wir versorgen</w:t>
+        <w:t>Wen wir versorgen</w:t>
       </w:r>
     </w:p>
     <w:p>
@@ -1067,7 +929,7 @@
           <w:color w:val="2C2C2C"/>
           <w:sz w:val="20"/>
         </w:rPr>
-        <w:t>Professionelle Unterstützung и Pflege für Menschen mit Rückenmarksverletzungen. Wir fördern die Selbstständigkeit и beugen gezielt Komplikationen vor.</w:t>
+        <w:t>Professionelle Unterstützung und Pflege für Menschen mit Rückenmarksverletzungen. Wir fördern die Selbstständigkeit und beugen gezielt Komplikationen vor.</w:t>
       </w:r>
     </w:p>
     <w:p>
@@ -1092,7 +954,7 @@
           <w:color w:val="2C2C2C"/>
           <w:sz w:val="20"/>
         </w:rPr>
-        <w:t>Langfristige Versorgung nach schweren Hirnverletzungen. Zielgerichtet auf die Stabilisierung des Zustands и Unterstützung im Alltag.</w:t>
+        <w:t>Langfristige Versorgung nach schweren Hirnverletzungen. Zielgerichtet auf die Stabilisierung des Zustands und Unterstützung im Alltag.</w:t>
       </w:r>
     </w:p>
     <w:p>
@@ -1107,119 +969,7 @@
           <w:color w:val="4C2B73"/>
           <w:sz w:val="26"/>
         </w:rPr>
-        <w:t>Was Sie erwartet</w:t>
-      </w:r>
-    </w:p>
-    <w:p>
-      <w:pPr>
-        <w:spacing w:after="160"/>
-      </w:pPr>
-      <w:r>
-        <w:rPr>
-          <w:rFonts w:ascii="Arial" w:hAnsi="Arial"/>
-          <w:b/>
-          <w:color w:val="2C2C2C"/>
-          <w:sz w:val="20"/>
-        </w:rPr>
-        <w:t>Eigenes Zimmer mit eigenen Möbeln</w:t>
-      </w:r>
-    </w:p>
-    <w:p>
-      <w:pPr>
-        <w:spacing w:after="160"/>
-      </w:pPr>
-      <w:r>
-        <w:rPr>
-          <w:rFonts w:ascii="Arial" w:hAnsi="Arial"/>
-          <w:b/>
-          <w:color w:val="2C2C2C"/>
-          <w:sz w:val="20"/>
-        </w:rPr>
-        <w:t>Alle medizinischen Geräte</w:t>
-      </w:r>
-    </w:p>
-    <w:p>
-      <w:pPr>
-        <w:spacing w:after="160"/>
-      </w:pPr>
-      <w:r>
-        <w:rPr>
-          <w:rFonts w:ascii="Arial" w:hAnsi="Arial"/>
-          <w:b/>
-          <w:color w:val="2C2C2C"/>
-          <w:sz w:val="20"/>
-        </w:rPr>
-        <w:t>Großzügiger Garten</w:t>
-      </w:r>
-    </w:p>
-    <w:p>
-      <w:pPr>
-        <w:spacing w:after="160"/>
-      </w:pPr>
-      <w:r>
-        <w:rPr>
-          <w:rFonts w:ascii="Arial" w:hAnsi="Arial"/>
-          <w:b/>
-          <w:color w:val="2C2C2C"/>
-          <w:sz w:val="20"/>
-        </w:rPr>
-        <w:t>Bibliothek und Gemeinschaftsräume</w:t>
-      </w:r>
-    </w:p>
-    <w:p>
-      <w:pPr>
-        <w:spacing w:after="160"/>
-      </w:pPr>
-      <w:r>
-        <w:rPr>
-          <w:rFonts w:ascii="Arial" w:hAnsi="Arial"/>
-          <w:b/>
-          <w:color w:val="2C2C2C"/>
-          <w:sz w:val="20"/>
-        </w:rPr>
-        <w:t>5,5 Mitarbeiter pro Patient</w:t>
-      </w:r>
-    </w:p>
-    <w:p>
-      <w:pPr>
-        <w:spacing w:after="160"/>
-      </w:pPr>
-      <w:r>
-        <w:rPr>
-          <w:rFonts w:ascii="Arial" w:hAnsi="Arial"/>
-          <w:b/>
-          <w:color w:val="2C2C2C"/>
-          <w:sz w:val="20"/>
-        </w:rPr>
-        <w:t>24h-Betreuung rund um die Uhr</w:t>
-      </w:r>
-    </w:p>
-    <w:p>
-      <w:pPr>
-        <w:spacing w:after="160"/>
-      </w:pPr>
-      <w:r>
-        <w:rPr>
-          <w:rFonts w:ascii="Arial" w:hAnsi="Arial"/>
-          <w:b/>
-          <w:color w:val="2C2C2C"/>
-          <w:sz w:val="20"/>
-        </w:rPr>
-        <w:t>Pflegerische und ärztliche Leistungen</w:t>
-      </w:r>
-    </w:p>
-    <w:p>
-      <w:pPr>
-        <w:spacing w:after="160"/>
-      </w:pPr>
-      <w:r>
-        <w:rPr>
-          <w:rFonts w:ascii="Arial" w:hAnsi="Arial"/>
-          <w:b/>
-          <w:color w:val="2C2C2C"/>
-          <w:sz w:val="20"/>
-        </w:rPr>
-        <w:t>Individuelle Tagesgestaltung</w:t>
+        <w:t>Aufenthaltskonzept Kassel</w:t>
       </w:r>
     </w:p>
     <w:p>
@@ -1232,7 +982,111 @@
           <w:color w:val="2C2C2C"/>
           <w:sz w:val="20"/>
         </w:rPr>
-        <w:t>An der Sommerbergstraße 14 in Kassel bieten wir Patienten ein eigenes Zimmer mit 24h-Betreuung.</w:t>
+        <w:t>An der Sommerbergstraße 14 in Kassel bieten wir Patienten eigene Zimmer mit 24-Stunden-Betreuung.</w:t>
+      </w:r>
+    </w:p>
+    <w:p>
+      <w:pPr>
+        <w:spacing w:after="80"/>
+      </w:pPr>
+      <w:r>
+        <w:rPr>
+          <w:rFonts w:ascii="Arial" w:hAnsi="Arial"/>
+          <w:color w:val="2C2C2C"/>
+          <w:sz w:val="20"/>
+        </w:rPr>
+        <w:t>•  Eigenes Zimmer mit eigenen Möbeln</w:t>
+      </w:r>
+    </w:p>
+    <w:p>
+      <w:pPr>
+        <w:spacing w:after="80"/>
+      </w:pPr>
+      <w:r>
+        <w:rPr>
+          <w:rFonts w:ascii="Arial" w:hAnsi="Arial"/>
+          <w:color w:val="2C2C2C"/>
+          <w:sz w:val="20"/>
+        </w:rPr>
+        <w:t>•  Alle notwendigen medizinischen Geräte</w:t>
+      </w:r>
+    </w:p>
+    <w:p>
+      <w:pPr>
+        <w:spacing w:after="80"/>
+      </w:pPr>
+      <w:r>
+        <w:rPr>
+          <w:rFonts w:ascii="Arial" w:hAnsi="Arial"/>
+          <w:color w:val="2C2C2C"/>
+          <w:sz w:val="20"/>
+        </w:rPr>
+        <w:t>•  Großzügiger Garten</w:t>
+      </w:r>
+    </w:p>
+    <w:p>
+      <w:pPr>
+        <w:spacing w:after="80"/>
+      </w:pPr>
+      <w:r>
+        <w:rPr>
+          <w:rFonts w:ascii="Arial" w:hAnsi="Arial"/>
+          <w:color w:val="2C2C2C"/>
+          <w:sz w:val="20"/>
+        </w:rPr>
+        <w:t>•  Bibliothek und Gemeinschaftsräume</w:t>
+      </w:r>
+    </w:p>
+    <w:p>
+      <w:pPr>
+        <w:spacing w:after="80"/>
+      </w:pPr>
+      <w:r>
+        <w:rPr>
+          <w:rFonts w:ascii="Arial" w:hAnsi="Arial"/>
+          <w:color w:val="2C2C2C"/>
+          <w:sz w:val="20"/>
+        </w:rPr>
+        <w:t>•  5,5 Mitarbeiter pro Patient</w:t>
+      </w:r>
+    </w:p>
+    <w:p>
+      <w:pPr>
+        <w:spacing w:after="80"/>
+      </w:pPr>
+      <w:r>
+        <w:rPr>
+          <w:rFonts w:ascii="Arial" w:hAnsi="Arial"/>
+          <w:color w:val="2C2C2C"/>
+          <w:sz w:val="20"/>
+        </w:rPr>
+        <w:t>•  24h Betreuung und Überwachung</w:t>
+      </w:r>
+    </w:p>
+    <w:p>
+      <w:pPr>
+        <w:spacing w:after="80"/>
+      </w:pPr>
+      <w:r>
+        <w:rPr>
+          <w:rFonts w:ascii="Arial" w:hAnsi="Arial"/>
+          <w:color w:val="2C2C2C"/>
+          <w:sz w:val="20"/>
+        </w:rPr>
+        <w:t>•  Umfassende pflegerische und medizinische Leistungen</w:t>
+      </w:r>
+    </w:p>
+    <w:p>
+      <w:pPr>
+        <w:spacing w:after="80"/>
+      </w:pPr>
+      <w:r>
+        <w:rPr>
+          <w:rFonts w:ascii="Arial" w:hAnsi="Arial"/>
+          <w:color w:val="2C2C2C"/>
+          <w:sz w:val="20"/>
+        </w:rPr>
+        <w:t>•  Individuell gestalteter Tagesablauf</w:t>
       </w:r>
     </w:p>
     <w:p>
@@ -1247,7 +1101,20 @@
           <w:color w:val="4C2B73"/>
           <w:sz w:val="26"/>
         </w:rPr>
-        <w:t>8 Schulungsbereiche</w:t>
+        <w:t>8 Fachbereiche der Schulung</w:t>
+      </w:r>
+    </w:p>
+    <w:p>
+      <w:pPr>
+        <w:spacing w:after="120"/>
+      </w:pPr>
+      <w:r>
+        <w:rPr>
+          <w:rFonts w:ascii="Arial" w:hAnsi="Arial"/>
+          <w:color w:val="2C2C2C"/>
+          <w:sz w:val="20"/>
+        </w:rPr>
+        <w:t>Regelmäßig durchgeführt unter Leitung von Fachärzten für Pneumologie, Kardiologie und Anästhesiologie.</w:t>
       </w:r>
     </w:p>
     <w:p>
@@ -1272,7 +1139,7 @@
           <w:color w:val="2C2C2C"/>
           <w:sz w:val="20"/>
         </w:rPr>
-        <w:t>Desinfektion, Sterilisation, Schutzverhalten, Schutzimpfungen.</w:t>
+        <w:t>Desinfektion, Sterilisation, Schutzmaßnahmen und Impfungen.</w:t>
       </w:r>
     </w:p>
     <w:p>
@@ -1297,7 +1164,7 @@
           <w:color w:val="2C2C2C"/>
           <w:sz w:val="20"/>
         </w:rPr>
-        <w:t>Atemstörungen, Beatmungsverfahren, Intubation, Medikation.</w:t>
+        <w:t>Respiratorische Störungen, Beatmungstechniken, Intubation, Medikamente.</w:t>
       </w:r>
     </w:p>
     <w:p>
@@ -1322,7 +1189,7 @@
           <w:color w:val="2C2C2C"/>
           <w:sz w:val="20"/>
         </w:rPr>
-        <w:t>Herzinsuffizienz, Reanimation, Defibrillator, Medikation.</w:t>
+        <w:t>Herzinsuffizienz, Reanimation, Defibrillation, Medikation.</w:t>
       </w:r>
     </w:p>
     <w:p>
@@ -1336,7 +1203,7 @@
           <w:color w:val="2C2C2C"/>
           <w:sz w:val="20"/>
         </w:rPr>
-        <w:t>Schock</w:t>
+        <w:t>Schockgeschehen</w:t>
       </w:r>
       <w:r>
         <w:br/>
@@ -1372,7 +1239,7 @@
           <w:color w:val="2C2C2C"/>
           <w:sz w:val="20"/>
         </w:rPr>
-        <w:t>Tracheotomie, Pleura-Punktion, PEEP-Beatmung, Druckinfusion.</w:t>
+        <w:t>Tracheotomie, Pleurapunktion, PEEP-Beatmung, Druckinfusion.</w:t>
       </w:r>
     </w:p>
     <w:p>
@@ -1397,7 +1264,7 @@
           <w:color w:val="2C2C2C"/>
           <w:sz w:val="20"/>
         </w:rPr>
-        <w:t>Schädel-/Gehirnverletzungen, Blutungen, Erstversorgung.</w:t>
+        <w:t>Schädel-Hirn-Verletzungen, Blutungen, Erstversorgung.</w:t>
       </w:r>
     </w:p>
     <w:p>
@@ -1447,20 +1314,7 @@
           <w:color w:val="2C2C2C"/>
           <w:sz w:val="20"/>
         </w:rPr>
-        <w:t>Hitzeschäden, Kälteschäden, Verbrennung, Inhalationstrauma.</w:t>
-      </w:r>
-    </w:p>
-    <w:p>
-      <w:pPr>
-        <w:spacing w:after="120"/>
-      </w:pPr>
-      <w:r>
-        <w:rPr>
-          <w:rFonts w:ascii="Arial" w:hAnsi="Arial"/>
-          <w:color w:val="2C2C2C"/>
-          <w:sz w:val="20"/>
-        </w:rPr>
-        <w:t>Regelmäßig geleitet von Fachärzten, Pulmologen, Kardiologen und Anästhesisten.</w:t>
+        <w:t>Hitze- und Kälteschäden, Verbrennungen, Inhalationstrauma.</w:t>
       </w:r>
     </w:p>
     <w:p>
@@ -1475,7 +1329,20 @@
           <w:color w:val="4C2B73"/>
           <w:sz w:val="26"/>
         </w:rPr>
-        <w:t>Kostenübernahme</w:t>
+        <w:t>Wer die Kosten trägt</w:t>
+      </w:r>
+    </w:p>
+    <w:p>
+      <w:pPr>
+        <w:spacing w:after="120"/>
+      </w:pPr>
+      <w:r>
+        <w:rPr>
+          <w:rFonts w:ascii="Arial" w:hAnsi="Arial"/>
+          <w:color w:val="2C2C2C"/>
+          <w:sz w:val="20"/>
+        </w:rPr>
+        <w:t>Erfahrene Mitarbeiter vom Intensivpflegedienst KSK Farmos GmbH &amp; Co. KG übernehmen nach Erhalt einer Vollmacht die Verhandlungen mit den Kostenträgern bezüglich der Finanzierung einer 24-stündigen Intensiv-Versorgung. Diese sind in der Regel:</w:t>
       </w:r>
     </w:p>
     <w:p>
@@ -1579,32 +1446,6 @@
       </w:r>
     </w:p>
     <w:p>
-      <w:pPr>
-        <w:spacing w:after="120"/>
-      </w:pPr>
-      <w:r>
-        <w:rPr>
-          <w:rFonts w:ascii="Arial" w:hAnsi="Arial"/>
-          <w:color w:val="2C2C2C"/>
-          <w:sz w:val="20"/>
-        </w:rPr>
-        <w:t>Erfahrene Mitarbeiter vom Intensivpflegedienst KSK Farmos GmbH &amp; Co. KG übernehmen nach Erhalt einer Vollmacht die Verhandlungen mit den Kostenträgern bezüglich der Finanzierung einer 24-stündigen Intensiv-Versorgung. Diese sind in der Regel:</w:t>
-      </w:r>
-    </w:p>
-    <w:p>
-      <w:pPr>
-        <w:spacing w:after="120"/>
-      </w:pPr>
-      <w:r>
-        <w:rPr>
-          <w:rFonts w:ascii="Arial" w:hAnsi="Arial"/>
-          <w:color w:val="2C2C2C"/>
-          <w:sz w:val="20"/>
-        </w:rPr>
-        <w:t>Wir beraten Sie persönlich — unverbindlich und kostenfrei.</w:t>
-      </w:r>
-    </w:p>
-    <w:p>
       <w:r>
         <w:br w:type="page"/>
       </w:r>
@@ -1677,7 +1518,7 @@
           <w:color w:val="4C2B73"/>
           <w:sz w:val="26"/>
         </w:rPr>
-        <w:t>Gegründet aus Überzeugung</w:t>
+        <w:t>Unsere Geschichte — Gegründet aus Überzeugung</w:t>
       </w:r>
     </w:p>
     <w:p>
@@ -1718,13 +1559,25 @@
           <w:color w:val="4C2B73"/>
           <w:sz w:val="26"/>
         </w:rPr>
-        <w:t>Woran wir uns orientieren</w:t>
+        <w:t>Unser Leitbild — Woran wir uns orientieren</w:t>
       </w:r>
     </w:p>
     <w:p>
       <w:pPr>
-        <w:spacing w:after="120"/>
-      </w:pPr>
+        <w:spacing w:after="160"/>
+      </w:pPr>
+      <w:r>
+        <w:rPr>
+          <w:rFonts w:ascii="Arial" w:hAnsi="Arial"/>
+          <w:b/>
+          <w:color w:val="2C2C2C"/>
+          <w:sz w:val="20"/>
+        </w:rPr>
+        <w:t>Lebensprozesse unterstützen</w:t>
+      </w:r>
+      <w:r>
+        <w:br/>
+      </w:r>
       <w:r>
         <w:rPr>
           <w:rFonts w:ascii="Arial" w:hAnsi="Arial"/>
@@ -1736,8 +1589,20 @@
     </w:p>
     <w:p>
       <w:pPr>
-        <w:spacing w:after="120"/>
-      </w:pPr>
+        <w:spacing w:after="160"/>
+      </w:pPr>
+      <w:r>
+        <w:rPr>
+          <w:rFonts w:ascii="Arial" w:hAnsi="Arial"/>
+          <w:b/>
+          <w:color w:val="2C2C2C"/>
+          <w:sz w:val="20"/>
+        </w:rPr>
+        <w:t>Körperfunktionen fördern</w:t>
+      </w:r>
+      <w:r>
+        <w:br/>
+      </w:r>
       <w:r>
         <w:rPr>
           <w:rFonts w:ascii="Arial" w:hAnsi="Arial"/>
@@ -1749,8 +1614,20 @@
     </w:p>
     <w:p>
       <w:pPr>
-        <w:spacing w:after="120"/>
-      </w:pPr>
+        <w:spacing w:after="160"/>
+      </w:pPr>
+      <w:r>
+        <w:rPr>
+          <w:rFonts w:ascii="Arial" w:hAnsi="Arial"/>
+          <w:b/>
+          <w:color w:val="2C2C2C"/>
+          <w:sz w:val="20"/>
+        </w:rPr>
+        <w:t>Krankheit kontrollieren</w:t>
+      </w:r>
+      <w:r>
+        <w:br/>
+      </w:r>
       <w:r>
         <w:rPr>
           <w:rFonts w:ascii="Arial" w:hAnsi="Arial"/>
@@ -1762,8 +1639,20 @@
     </w:p>
     <w:p>
       <w:pPr>
-        <w:spacing w:after="120"/>
-      </w:pPr>
+        <w:spacing w:after="160"/>
+      </w:pPr>
+      <w:r>
+        <w:rPr>
+          <w:rFonts w:ascii="Arial" w:hAnsi="Arial"/>
+          <w:b/>
+          <w:color w:val="2C2C2C"/>
+          <w:sz w:val="20"/>
+        </w:rPr>
+        <w:t>Wohlbefinden fördern</w:t>
+      </w:r>
+      <w:r>
+        <w:br/>
+      </w:r>
       <w:r>
         <w:rPr>
           <w:rFonts w:ascii="Arial" w:hAnsi="Arial"/>
@@ -1775,8 +1664,20 @@
     </w:p>
     <w:p>
       <w:pPr>
-        <w:spacing w:after="120"/>
-      </w:pPr>
+        <w:spacing w:after="160"/>
+      </w:pPr>
+      <w:r>
+        <w:rPr>
+          <w:rFonts w:ascii="Arial" w:hAnsi="Arial"/>
+          <w:b/>
+          <w:color w:val="2C2C2C"/>
+          <w:sz w:val="20"/>
+        </w:rPr>
+        <w:t>Komplikationen verhindern</w:t>
+      </w:r>
+      <w:r>
+        <w:br/>
+      </w:r>
       <w:r>
         <w:rPr>
           <w:rFonts w:ascii="Arial" w:hAnsi="Arial"/>
@@ -1812,7 +1713,7 @@
           <w:color w:val="2C2C2C"/>
           <w:sz w:val="20"/>
         </w:rPr>
-        <w:t>Olga Korp</w:t>
+        <w:t>Pflegedienstleitung (PDL)</w:t>
       </w:r>
       <w:r>
         <w:br/>
@@ -1823,7 +1724,7 @@
           <w:color w:val="2C2C2C"/>
           <w:sz w:val="20"/>
         </w:rPr>
-        <w:t>Pflegedienstleitung (PDL)</w:t>
+        <w:t>Verantwortlich für die fachliche Leitung und Qualitätssicherung aller Pflegemaßnahmen.</w:t>
       </w:r>
     </w:p>
     <w:p>
@@ -1837,7 +1738,7 @@
           <w:color w:val="2C2C2C"/>
           <w:sz w:val="20"/>
         </w:rPr>
-        <w:t>Lidia Zimmermann</w:t>
+        <w:t>Stellv. Pflegedienstleitung</w:t>
       </w:r>
       <w:r>
         <w:br/>
@@ -1848,7 +1749,7 @@
           <w:color w:val="2C2C2C"/>
           <w:sz w:val="20"/>
         </w:rPr>
-        <w:t>Stellv. Pflegedienstleitung</w:t>
+        <w:t>Koordination der Pflegeteams und direkte Ansprechpartnerin für Angehörige.</w:t>
       </w:r>
     </w:p>
     <w:p>
@@ -1873,7 +1774,7 @@
           <w:color w:val="2C2C2C"/>
           <w:sz w:val="20"/>
         </w:rPr>
-        <w:t>Examinierte Fachkräfte mit Erfahrung in der Intensivpflege.</w:t>
+        <w:t>Rund 30 Mitarbeiter — qualifiziert, empathisch und zuverlässig im Einsatz.</w:t>
       </w:r>
     </w:p>
     <w:p>
@@ -1888,96 +1789,12 @@
           <w:color w:val="4C2B73"/>
           <w:sz w:val="26"/>
         </w:rPr>
-        <w:t>Unsere Partner</w:t>
+        <w:t>Unsere Partner &amp; Kooperationen</w:t>
       </w:r>
     </w:p>
     <w:p>
       <w:pPr>
-        <w:spacing w:after="160"/>
-      </w:pPr>
-      <w:r>
-        <w:rPr>
-          <w:rFonts w:ascii="Arial" w:hAnsi="Arial"/>
-          <w:b/>
-          <w:color w:val="2C2C2C"/>
-          <w:sz w:val="20"/>
-        </w:rPr>
-        <w:t>Haus- und Fachärzte in ganz Hessen</w:t>
-      </w:r>
-    </w:p>
-    <w:p>
-      <w:pPr>
-        <w:spacing w:after="160"/>
-      </w:pPr>
-      <w:r>
-        <w:rPr>
-          <w:rFonts w:ascii="Arial" w:hAnsi="Arial"/>
-          <w:b/>
-          <w:color w:val="2C2C2C"/>
-          <w:sz w:val="20"/>
-        </w:rPr>
-        <w:t>Physiotherapeuten</w:t>
-      </w:r>
-    </w:p>
-    <w:p>
-      <w:pPr>
-        <w:spacing w:after="160"/>
-      </w:pPr>
-      <w:r>
-        <w:rPr>
-          <w:rFonts w:ascii="Arial" w:hAnsi="Arial"/>
-          <w:b/>
-          <w:color w:val="2C2C2C"/>
-          <w:sz w:val="20"/>
-        </w:rPr>
-        <w:t>Logopäden</w:t>
-      </w:r>
-    </w:p>
-    <w:p>
-      <w:pPr>
-        <w:spacing w:after="160"/>
-      </w:pPr>
-      <w:r>
-        <w:rPr>
-          <w:rFonts w:ascii="Arial" w:hAnsi="Arial"/>
-          <w:b/>
-          <w:color w:val="2C2C2C"/>
-          <w:sz w:val="20"/>
-        </w:rPr>
-        <w:t>Ergotherapeuten</w:t>
-      </w:r>
-    </w:p>
-    <w:p>
-      <w:pPr>
-        <w:spacing w:after="160"/>
-      </w:pPr>
-      <w:r>
-        <w:rPr>
-          <w:rFonts w:ascii="Arial" w:hAnsi="Arial"/>
-          <w:b/>
-          <w:color w:val="2C2C2C"/>
-          <w:sz w:val="20"/>
-        </w:rPr>
-        <w:t>Medizintechniker</w:t>
-      </w:r>
-    </w:p>
-    <w:p>
-      <w:pPr>
-        <w:spacing w:after="160"/>
-      </w:pPr>
-      <w:r>
-        <w:rPr>
-          <w:rFonts w:ascii="Arial" w:hAnsi="Arial"/>
-          <w:b/>
-          <w:color w:val="2C2C2C"/>
-          <w:sz w:val="20"/>
-        </w:rPr>
-        <w:t>Kranken-, Pflege- und Sozialkassen</w:t>
-      </w:r>
-    </w:p>
-    <w:p>
-      <w:pPr>
-        <w:spacing w:after="120"/>
+        <w:spacing w:after="80"/>
       </w:pPr>
       <w:r>
         <w:rPr>
@@ -1985,7 +1802,113 @@
           <w:color w:val="2C2C2C"/>
           <w:sz w:val="20"/>
         </w:rPr>
-        <w:t>Wir beraten Sie persönlich — unverbindlich und kostenfrei.</w:t>
+        <w:t>•  Haus- und Fachärzte in ganz Hessen</w:t>
+      </w:r>
+    </w:p>
+    <w:p>
+      <w:pPr>
+        <w:spacing w:after="80"/>
+      </w:pPr>
+      <w:r>
+        <w:rPr>
+          <w:rFonts w:ascii="Arial" w:hAnsi="Arial"/>
+          <w:color w:val="2C2C2C"/>
+          <w:sz w:val="20"/>
+        </w:rPr>
+        <w:t>•  Physiotherapeuten</w:t>
+      </w:r>
+    </w:p>
+    <w:p>
+      <w:pPr>
+        <w:spacing w:after="80"/>
+      </w:pPr>
+      <w:r>
+        <w:rPr>
+          <w:rFonts w:ascii="Arial" w:hAnsi="Arial"/>
+          <w:color w:val="2C2C2C"/>
+          <w:sz w:val="20"/>
+        </w:rPr>
+        <w:t>•  Logopäden</w:t>
+      </w:r>
+    </w:p>
+    <w:p>
+      <w:pPr>
+        <w:spacing w:after="80"/>
+      </w:pPr>
+      <w:r>
+        <w:rPr>
+          <w:rFonts w:ascii="Arial" w:hAnsi="Arial"/>
+          <w:color w:val="2C2C2C"/>
+          <w:sz w:val="20"/>
+        </w:rPr>
+        <w:t>•  Ergotherapeuten</w:t>
+      </w:r>
+    </w:p>
+    <w:p>
+      <w:pPr>
+        <w:spacing w:after="80"/>
+      </w:pPr>
+      <w:r>
+        <w:rPr>
+          <w:rFonts w:ascii="Arial" w:hAnsi="Arial"/>
+          <w:color w:val="2C2C2C"/>
+          <w:sz w:val="20"/>
+        </w:rPr>
+        <w:t>•  Medizintechniker</w:t>
+      </w:r>
+    </w:p>
+    <w:p>
+      <w:pPr>
+        <w:spacing w:after="80"/>
+      </w:pPr>
+      <w:r>
+        <w:rPr>
+          <w:rFonts w:ascii="Arial" w:hAnsi="Arial"/>
+          <w:color w:val="2C2C2C"/>
+          <w:sz w:val="20"/>
+        </w:rPr>
+        <w:t>•  Kranken-, Pflege- und Sozialkassen</w:t>
+      </w:r>
+    </w:p>
+    <w:p>
+      <w:pPr>
+        <w:keepNext/>
+        <w:spacing w:before="280" w:after="160"/>
+      </w:pPr>
+      <w:r>
+        <w:rPr>
+          <w:rFonts w:ascii="Georgia" w:hAnsi="Georgia"/>
+          <w:b/>
+          <w:color w:val="4C2B73"/>
+          <w:sz w:val="26"/>
+        </w:rPr>
+        <w:t>Unsere Standorte</w:t>
+      </w:r>
+    </w:p>
+    <w:p>
+      <w:pPr>
+        <w:spacing w:after="80"/>
+      </w:pPr>
+      <w:r>
+        <w:rPr>
+          <w:rFonts w:ascii="Arial" w:hAnsi="Arial"/>
+          <w:color w:val="2C2C2C"/>
+          <w:sz w:val="20"/>
+        </w:rPr>
+        <w:t>•  Hauptzentrale Volkmarsen</w:t>
+      </w:r>
+    </w:p>
+    <w:p>
+      <w:pPr>
+        <w:spacing w:after="80"/>
+      </w:pPr>
+      <w:r>
+        <w:rPr>
+          <w:rFonts w:ascii="Arial" w:hAnsi="Arial"/>
+          <w:color w:val="2C2C2C"/>
+          <w:sz w:val="20"/>
+        </w:rPr>
+        <w:t>•  Aufenthaltskonzept Kassel</w:t>
       </w:r>
     </w:p>
     <w:p>
@@ -2033,7 +1956,7 @@
           <w:color w:val="4C2B73"/>
           <w:sz w:val="26"/>
         </w:rPr>
-        <w:t>Arbeiten, wo es wirklich zählt.</w:t>
+        <w:t>Arbeiten wo es zählt.</w:t>
       </w:r>
     </w:p>
     <w:p>
@@ -2047,6 +1970,60 @@
           <w:sz w:val="20"/>
         </w:rPr>
         <w:t>Übertarifliche Bezahlung, kontinuierliche Weiterbildung und ein Team, das zusammenhält.</w:t>
+      </w:r>
+    </w:p>
+    <w:p>
+      <w:pPr>
+        <w:keepNext/>
+        <w:spacing w:before="280" w:after="160"/>
+      </w:pPr>
+      <w:r>
+        <w:rPr>
+          <w:rFonts w:ascii="Georgia" w:hAnsi="Georgia"/>
+          <w:b/>
+          <w:color w:val="4C2B73"/>
+          <w:sz w:val="26"/>
+        </w:rPr>
+        <w:t>Offene Stellen</w:t>
+      </w:r>
+    </w:p>
+    <w:p>
+      <w:pPr>
+        <w:spacing w:after="80"/>
+      </w:pPr>
+      <w:r>
+        <w:rPr>
+          <w:rFonts w:ascii="Arial" w:hAnsi="Arial"/>
+          <w:color w:val="2C2C2C"/>
+          <w:sz w:val="20"/>
+        </w:rPr>
+        <w:t>•  Examinierte Pflegefachkraft (w/m/d)</w:t>
+      </w:r>
+    </w:p>
+    <w:p>
+      <w:pPr>
+        <w:spacing w:after="80"/>
+      </w:pPr>
+      <w:r>
+        <w:rPr>
+          <w:rFonts w:ascii="Arial" w:hAnsi="Arial"/>
+          <w:color w:val="2C2C2C"/>
+          <w:sz w:val="20"/>
+        </w:rPr>
+        <w:t>•  Pflegekraft / Altenpfleger (w/m/d)</w:t>
+      </w:r>
+    </w:p>
+    <w:p>
+      <w:pPr>
+        <w:spacing w:after="80"/>
+      </w:pPr>
+      <w:r>
+        <w:rPr>
+          <w:rFonts w:ascii="Arial" w:hAnsi="Arial"/>
+          <w:color w:val="2C2C2C"/>
+          <w:sz w:val="20"/>
+        </w:rPr>
+        <w:t>•  Medizinstudenten — Pflegepraktikum</w:t>
       </w:r>
     </w:p>
     <w:p>
@@ -2226,28 +2203,25 @@
           <w:color w:val="4C2B73"/>
           <w:sz w:val="26"/>
         </w:rPr>
-        <w:t>Offene Stellen</w:t>
+        <w:t>So bewerben Sie sich</w:t>
       </w:r>
     </w:p>
     <w:p>
       <w:pPr>
-        <w:keepNext/>
-        <w:spacing w:before="280" w:after="160"/>
+        <w:spacing w:after="160"/>
       </w:pPr>
       <w:r>
         <w:rPr>
-          <w:rFonts w:ascii="Georgia" w:hAnsi="Georgia"/>
+          <w:rFonts w:ascii="Arial" w:hAnsi="Arial"/>
           <w:b/>
-          <w:color w:val="4C2B73"/>
-          <w:sz w:val="26"/>
+          <w:color w:val="2C2C2C"/>
+          <w:sz w:val="20"/>
         </w:rPr>
-        <w:t>Bewerbung einreichen</w:t>
-      </w:r>
-    </w:p>
-    <w:p>
-      <w:pPr>
-        <w:spacing w:after="120"/>
-      </w:pPr>
+        <w:t>1. Bewerbung einreichen</w:t>
+      </w:r>
+      <w:r>
+        <w:br/>
+      </w:r>
       <w:r>
         <w:rPr>
           <w:rFonts w:ascii="Arial" w:hAnsi="Arial"/>
@@ -2259,19 +2233,6 @@
     </w:p>
     <w:p>
       <w:pPr>
-        <w:spacing w:after="120"/>
-      </w:pPr>
-      <w:r>
-        <w:rPr>
-          <w:rFonts w:ascii="Arial" w:hAnsi="Arial"/>
-          <w:color w:val="2C2C2C"/>
-          <w:sz w:val="20"/>
-        </w:rPr>
-        <w:t>Per Formular, E-Mail oder Telefon.</w:t>
-      </w:r>
-    </w:p>
-    <w:p>
-      <w:pPr>
         <w:spacing w:after="160"/>
       </w:pPr>
       <w:r>
@@ -2281,7 +2242,7 @@
           <w:color w:val="2C2C2C"/>
           <w:sz w:val="20"/>
         </w:rPr>
-        <w:t>Persönliches Gespräch</w:t>
+        <w:t>2. Persönliches Gespräch</w:t>
       </w:r>
       <w:r>
         <w:br/>
@@ -2306,7 +2267,7 @@
           <w:color w:val="2C2C2C"/>
           <w:sz w:val="20"/>
         </w:rPr>
-        <w:t>Willkommen im Team</w:t>
+        <w:t>3. Willkommen im Team</w:t>
       </w:r>
       <w:r>
         <w:br/>
@@ -2318,21 +2279,6 @@
           <w:sz w:val="20"/>
         </w:rPr>
         <w:t>Einarbeitung, Fortbildungen und Unterstützung.</w:t>
-      </w:r>
-    </w:p>
-    <w:p>
-      <w:pPr>
-        <w:keepNext/>
-        <w:spacing w:before="280" w:after="160"/>
-      </w:pPr>
-      <w:r>
-        <w:rPr>
-          <w:rFonts w:ascii="Georgia" w:hAnsi="Georgia"/>
-          <w:b/>
-          <w:color w:val="4C2B73"/>
-          <w:sz w:val="26"/>
-        </w:rPr>
-        <w:t>Bereit für den nächsten Schritt?</w:t>
       </w:r>
     </w:p>
     <w:p>
@@ -2370,19 +2316,6 @@
     </w:p>
     <w:p>
       <w:pPr>
-        <w:spacing w:after="120"/>
-      </w:pPr>
-      <w:r>
-        <w:rPr>
-          <w:rFonts w:ascii="Arial" w:hAnsi="Arial"/>
-          <w:color w:val="2C2C2C"/>
-          <w:sz w:val="20"/>
-        </w:rPr>
-        <w:t>Schnell und unkompliziert — kein Anschreiben nötig.</w:t>
-      </w:r>
-    </w:p>
-    <w:p>
-      <w:pPr>
         <w:keepNext/>
         <w:spacing w:before="280" w:after="160"/>
       </w:pPr>
@@ -2393,7 +2326,20 @@
           <w:color w:val="4C2B73"/>
           <w:sz w:val="26"/>
         </w:rPr>
-        <w:t>Ihr nächster Karriereschritt</w:t>
+        <w:t>In 3 Schritten bewerben</w:t>
+      </w:r>
+    </w:p>
+    <w:p>
+      <w:pPr>
+        <w:spacing w:after="120"/>
+      </w:pPr>
+      <w:r>
+        <w:rPr>
+          <w:rFonts w:ascii="Arial" w:hAnsi="Arial"/>
+          <w:color w:val="2C2C2C"/>
+          <w:sz w:val="20"/>
+        </w:rPr>
+        <w:t>Kein Anschreiben nötig — einfach Kontaktdaten hinterlassen und wir melden uns.</w:t>
       </w:r>
     </w:p>
     <w:p>
@@ -2407,7 +2353,7 @@
           <w:color w:val="2C2C2C"/>
           <w:sz w:val="20"/>
         </w:rPr>
-        <w:t>Persönliche Daten</w:t>
+        <w:t>Schritt 1: Über Sie</w:t>
       </w:r>
       <w:r>
         <w:br/>
@@ -2418,34 +2364,57 @@
           <w:color w:val="2C2C2C"/>
           <w:sz w:val="20"/>
         </w:rPr>
-        <w:t>Ich habe die Datenschutzerklärung gelesen und stimme zu.</w:t>
+        <w:t>Vorname, Nachname, E-Mail, Telefon</w:t>
       </w:r>
     </w:p>
     <w:p>
       <w:pPr>
-        <w:spacing w:after="120"/>
+        <w:spacing w:after="160"/>
       </w:pPr>
       <w:r>
         <w:rPr>
           <w:rFonts w:ascii="Arial" w:hAnsi="Arial"/>
-          <w:i/>
-          <w:color w:val="6E6E6E"/>
-          <w:sz w:val="19"/>
+          <w:b/>
+          <w:color w:val="2C2C2C"/>
+          <w:sz w:val="20"/>
         </w:rPr>
-        <w:t>Kein Anschreiben. Kein Lebenslauf. Einfach ausfüllen — wir melden uns.</w:t>
-      </w:r>
-    </w:p>
-    <w:p>
-      <w:pPr>
-        <w:spacing w:after="120"/>
-      </w:pPr>
+        <w:t>Schritt 2: Qualifikation</w:t>
+      </w:r>
+      <w:r>
+        <w:br/>
+      </w:r>
       <w:r>
         <w:rPr>
           <w:rFonts w:ascii="Arial" w:hAnsi="Arial"/>
           <w:color w:val="2C2C2C"/>
           <w:sz w:val="20"/>
         </w:rPr>
-        <w:t>Kein Anschreiben. Kein Lebenslauf. Einfach ausfüllen — wir melden uns.</w:t>
+        <w:t>Gewünschte Stelle, Arbeitszeit (Vollzeit, Teilzeit, Minijob, Flexibel)</w:t>
+      </w:r>
+    </w:p>
+    <w:p>
+      <w:pPr>
+        <w:spacing w:after="160"/>
+      </w:pPr>
+      <w:r>
+        <w:rPr>
+          <w:rFonts w:ascii="Arial" w:hAnsi="Arial"/>
+          <w:b/>
+          <w:color w:val="2C2C2C"/>
+          <w:sz w:val="20"/>
+        </w:rPr>
+        <w:t>Schritt 3: Fast geschafft</w:t>
+      </w:r>
+      <w:r>
+        <w:br/>
+      </w:r>
+      <w:r>
+        <w:rPr>
+          <w:rFonts w:ascii="Arial" w:hAnsi="Arial"/>
+          <w:color w:val="2C2C2C"/>
+          <w:sz w:val="20"/>
+        </w:rPr>
+        <w:t>Nachricht / Anschreiben (optional), Datenschutzerklärung zustimmen</w:t>
       </w:r>
     </w:p>
     <w:p>
@@ -2493,61 +2462,7 @@
           <w:color w:val="4C2B73"/>
           <w:sz w:val="26"/>
         </w:rPr>
-        <w:t>Häufig gestellte Fragen</w:t>
-      </w:r>
-    </w:p>
-    <w:p>
-      <w:pPr>
-        <w:spacing w:after="120"/>
-      </w:pPr>
-      <w:r>
-        <w:rPr>
-          <w:rFonts w:ascii="Arial" w:hAnsi="Arial"/>
-          <w:color w:val="2C2C2C"/>
-          <w:sz w:val="20"/>
-        </w:rPr>
-        <w:t>Antworten auf die wichtigsten Fragen rund um unsere Intensivpflege.</w:t>
-      </w:r>
-    </w:p>
-    <w:p>
-      <w:pPr>
-        <w:keepNext/>
-        <w:spacing w:before="280" w:after="160"/>
-      </w:pPr>
-      <w:r>
-        <w:rPr>
-          <w:rFonts w:ascii="Georgia" w:hAnsi="Georgia"/>
-          <w:b/>
-          <w:color w:val="4C2B73"/>
-          <w:sz w:val="26"/>
-        </w:rPr>
-        <w:t>Kosten</w:t>
-      </w:r>
-    </w:p>
-    <w:p>
-      <w:pPr>
-        <w:spacing w:after="120"/>
-      </w:pPr>
-      <w:r>
-        <w:rPr>
-          <w:rFonts w:ascii="Arial" w:hAnsi="Arial"/>
-          <w:color w:val="2C2C2C"/>
-          <w:sz w:val="20"/>
-        </w:rPr>
-        <w:t>Die Intensivpflege wird in der Regel vollständig von der Krankenkasse übernommen.</w:t>
-      </w:r>
-    </w:p>
-    <w:p>
-      <w:pPr>
-        <w:spacing w:after="120"/>
-      </w:pPr>
-      <w:r>
-        <w:rPr>
-          <w:rFonts w:ascii="Arial" w:hAnsi="Arial"/>
-          <w:color w:val="2C2C2C"/>
-          <w:sz w:val="20"/>
-        </w:rPr>
-        <w:t>Die Intensivpflege wird in der Regel vollständig von der Krankenkasse übernommen.</w:t>
+        <w:t>Häufig gestellte Fragen rund um unsere Intensivpflege</w:t>
       </w:r>
     </w:p>
     <w:p>
@@ -2561,7 +2476,7 @@
           <w:color w:val="2C2C2C"/>
           <w:sz w:val="20"/>
         </w:rPr>
-        <w:t>Ablauf</w:t>
+        <w:t>Ist eine ambulante Intensivpflege zu Hause wirklich möglich?</w:t>
       </w:r>
       <w:r>
         <w:br/>
@@ -2572,7 +2487,7 @@
           <w:color w:val="2C2C2C"/>
           <w:sz w:val="20"/>
         </w:rPr>
-        <w:t>Vom Erstgespräch bis zum Versorgungsbeginn vergehen ca. 4-6 Wochen.</w:t>
+        <w:t>Ja — in vielen Fällen ist eine vollständige Intensivversorgung in den eigenen vier Wänden möglich. Voraussetzung ist eine ärztliche Verordnung häuslicher Krankenpflege.</w:t>
       </w:r>
     </w:p>
     <w:p>
@@ -2586,37 +2501,11 @@
           <w:color w:val="2C2C2C"/>
           <w:sz w:val="20"/>
         </w:rPr>
-        <w:t>Qualifikation</w:t>
+        <w:t>In welchen Regionen sind Sie tätig?</w:t>
       </w:r>
       <w:r>
         <w:br/>
       </w:r>
-      <w:r>
-        <w:rPr>
-          <w:rFonts w:ascii="Arial" w:hAnsi="Arial"/>
-          <w:color w:val="2C2C2C"/>
-          <w:sz w:val="20"/>
-        </w:rPr>
-        <w:t>Alle Leistungen werden von examinierten, fortgebildeten Fachkräften erbracht.</w:t>
-      </w:r>
-    </w:p>
-    <w:p>
-      <w:pPr>
-        <w:spacing w:after="120"/>
-      </w:pPr>
-      <w:r>
-        <w:rPr>
-          <w:rFonts w:ascii="Arial" w:hAnsi="Arial"/>
-          <w:color w:val="2C2C2C"/>
-          <w:sz w:val="20"/>
-        </w:rPr>
-        <w:t>Ja — in vielen Fällen ist eine vollständige Intensivversorgung in den eigenen vier Wänden möglich. Voraussetzung ist eine ärztliche Verordnung häuslicher Krankenpflege.</w:t>
-      </w:r>
-    </w:p>
-    <w:p>
-      <w:pPr>
-        <w:spacing w:after="120"/>
-      </w:pPr>
       <w:r>
         <w:rPr>
           <w:rFonts w:ascii="Arial" w:hAnsi="Arial"/>
@@ -2628,8 +2517,20 @@
     </w:p>
     <w:p>
       <w:pPr>
-        <w:spacing w:after="120"/>
-      </w:pPr>
+        <w:spacing w:after="160"/>
+      </w:pPr>
+      <w:r>
+        <w:rPr>
+          <w:rFonts w:ascii="Arial" w:hAnsi="Arial"/>
+          <w:b/>
+          <w:color w:val="2C2C2C"/>
+          <w:sz w:val="20"/>
+        </w:rPr>
+        <w:t>Wer übernimmt die Kosten für die Intensivpflege?</w:t>
+      </w:r>
+      <w:r>
+        <w:br/>
+      </w:r>
       <w:r>
         <w:rPr>
           <w:rFonts w:ascii="Arial" w:hAnsi="Arial"/>
@@ -2641,8 +2542,20 @@
     </w:p>
     <w:p>
       <w:pPr>
-        <w:spacing w:after="120"/>
-      </w:pPr>
+        <w:spacing w:after="160"/>
+      </w:pPr>
+      <w:r>
+        <w:rPr>
+          <w:rFonts w:ascii="Arial" w:hAnsi="Arial"/>
+          <w:b/>
+          <w:color w:val="2C2C2C"/>
+          <w:sz w:val="20"/>
+        </w:rPr>
+        <w:t>Spielt die Pflegestufe eine Rolle für die 24h-Versorgung?</w:t>
+      </w:r>
+      <w:r>
+        <w:br/>
+      </w:r>
       <w:r>
         <w:rPr>
           <w:rFonts w:ascii="Arial" w:hAnsi="Arial"/>
@@ -2654,8 +2567,20 @@
     </w:p>
     <w:p>
       <w:pPr>
-        <w:spacing w:after="120"/>
-      </w:pPr>
+        <w:spacing w:after="160"/>
+      </w:pPr>
+      <w:r>
+        <w:rPr>
+          <w:rFonts w:ascii="Arial" w:hAnsi="Arial"/>
+          <w:b/>
+          <w:color w:val="2C2C2C"/>
+          <w:sz w:val="20"/>
+        </w:rPr>
+        <w:t>Wie lange dauert es, bis die Versorgung beginnt?</w:t>
+      </w:r>
+      <w:r>
+        <w:br/>
+      </w:r>
       <w:r>
         <w:rPr>
           <w:rFonts w:ascii="Arial" w:hAnsi="Arial"/>
@@ -2667,21 +2592,45 @@
     </w:p>
     <w:p>
       <w:pPr>
-        <w:spacing w:after="120"/>
-      </w:pPr>
+        <w:spacing w:after="160"/>
+      </w:pPr>
+      <w:r>
+        <w:rPr>
+          <w:rFonts w:ascii="Arial" w:hAnsi="Arial"/>
+          <w:b/>
+          <w:color w:val="2C2C2C"/>
+          <w:sz w:val="20"/>
+        </w:rPr>
+        <w:t>Welche Qualifikationen hat Ihr Pflegepersonal?</w:t>
+      </w:r>
+      <w:r>
+        <w:br/>
+      </w:r>
       <w:r>
         <w:rPr>
           <w:rFonts w:ascii="Arial" w:hAnsi="Arial"/>
           <w:color w:val="2C2C2C"/>
           <w:sz w:val="20"/>
         </w:rPr>
-        <w:t>Alle ärztlich verordneten Leistungen werden von examinierten Pflegefachkräften durchgeführt, die regelmäßig durch Fachärzte fortgebildet werden.</w:t>
+        <w:t>Alle ärztlich verordneten Leistungen werden von examinierten Pflegefachkräften erbracht, die regelmäßig durch Fachärzte fortgebildet werden.</w:t>
       </w:r>
     </w:p>
     <w:p>
       <w:pPr>
-        <w:spacing w:after="120"/>
-      </w:pPr>
+        <w:spacing w:after="160"/>
+      </w:pPr>
+      <w:r>
+        <w:rPr>
+          <w:rFonts w:ascii="Arial" w:hAnsi="Arial"/>
+          <w:b/>
+          <w:color w:val="2C2C2C"/>
+          <w:sz w:val="20"/>
+        </w:rPr>
+        <w:t>Was ist das Aufenthaltskonzept in Kassel?</w:t>
+      </w:r>
+      <w:r>
+        <w:br/>
+      </w:r>
       <w:r>
         <w:rPr>
           <w:rFonts w:ascii="Arial" w:hAnsi="Arial"/>
@@ -2693,21 +2642,20 @@
     </w:p>
     <w:p>
       <w:pPr>
-        <w:spacing w:after="120"/>
+        <w:spacing w:after="160"/>
       </w:pPr>
       <w:r>
         <w:rPr>
           <w:rFonts w:ascii="Arial" w:hAnsi="Arial"/>
+          <w:b/>
           <w:color w:val="2C2C2C"/>
           <w:sz w:val="20"/>
         </w:rPr>
-        <w:t>Per Schnellbewerbung auf unserer Website, telefonisch oder per E-Mail an pflege@ksk-farmos.de.</w:t>
-      </w:r>
-    </w:p>
-    <w:p>
-      <w:pPr>
-        <w:spacing w:after="120"/>
-      </w:pPr>
+        <w:t>Wie funktioniert der Wechsel aus dem Krankenhaus nach Hause?</w:t>
+      </w:r>
+      <w:r>
+        <w:br/>
+      </w:r>
       <w:r>
         <w:rPr>
           <w:rFonts w:ascii="Arial" w:hAnsi="Arial"/>
@@ -2719,8 +2667,20 @@
     </w:p>
     <w:p>
       <w:pPr>
-        <w:spacing w:after="120"/>
-      </w:pPr>
+        <w:spacing w:after="160"/>
+      </w:pPr>
+      <w:r>
+        <w:rPr>
+          <w:rFonts w:ascii="Arial" w:hAnsi="Arial"/>
+          <w:b/>
+          <w:color w:val="2C2C2C"/>
+          <w:sz w:val="20"/>
+        </w:rPr>
+        <w:t>Müssen wir medizinische Geräte selbst kaufen?</w:t>
+      </w:r>
+      <w:r>
+        <w:br/>
+      </w:r>
       <w:r>
         <w:rPr>
           <w:rFonts w:ascii="Arial" w:hAnsi="Arial"/>
@@ -2732,8 +2692,20 @@
     </w:p>
     <w:p>
       <w:pPr>
-        <w:spacing w:after="120"/>
-      </w:pPr>
+        <w:spacing w:after="160"/>
+      </w:pPr>
+      <w:r>
+        <w:rPr>
+          <w:rFonts w:ascii="Arial" w:hAnsi="Arial"/>
+          <w:b/>
+          <w:color w:val="2C2C2C"/>
+          <w:sz w:val="20"/>
+        </w:rPr>
+        <w:t>Sind auch nachts Pflegekräfte vor Ort?</w:t>
+      </w:r>
+      <w:r>
+        <w:br/>
+      </w:r>
       <w:r>
         <w:rPr>
           <w:rFonts w:ascii="Arial" w:hAnsi="Arial"/>
@@ -2741,19 +2713,6 @@
           <w:sz w:val="20"/>
         </w:rPr>
         <w:t>Ja. Bei der 24-Stunden-Intensivpflege ist immer eine examinierte Pflegefachkraft bei Ihnen vor Ort — auch nachts —, um eine lückenlose und sichere Überwachung zu gewährleisten.</w:t>
-      </w:r>
-    </w:p>
-    <w:p>
-      <w:pPr>
-        <w:spacing w:after="120"/>
-      </w:pPr>
-      <w:r>
-        <w:rPr>
-          <w:rFonts w:ascii="Arial" w:hAnsi="Arial"/>
-          <w:color w:val="2C2C2C"/>
-          <w:sz w:val="20"/>
-        </w:rPr>
-        <w:t>Wir beraten Sie persönlich — unverbindlich und kostenfrei.</w:t>
       </w:r>
     </w:p>
     <w:p>
@@ -2791,170 +2750,6 @@
     </w:p>
     <w:p>
       <w:pPr>
-        <w:spacing w:after="120"/>
-      </w:pPr>
-      <w:r>
-        <w:rPr>
-          <w:rFonts w:ascii="Arial" w:hAnsi="Arial"/>
-          <w:color w:val="2C2C2C"/>
-          <w:sz w:val="20"/>
-        </w:rPr>
-        <w:t>Kostenlos. Unverbindlich. Menschlich.</w:t>
-      </w:r>
-    </w:p>
-    <w:p>
-      <w:pPr>
-        <w:spacing w:after="120"/>
-      </w:pPr>
-      <w:r>
-        <w:rPr>
-          <w:rFonts w:ascii="Arial" w:hAnsi="Arial"/>
-          <w:color w:val="2C2C2C"/>
-          <w:sz w:val="20"/>
-        </w:rPr>
-        <w:t>Ich habe die Datenschutzerklärung gelesen und stimme zu.</w:t>
-      </w:r>
-    </w:p>
-    <w:p>
-      <w:pPr>
-        <w:spacing w:after="160"/>
-      </w:pPr>
-      <w:r>
-        <w:rPr>
-          <w:rFonts w:ascii="Arial" w:hAnsi="Arial"/>
-          <w:b/>
-          <w:color w:val="2C2C2C"/>
-          <w:sz w:val="20"/>
-        </w:rPr>
-        <w:t>Zentrale Volkmarsen</w:t>
-      </w:r>
-      <w:r>
-        <w:br/>
-      </w:r>
-      <w:r>
-        <w:rPr>
-          <w:rFonts w:ascii="Arial" w:hAnsi="Arial"/>
-          <w:color w:val="2C2C2C"/>
-          <w:sz w:val="20"/>
-        </w:rPr>
-        <w:t>05693 / 9189907</w:t>
-      </w:r>
-    </w:p>
-    <w:p>
-      <w:pPr>
-        <w:spacing w:after="160"/>
-      </w:pPr>
-      <w:r>
-        <w:rPr>
-          <w:rFonts w:ascii="Arial" w:hAnsi="Arial"/>
-          <w:b/>
-          <w:color w:val="2C2C2C"/>
-          <w:sz w:val="20"/>
-        </w:rPr>
-        <w:t>Zentrale Volkmarsen</w:t>
-      </w:r>
-      <w:r>
-        <w:br/>
-      </w:r>
-      <w:r>
-        <w:rPr>
-          <w:rFonts w:ascii="Arial" w:hAnsi="Arial"/>
-          <w:color w:val="2C2C2C"/>
-          <w:sz w:val="20"/>
-        </w:rPr>
-        <w:t>05693 / 9189907</w:t>
-      </w:r>
-    </w:p>
-    <w:p>
-      <w:pPr>
-        <w:spacing w:after="160"/>
-      </w:pPr>
-      <w:r>
-        <w:rPr>
-          <w:rFonts w:ascii="Arial" w:hAnsi="Arial"/>
-          <w:b/>
-          <w:color w:val="2C2C2C"/>
-          <w:sz w:val="20"/>
-        </w:rPr>
-        <w:t>Mobil / 24h</w:t>
-      </w:r>
-      <w:r>
-        <w:br/>
-      </w:r>
-      <w:r>
-        <w:rPr>
-          <w:rFonts w:ascii="Arial" w:hAnsi="Arial"/>
-          <w:color w:val="2C2C2C"/>
-          <w:sz w:val="20"/>
-        </w:rPr>
-        <w:t>0170 / 7652593</w:t>
-      </w:r>
-    </w:p>
-    <w:p>
-      <w:pPr>
-        <w:spacing w:after="160"/>
-      </w:pPr>
-      <w:r>
-        <w:rPr>
-          <w:rFonts w:ascii="Arial" w:hAnsi="Arial"/>
-          <w:b/>
-          <w:color w:val="2C2C2C"/>
-          <w:sz w:val="20"/>
-        </w:rPr>
-        <w:t>E-Mail</w:t>
-      </w:r>
-      <w:r>
-        <w:br/>
-      </w:r>
-      <w:r>
-        <w:rPr>
-          <w:rFonts w:ascii="Arial" w:hAnsi="Arial"/>
-          <w:color w:val="2C2C2C"/>
-          <w:sz w:val="20"/>
-        </w:rPr>
-        <w:t>pflege@ksk-farmos.de</w:t>
-      </w:r>
-    </w:p>
-    <w:p>
-      <w:pPr>
-        <w:spacing w:after="160"/>
-      </w:pPr>
-      <w:r>
-        <w:rPr>
-          <w:rFonts w:ascii="Arial" w:hAnsi="Arial"/>
-          <w:b/>
-          <w:color w:val="2C2C2C"/>
-          <w:sz w:val="20"/>
-        </w:rPr>
-        <w:t>Fax</w:t>
-      </w:r>
-      <w:r>
-        <w:br/>
-      </w:r>
-      <w:r>
-        <w:rPr>
-          <w:rFonts w:ascii="Arial" w:hAnsi="Arial"/>
-          <w:color w:val="2C2C2C"/>
-          <w:sz w:val="20"/>
-        </w:rPr>
-        <w:t>05693 / 3599847</w:t>
-      </w:r>
-    </w:p>
-    <w:p>
-      <w:pPr>
-        <w:spacing w:after="120"/>
-      </w:pPr>
-      <w:r>
-        <w:rPr>
-          <w:rFonts w:ascii="Arial" w:hAnsi="Arial"/>
-          <w:color w:val="2C2C2C"/>
-          <w:sz w:val="20"/>
-        </w:rPr>
-        <w:t>Füllen Sie das Formular aus und wir melden uns innerhalb von 24 Stunden.</w:t>
-      </w:r>
-    </w:p>
-    <w:p>
-      <w:pPr>
         <w:keepNext/>
         <w:spacing w:before="280" w:after="160"/>
       </w:pPr>
@@ -2965,62 +2760,38 @@
           <w:color w:val="4C2B73"/>
           <w:sz w:val="26"/>
         </w:rPr>
-        <w:t>Wo Sie uns finden</w:t>
+        <w:t>Sprechen Sie uns an — Kostenlos. Unverbindlich. Menschlich.</w:t>
       </w:r>
     </w:p>
     <w:p>
       <w:pPr>
-        <w:spacing w:after="160"/>
-      </w:pPr>
-      <w:r>
-        <w:rPr>
-          <w:rFonts w:ascii="Arial" w:hAnsi="Arial"/>
-          <w:b/>
-          <w:color w:val="2C2C2C"/>
-          <w:sz w:val="20"/>
-        </w:rPr>
-        <w:t>Hauptzentrale Volkmarsen</w:t>
-      </w:r>
-      <w:r>
-        <w:br/>
-      </w:r>
+        <w:spacing w:after="80"/>
+      </w:pPr>
       <w:r>
         <w:rPr>
           <w:rFonts w:ascii="Arial" w:hAnsi="Arial"/>
           <w:color w:val="2C2C2C"/>
           <w:sz w:val="20"/>
         </w:rPr>
-        <w:t>Ehringer Weg 2b34471 Volkmarsen</w:t>
+        <w:t>•  Zentrale Volkmarsen: 05693 / 9189907</w:t>
       </w:r>
     </w:p>
     <w:p>
       <w:pPr>
-        <w:spacing w:after="160"/>
-      </w:pPr>
-      <w:r>
-        <w:rPr>
-          <w:rFonts w:ascii="Arial" w:hAnsi="Arial"/>
-          <w:b/>
-          <w:color w:val="2C2C2C"/>
-          <w:sz w:val="20"/>
-        </w:rPr>
-        <w:t>Aufenthaltskonzept Kassel</w:t>
-      </w:r>
-      <w:r>
-        <w:br/>
-      </w:r>
+        <w:spacing w:after="80"/>
+      </w:pPr>
       <w:r>
         <w:rPr>
           <w:rFonts w:ascii="Arial" w:hAnsi="Arial"/>
           <w:color w:val="2C2C2C"/>
           <w:sz w:val="20"/>
         </w:rPr>
-        <w:t>Sommerbergstraße 1434123 Kassel</w:t>
+        <w:t>•  Mobil / 24h-Bereitschaft: 0170 / 7652593</w:t>
       </w:r>
     </w:p>
     <w:p>
       <w:pPr>
-        <w:spacing w:after="120"/>
+        <w:spacing w:after="80"/>
       </w:pPr>
       <w:r>
         <w:rPr>
@@ -3028,7 +2799,20 @@
           <w:color w:val="2C2C2C"/>
           <w:sz w:val="20"/>
         </w:rPr>
-        <w:t>Wir beraten Sie persönlich — unverbindlich und kostenfrei.</w:t>
+        <w:t>•  Faxnummer: 05693 / 9189908</w:t>
+      </w:r>
+    </w:p>
+    <w:p>
+      <w:pPr>
+        <w:spacing w:after="80"/>
+      </w:pPr>
+      <w:r>
+        <w:rPr>
+          <w:rFonts w:ascii="Arial" w:hAnsi="Arial"/>
+          <w:color w:val="2C2C2C"/>
+          <w:sz w:val="20"/>
+        </w:rPr>
+        <w:t>•  E-Mail: pflege@ksk-farmos.de</w:t>
       </w:r>
     </w:p>
     <w:p>
@@ -3076,7 +2860,7 @@
           <w:color w:val="4C2B73"/>
           <w:sz w:val="26"/>
         </w:rPr>
-        <w:t>Kostenloses Erstgespräch</w:t>
+        <w:t>Kostenlose Erstberatung</w:t>
       </w:r>
     </w:p>
     <w:p>
@@ -3094,64 +2878,7 @@
     </w:p>
     <w:p>
       <w:pPr>
-        <w:keepNext/>
-        <w:spacing w:before="280" w:after="160"/>
-      </w:pPr>
-      <w:r>
-        <w:rPr>
-          <w:rFonts w:ascii="Georgia" w:hAnsi="Georgia"/>
-          <w:b/>
-          <w:color w:val="4C2B73"/>
-          <w:sz w:val="26"/>
-        </w:rPr>
-        <w:t>Wir sind für Sie da</w:t>
-      </w:r>
-    </w:p>
-    <w:p>
-      <w:pPr>
-        <w:spacing w:after="160"/>
-      </w:pPr>
-      <w:r>
-        <w:rPr>
-          <w:rFonts w:ascii="Arial" w:hAnsi="Arial"/>
-          <w:b/>
-          <w:color w:val="2C2C2C"/>
-          <w:sz w:val="20"/>
-        </w:rPr>
-        <w:t>Kostenlos und unverbindlich</w:t>
-      </w:r>
-    </w:p>
-    <w:p>
-      <w:pPr>
-        <w:spacing w:after="160"/>
-      </w:pPr>
-      <w:r>
-        <w:rPr>
-          <w:rFonts w:ascii="Arial" w:hAnsi="Arial"/>
-          <w:b/>
-          <w:color w:val="2C2C2C"/>
-          <w:sz w:val="20"/>
-        </w:rPr>
-        <w:t>Persönlich oder telefonisch</w:t>
-      </w:r>
-    </w:p>
-    <w:p>
-      <w:pPr>
-        <w:spacing w:after="160"/>
-      </w:pPr>
-      <w:r>
-        <w:rPr>
-          <w:rFonts w:ascii="Arial" w:hAnsi="Arial"/>
-          <w:b/>
-          <w:color w:val="2C2C2C"/>
-          <w:sz w:val="20"/>
-        </w:rPr>
-        <w:t>Rückmeldung innerhalb 24h</w:t>
-      </w:r>
-    </w:p>
-    <w:p>
-      <w:pPr>
-        <w:spacing w:after="160"/>
+        <w:spacing w:after="120"/>
       </w:pPr>
       <w:r>
         <w:rPr>
@@ -3159,12 +2886,7 @@
           <w:color w:val="2C2C2C"/>
           <w:sz w:val="20"/>
         </w:rPr>
-        <w:t>Ich habe die Datenschutzerklärung gelesen und stimme zu.</w:t>
-      </w:r>
-    </w:p>
-    <w:p>
-      <w:r>
-        <w:br w:type="page"/>
+        <w:t>Rückmeldung innerhalb 24 Stunden — garantiert. Wir klären alle Ihre Fragen zur 24h-Intensivpflege und der Finanzierung.</w:t>
       </w:r>
     </w:p>
     <w:sectPr>
